--- a/BubbleFish - Planning/2026.03.25 - BubbleFish-Master-Build-Plan-V_4-BUILDREADY-1-Comet.docx
+++ b/BubbleFish - Planning/2026.03.25 - BubbleFish-Master-Build-Plan-V_4-BUILDREADY-1-Comet.docx
@@ -17,25 +17,7 @@
           <w:sz w:val="24"/>
           <w:szCs w:val="24"/>
         </w:rPr>
-        <w:t xml:space="preserve">Here’s a clean V3 master build plan that bakes in: Go, TOML, build-time compilation, daemon + TUI + optional Web UI, multiple AI apps, SQLite + </w:t>
-      </w:r>
-      <w:proofErr w:type="spellStart"/>
-      <w:r>
-        <w:rPr>
-          <w:rFonts w:ascii="Times New Roman" w:eastAsia="Times New Roman" w:hAnsi="Times New Roman" w:cs="Times New Roman"/>
-          <w:sz w:val="24"/>
-          <w:szCs w:val="24"/>
-        </w:rPr>
-        <w:t>OpenBrain</w:t>
-      </w:r>
-      <w:proofErr w:type="spellEnd"/>
-      <w:r>
-        <w:rPr>
-          <w:rFonts w:ascii="Times New Roman" w:eastAsia="Times New Roman" w:hAnsi="Times New Roman" w:cs="Times New Roman"/>
-          <w:sz w:val="24"/>
-          <w:szCs w:val="24"/>
-        </w:rPr>
-        <w:t>, and a realistic phased roadmap.</w:t>
+        <w:t>Here’s a clean V3 master build plan that bakes in: Go, TOML, build-time compilation, daemon + TUI + optional Web UI, multiple AI apps, SQLite + OpenBrain, and a realistic phased roadmap.</w:t>
       </w:r>
     </w:p>
     <w:p>
@@ -53,7 +35,7 @@
           <w:szCs w:val="24"/>
         </w:rPr>
         <w:pict w14:anchorId="5F002D9E">
-          <v:rect id="_x0000_i1046" style="width:0;height:1.5pt" o:hralign="center" o:hrstd="t" o:hr="t" fillcolor="#a0a0a0" stroked="f"/>
+          <v:rect id="_x0000_i1025" style="width:0;height:1.5pt" o:hralign="center" o:hrstd="t" o:hr="t" fillcolor="#a0a0a0" stroked="f"/>
         </w:pict>
       </w:r>
     </w:p>
@@ -69,7 +51,6 @@
           <w:szCs w:val="36"/>
         </w:rPr>
       </w:pPr>
-      <w:proofErr w:type="spellStart"/>
       <w:r>
         <w:rPr>
           <w:rFonts w:ascii="Times New Roman" w:eastAsia="Times New Roman" w:hAnsi="Times New Roman" w:cs="Times New Roman"/>
@@ -78,10 +59,13 @@
           <w:sz w:val="36"/>
           <w:szCs w:val="36"/>
         </w:rPr>
-        <w:t>BubbleFish</w:t>
-      </w:r>
-      <w:proofErr w:type="spellEnd"/>
-      <w:r>
+        <w:t>BubbleFish V3 – Master Build Plan</w:t>
+      </w:r>
+    </w:p>
+    <w:p>
+      <w:pPr>
+        <w:spacing w:before="100" w:beforeAutospacing="1" w:after="100" w:afterAutospacing="1"/>
+        <w:outlineLvl w:val="1"/>
         <w:rPr>
           <w:rFonts w:ascii="Times New Roman" w:eastAsia="Times New Roman" w:hAnsi="Times New Roman" w:cs="Times New Roman"/>
           <w:b/>
@@ -89,13 +73,8 @@
           <w:sz w:val="36"/>
           <w:szCs w:val="36"/>
         </w:rPr>
-        <w:t xml:space="preserve"> V3 – Master Build Plan</w:t>
-      </w:r>
-    </w:p>
-    <w:p>
-      <w:pPr>
-        <w:spacing w:before="100" w:beforeAutospacing="1" w:after="100" w:afterAutospacing="1"/>
-        <w:outlineLvl w:val="1"/>
+      </w:pPr>
+      <w:r>
         <w:rPr>
           <w:rFonts w:ascii="Times New Roman" w:eastAsia="Times New Roman" w:hAnsi="Times New Roman" w:cs="Times New Roman"/>
           <w:b/>
@@ -103,8 +82,546 @@
           <w:sz w:val="36"/>
           <w:szCs w:val="36"/>
         </w:rPr>
-      </w:pPr>
-      <w:r>
+        <w:t>0. Core Concept (Locked In)</w:t>
+      </w:r>
+    </w:p>
+    <w:p>
+      <w:pPr>
+        <w:spacing w:before="100" w:beforeAutospacing="1" w:after="100" w:afterAutospacing="1"/>
+        <w:rPr>
+          <w:rFonts w:ascii="Times New Roman" w:eastAsia="Times New Roman" w:hAnsi="Times New Roman" w:cs="Times New Roman"/>
+          <w:sz w:val="24"/>
+          <w:szCs w:val="24"/>
+        </w:rPr>
+      </w:pPr>
+      <w:r>
+        <w:rPr>
+          <w:rFonts w:ascii="Times New Roman" w:eastAsia="Times New Roman" w:hAnsi="Times New Roman" w:cs="Times New Roman"/>
+          <w:sz w:val="24"/>
+          <w:szCs w:val="24"/>
+        </w:rPr>
+        <w:t xml:space="preserve">BubbleFish is a </w:t>
+      </w:r>
+      <w:r>
+        <w:rPr>
+          <w:rFonts w:ascii="Times New Roman" w:eastAsia="Times New Roman" w:hAnsi="Times New Roman" w:cs="Times New Roman"/>
+          <w:b/>
+          <w:bCs/>
+          <w:sz w:val="24"/>
+          <w:szCs w:val="24"/>
+        </w:rPr>
+        <w:t>single Go binary</w:t>
+      </w:r>
+      <w:r>
+        <w:rPr>
+          <w:rFonts w:ascii="Times New Roman" w:eastAsia="Times New Roman" w:hAnsi="Times New Roman" w:cs="Times New Roman"/>
+          <w:sz w:val="24"/>
+          <w:szCs w:val="24"/>
+        </w:rPr>
+        <w:t xml:space="preserve"> that:</w:t>
+      </w:r>
+    </w:p>
+    <w:p>
+      <w:pPr>
+        <w:numPr>
+          <w:ilvl w:val="0"/>
+          <w:numId w:val="20"/>
+        </w:numPr>
+        <w:spacing w:before="100" w:beforeAutospacing="1" w:after="100" w:afterAutospacing="1"/>
+        <w:rPr>
+          <w:rFonts w:ascii="Times New Roman" w:eastAsia="Times New Roman" w:hAnsi="Times New Roman" w:cs="Times New Roman"/>
+          <w:sz w:val="24"/>
+          <w:szCs w:val="24"/>
+        </w:rPr>
+      </w:pPr>
+      <w:r>
+        <w:rPr>
+          <w:rFonts w:ascii="Times New Roman" w:eastAsia="Times New Roman" w:hAnsi="Times New Roman" w:cs="Times New Roman"/>
+          <w:sz w:val="24"/>
+          <w:szCs w:val="24"/>
+        </w:rPr>
+        <w:t xml:space="preserve">Uses </w:t>
+      </w:r>
+      <w:r>
+        <w:rPr>
+          <w:rFonts w:ascii="Times New Roman" w:eastAsia="Times New Roman" w:hAnsi="Times New Roman" w:cs="Times New Roman"/>
+          <w:b/>
+          <w:bCs/>
+          <w:sz w:val="24"/>
+          <w:szCs w:val="24"/>
+        </w:rPr>
+        <w:t>TOML configs</w:t>
+      </w:r>
+      <w:r>
+        <w:rPr>
+          <w:rFonts w:ascii="Times New Roman" w:eastAsia="Times New Roman" w:hAnsi="Times New Roman" w:cs="Times New Roman"/>
+          <w:sz w:val="24"/>
+          <w:szCs w:val="24"/>
+        </w:rPr>
+        <w:t xml:space="preserve"> in </w:t>
+      </w:r>
+      <w:r>
+        <w:rPr>
+          <w:rFonts w:ascii="Courier New" w:eastAsia="Times New Roman" w:hAnsi="Courier New" w:cs="Courier New"/>
+          <w:sz w:val="20"/>
+          <w:szCs w:val="20"/>
+        </w:rPr>
+        <w:t>sources/</w:t>
+      </w:r>
+      <w:r>
+        <w:rPr>
+          <w:rFonts w:ascii="Times New Roman" w:eastAsia="Times New Roman" w:hAnsi="Times New Roman" w:cs="Times New Roman"/>
+          <w:sz w:val="24"/>
+          <w:szCs w:val="24"/>
+        </w:rPr>
+        <w:t xml:space="preserve"> and </w:t>
+      </w:r>
+      <w:r>
+        <w:rPr>
+          <w:rFonts w:ascii="Courier New" w:eastAsia="Times New Roman" w:hAnsi="Courier New" w:cs="Courier New"/>
+          <w:sz w:val="20"/>
+          <w:szCs w:val="20"/>
+        </w:rPr>
+        <w:t>destinations/</w:t>
+      </w:r>
+      <w:r>
+        <w:rPr>
+          <w:rFonts w:ascii="Times New Roman" w:eastAsia="Times New Roman" w:hAnsi="Times New Roman" w:cs="Times New Roman"/>
+          <w:sz w:val="24"/>
+          <w:szCs w:val="24"/>
+        </w:rPr>
+        <w:t>.</w:t>
+      </w:r>
+    </w:p>
+    <w:p>
+      <w:pPr>
+        <w:numPr>
+          <w:ilvl w:val="0"/>
+          <w:numId w:val="20"/>
+        </w:numPr>
+        <w:spacing w:before="100" w:beforeAutospacing="1" w:after="100" w:afterAutospacing="1"/>
+        <w:rPr>
+          <w:rFonts w:ascii="Times New Roman" w:eastAsia="Times New Roman" w:hAnsi="Times New Roman" w:cs="Times New Roman"/>
+          <w:sz w:val="24"/>
+          <w:szCs w:val="24"/>
+        </w:rPr>
+      </w:pPr>
+      <w:r>
+        <w:rPr>
+          <w:rFonts w:ascii="Times New Roman" w:eastAsia="Times New Roman" w:hAnsi="Times New Roman" w:cs="Times New Roman"/>
+          <w:sz w:val="24"/>
+          <w:szCs w:val="24"/>
+        </w:rPr>
+        <w:t xml:space="preserve">Has a </w:t>
+      </w:r>
+      <w:r>
+        <w:rPr>
+          <w:rFonts w:ascii="Times New Roman" w:eastAsia="Times New Roman" w:hAnsi="Times New Roman" w:cs="Times New Roman"/>
+          <w:b/>
+          <w:bCs/>
+          <w:sz w:val="24"/>
+          <w:szCs w:val="24"/>
+        </w:rPr>
+        <w:t>build step</w:t>
+      </w:r>
+      <w:r>
+        <w:rPr>
+          <w:rFonts w:ascii="Times New Roman" w:eastAsia="Times New Roman" w:hAnsi="Times New Roman" w:cs="Times New Roman"/>
+          <w:sz w:val="24"/>
+          <w:szCs w:val="24"/>
+        </w:rPr>
+        <w:t xml:space="preserve"> (</w:t>
+      </w:r>
+      <w:r>
+        <w:rPr>
+          <w:rFonts w:ascii="Courier New" w:eastAsia="Times New Roman" w:hAnsi="Courier New" w:cs="Courier New"/>
+          <w:sz w:val="20"/>
+          <w:szCs w:val="20"/>
+        </w:rPr>
+        <w:t>bubblefish build</w:t>
+      </w:r>
+      <w:r>
+        <w:rPr>
+          <w:rFonts w:ascii="Times New Roman" w:eastAsia="Times New Roman" w:hAnsi="Times New Roman" w:cs="Times New Roman"/>
+          <w:sz w:val="24"/>
+          <w:szCs w:val="24"/>
+        </w:rPr>
+        <w:t xml:space="preserve">) that validates and compiles configs into </w:t>
+      </w:r>
+      <w:r>
+        <w:rPr>
+          <w:rFonts w:ascii="Courier New" w:eastAsia="Times New Roman" w:hAnsi="Courier New" w:cs="Courier New"/>
+          <w:sz w:val="20"/>
+          <w:szCs w:val="20"/>
+        </w:rPr>
+        <w:t>compiled/</w:t>
+      </w:r>
+      <w:r>
+        <w:rPr>
+          <w:rFonts w:ascii="Times New Roman" w:eastAsia="Times New Roman" w:hAnsi="Times New Roman" w:cs="Times New Roman"/>
+          <w:sz w:val="24"/>
+          <w:szCs w:val="24"/>
+        </w:rPr>
+        <w:t xml:space="preserve"> so runtime is fast and predictable.</w:t>
+      </w:r>
+    </w:p>
+    <w:p>
+      <w:pPr>
+        <w:numPr>
+          <w:ilvl w:val="0"/>
+          <w:numId w:val="20"/>
+        </w:numPr>
+        <w:spacing w:before="100" w:beforeAutospacing="1" w:after="100" w:afterAutospacing="1"/>
+        <w:rPr>
+          <w:rFonts w:ascii="Times New Roman" w:eastAsia="Times New Roman" w:hAnsi="Times New Roman" w:cs="Times New Roman"/>
+          <w:sz w:val="24"/>
+          <w:szCs w:val="24"/>
+        </w:rPr>
+      </w:pPr>
+      <w:r>
+        <w:rPr>
+          <w:rFonts w:ascii="Times New Roman" w:eastAsia="Times New Roman" w:hAnsi="Times New Roman" w:cs="Times New Roman"/>
+          <w:sz w:val="24"/>
+          <w:szCs w:val="24"/>
+        </w:rPr>
+        <w:t xml:space="preserve">Runs a 24/7 </w:t>
+      </w:r>
+      <w:r>
+        <w:rPr>
+          <w:rFonts w:ascii="Times New Roman" w:eastAsia="Times New Roman" w:hAnsi="Times New Roman" w:cs="Times New Roman"/>
+          <w:b/>
+          <w:bCs/>
+          <w:sz w:val="24"/>
+          <w:szCs w:val="24"/>
+        </w:rPr>
+        <w:t>daemon</w:t>
+      </w:r>
+      <w:r>
+        <w:rPr>
+          <w:rFonts w:ascii="Times New Roman" w:eastAsia="Times New Roman" w:hAnsi="Times New Roman" w:cs="Times New Roman"/>
+          <w:sz w:val="24"/>
+          <w:szCs w:val="24"/>
+        </w:rPr>
+        <w:t xml:space="preserve"> that:</w:t>
+      </w:r>
+    </w:p>
+    <w:p>
+      <w:pPr>
+        <w:numPr>
+          <w:ilvl w:val="1"/>
+          <w:numId w:val="20"/>
+        </w:numPr>
+        <w:spacing w:before="100" w:beforeAutospacing="1" w:after="100" w:afterAutospacing="1"/>
+        <w:rPr>
+          <w:rFonts w:ascii="Times New Roman" w:eastAsia="Times New Roman" w:hAnsi="Times New Roman" w:cs="Times New Roman"/>
+          <w:sz w:val="24"/>
+          <w:szCs w:val="24"/>
+        </w:rPr>
+      </w:pPr>
+      <w:r>
+        <w:rPr>
+          <w:rFonts w:ascii="Times New Roman" w:eastAsia="Times New Roman" w:hAnsi="Times New Roman" w:cs="Times New Roman"/>
+          <w:sz w:val="24"/>
+          <w:szCs w:val="24"/>
+        </w:rPr>
+        <w:t xml:space="preserve">Exposes </w:t>
+      </w:r>
+      <w:r>
+        <w:rPr>
+          <w:rFonts w:ascii="Courier New" w:eastAsia="Times New Roman" w:hAnsi="Courier New" w:cs="Courier New"/>
+          <w:sz w:val="20"/>
+          <w:szCs w:val="20"/>
+        </w:rPr>
+        <w:t>POST /inbound/{source}</w:t>
+      </w:r>
+      <w:r>
+        <w:rPr>
+          <w:rFonts w:ascii="Times New Roman" w:eastAsia="Times New Roman" w:hAnsi="Times New Roman" w:cs="Times New Roman"/>
+          <w:sz w:val="24"/>
+          <w:szCs w:val="24"/>
+        </w:rPr>
+        <w:t xml:space="preserve"> for writes.</w:t>
+      </w:r>
+    </w:p>
+    <w:p>
+      <w:pPr>
+        <w:numPr>
+          <w:ilvl w:val="1"/>
+          <w:numId w:val="20"/>
+        </w:numPr>
+        <w:spacing w:before="100" w:beforeAutospacing="1" w:after="100" w:afterAutospacing="1"/>
+        <w:rPr>
+          <w:rFonts w:ascii="Times New Roman" w:eastAsia="Times New Roman" w:hAnsi="Times New Roman" w:cs="Times New Roman"/>
+          <w:sz w:val="24"/>
+          <w:szCs w:val="24"/>
+        </w:rPr>
+      </w:pPr>
+      <w:r>
+        <w:rPr>
+          <w:rFonts w:ascii="Times New Roman" w:eastAsia="Times New Roman" w:hAnsi="Times New Roman" w:cs="Times New Roman"/>
+          <w:sz w:val="24"/>
+          <w:szCs w:val="24"/>
+        </w:rPr>
+        <w:t xml:space="preserve">Exposes </w:t>
+      </w:r>
+      <w:r>
+        <w:rPr>
+          <w:rFonts w:ascii="Courier New" w:eastAsia="Times New Roman" w:hAnsi="Courier New" w:cs="Courier New"/>
+          <w:sz w:val="20"/>
+          <w:szCs w:val="20"/>
+        </w:rPr>
+        <w:t>GET /query/{destination}</w:t>
+      </w:r>
+      <w:r>
+        <w:rPr>
+          <w:rFonts w:ascii="Times New Roman" w:eastAsia="Times New Roman" w:hAnsi="Times New Roman" w:cs="Times New Roman"/>
+          <w:sz w:val="24"/>
+          <w:szCs w:val="24"/>
+        </w:rPr>
+        <w:t xml:space="preserve"> for reads.</w:t>
+      </w:r>
+    </w:p>
+    <w:p>
+      <w:pPr>
+        <w:numPr>
+          <w:ilvl w:val="0"/>
+          <w:numId w:val="20"/>
+        </w:numPr>
+        <w:spacing w:before="100" w:beforeAutospacing="1" w:after="100" w:afterAutospacing="1"/>
+        <w:rPr>
+          <w:rFonts w:ascii="Times New Roman" w:eastAsia="Times New Roman" w:hAnsi="Times New Roman" w:cs="Times New Roman"/>
+          <w:sz w:val="24"/>
+          <w:szCs w:val="24"/>
+        </w:rPr>
+      </w:pPr>
+      <w:r>
+        <w:rPr>
+          <w:rFonts w:ascii="Times New Roman" w:eastAsia="Times New Roman" w:hAnsi="Times New Roman" w:cs="Times New Roman"/>
+          <w:sz w:val="24"/>
+          <w:szCs w:val="24"/>
+        </w:rPr>
+        <w:t>Provides:</w:t>
+      </w:r>
+    </w:p>
+    <w:p>
+      <w:pPr>
+        <w:numPr>
+          <w:ilvl w:val="1"/>
+          <w:numId w:val="20"/>
+        </w:numPr>
+        <w:spacing w:before="100" w:beforeAutospacing="1" w:after="100" w:afterAutospacing="1"/>
+        <w:rPr>
+          <w:rFonts w:ascii="Times New Roman" w:eastAsia="Times New Roman" w:hAnsi="Times New Roman" w:cs="Times New Roman"/>
+          <w:sz w:val="24"/>
+          <w:szCs w:val="24"/>
+        </w:rPr>
+      </w:pPr>
+      <w:r>
+        <w:rPr>
+          <w:rFonts w:ascii="Times New Roman" w:eastAsia="Times New Roman" w:hAnsi="Times New Roman" w:cs="Times New Roman"/>
+          <w:sz w:val="24"/>
+          <w:szCs w:val="24"/>
+        </w:rPr>
+        <w:t xml:space="preserve">A </w:t>
+      </w:r>
+      <w:r>
+        <w:rPr>
+          <w:rFonts w:ascii="Times New Roman" w:eastAsia="Times New Roman" w:hAnsi="Times New Roman" w:cs="Times New Roman"/>
+          <w:b/>
+          <w:bCs/>
+          <w:sz w:val="24"/>
+          <w:szCs w:val="24"/>
+        </w:rPr>
+        <w:t>TUI</w:t>
+      </w:r>
+      <w:r>
+        <w:rPr>
+          <w:rFonts w:ascii="Times New Roman" w:eastAsia="Times New Roman" w:hAnsi="Times New Roman" w:cs="Times New Roman"/>
+          <w:sz w:val="24"/>
+          <w:szCs w:val="24"/>
+        </w:rPr>
+        <w:t xml:space="preserve"> (</w:t>
+      </w:r>
+      <w:r>
+        <w:rPr>
+          <w:rFonts w:ascii="Courier New" w:eastAsia="Times New Roman" w:hAnsi="Courier New" w:cs="Courier New"/>
+          <w:sz w:val="20"/>
+          <w:szCs w:val="20"/>
+        </w:rPr>
+        <w:t>bubblefish ui</w:t>
+      </w:r>
+      <w:r>
+        <w:rPr>
+          <w:rFonts w:ascii="Times New Roman" w:eastAsia="Times New Roman" w:hAnsi="Times New Roman" w:cs="Times New Roman"/>
+          <w:sz w:val="24"/>
+          <w:szCs w:val="24"/>
+        </w:rPr>
+        <w:t>) for terminal users.</w:t>
+      </w:r>
+    </w:p>
+    <w:p>
+      <w:pPr>
+        <w:numPr>
+          <w:ilvl w:val="1"/>
+          <w:numId w:val="20"/>
+        </w:numPr>
+        <w:spacing w:before="100" w:beforeAutospacing="1" w:after="100" w:afterAutospacing="1"/>
+        <w:rPr>
+          <w:rFonts w:ascii="Times New Roman" w:eastAsia="Times New Roman" w:hAnsi="Times New Roman" w:cs="Times New Roman"/>
+          <w:sz w:val="24"/>
+          <w:szCs w:val="24"/>
+        </w:rPr>
+      </w:pPr>
+      <w:r>
+        <w:rPr>
+          <w:rFonts w:ascii="Times New Roman" w:eastAsia="Times New Roman" w:hAnsi="Times New Roman" w:cs="Times New Roman"/>
+          <w:sz w:val="24"/>
+          <w:szCs w:val="24"/>
+        </w:rPr>
+        <w:t xml:space="preserve">An optional </w:t>
+      </w:r>
+      <w:r>
+        <w:rPr>
+          <w:rFonts w:ascii="Times New Roman" w:eastAsia="Times New Roman" w:hAnsi="Times New Roman" w:cs="Times New Roman"/>
+          <w:b/>
+          <w:bCs/>
+          <w:sz w:val="24"/>
+          <w:szCs w:val="24"/>
+        </w:rPr>
+        <w:t>Web UI</w:t>
+      </w:r>
+      <w:r>
+        <w:rPr>
+          <w:rFonts w:ascii="Times New Roman" w:eastAsia="Times New Roman" w:hAnsi="Times New Roman" w:cs="Times New Roman"/>
+          <w:sz w:val="24"/>
+          <w:szCs w:val="24"/>
+        </w:rPr>
+        <w:t xml:space="preserve"> (</w:t>
+      </w:r>
+      <w:r>
+        <w:rPr>
+          <w:rFonts w:ascii="Courier New" w:eastAsia="Times New Roman" w:hAnsi="Courier New" w:cs="Courier New"/>
+          <w:sz w:val="20"/>
+          <w:szCs w:val="20"/>
+        </w:rPr>
+        <w:t>bubblefish web</w:t>
+      </w:r>
+      <w:r>
+        <w:rPr>
+          <w:rFonts w:ascii="Times New Roman" w:eastAsia="Times New Roman" w:hAnsi="Times New Roman" w:cs="Times New Roman"/>
+          <w:sz w:val="24"/>
+          <w:szCs w:val="24"/>
+        </w:rPr>
+        <w:t>) for non-technical users.</w:t>
+      </w:r>
+    </w:p>
+    <w:p>
+      <w:pPr>
+        <w:numPr>
+          <w:ilvl w:val="0"/>
+          <w:numId w:val="20"/>
+        </w:numPr>
+        <w:spacing w:before="100" w:beforeAutospacing="1" w:after="100" w:afterAutospacing="1"/>
+        <w:rPr>
+          <w:rFonts w:ascii="Times New Roman" w:eastAsia="Times New Roman" w:hAnsi="Times New Roman" w:cs="Times New Roman"/>
+          <w:sz w:val="24"/>
+          <w:szCs w:val="24"/>
+        </w:rPr>
+      </w:pPr>
+      <w:r>
+        <w:rPr>
+          <w:rFonts w:ascii="Times New Roman" w:eastAsia="Times New Roman" w:hAnsi="Times New Roman" w:cs="Times New Roman"/>
+          <w:sz w:val="24"/>
+          <w:szCs w:val="24"/>
+        </w:rPr>
+        <w:t>Supports multiple AI apps (Claude, Perplexity, Ollama, custom).</w:t>
+      </w:r>
+    </w:p>
+    <w:p>
+      <w:pPr>
+        <w:numPr>
+          <w:ilvl w:val="0"/>
+          <w:numId w:val="20"/>
+        </w:numPr>
+        <w:spacing w:before="100" w:beforeAutospacing="1" w:after="100" w:afterAutospacing="1"/>
+        <w:rPr>
+          <w:rFonts w:ascii="Times New Roman" w:eastAsia="Times New Roman" w:hAnsi="Times New Roman" w:cs="Times New Roman"/>
+          <w:sz w:val="24"/>
+          <w:szCs w:val="24"/>
+        </w:rPr>
+      </w:pPr>
+      <w:r>
+        <w:rPr>
+          <w:rFonts w:ascii="Times New Roman" w:eastAsia="Times New Roman" w:hAnsi="Times New Roman" w:cs="Times New Roman"/>
+          <w:sz w:val="24"/>
+          <w:szCs w:val="24"/>
+        </w:rPr>
+        <w:t>Supports multiple destinations (SQLite initial, OpenBrain/Supabase via plugin).</w:t>
+      </w:r>
+    </w:p>
+    <w:p>
+      <w:pPr>
+        <w:numPr>
+          <w:ilvl w:val="0"/>
+          <w:numId w:val="20"/>
+        </w:numPr>
+        <w:spacing w:before="100" w:beforeAutospacing="1" w:after="100" w:afterAutospacing="1"/>
+        <w:rPr>
+          <w:rFonts w:ascii="Times New Roman" w:eastAsia="Times New Roman" w:hAnsi="Times New Roman" w:cs="Times New Roman"/>
+          <w:sz w:val="24"/>
+          <w:szCs w:val="24"/>
+        </w:rPr>
+      </w:pPr>
+      <w:r>
+        <w:rPr>
+          <w:rFonts w:ascii="Times New Roman" w:eastAsia="Times New Roman" w:hAnsi="Times New Roman" w:cs="Times New Roman"/>
+          <w:sz w:val="24"/>
+          <w:szCs w:val="24"/>
+        </w:rPr>
+        <w:t xml:space="preserve">Logs everything and has a </w:t>
+      </w:r>
+      <w:r>
+        <w:rPr>
+          <w:rFonts w:ascii="Times New Roman" w:eastAsia="Times New Roman" w:hAnsi="Times New Roman" w:cs="Times New Roman"/>
+          <w:b/>
+          <w:bCs/>
+          <w:sz w:val="24"/>
+          <w:szCs w:val="24"/>
+        </w:rPr>
+        <w:t>WAL</w:t>
+      </w:r>
+      <w:r>
+        <w:rPr>
+          <w:rFonts w:ascii="Times New Roman" w:eastAsia="Times New Roman" w:hAnsi="Times New Roman" w:cs="Times New Roman"/>
+          <w:sz w:val="24"/>
+          <w:szCs w:val="24"/>
+        </w:rPr>
+        <w:t xml:space="preserve"> for crash safety.</w:t>
+      </w:r>
+    </w:p>
+    <w:p>
+      <w:pPr>
+        <w:rPr>
+          <w:rFonts w:ascii="Times New Roman" w:eastAsia="Times New Roman" w:hAnsi="Times New Roman" w:cs="Times New Roman"/>
+          <w:sz w:val="24"/>
+          <w:szCs w:val="24"/>
+        </w:rPr>
+      </w:pPr>
+      <w:r>
+        <w:rPr>
+          <w:rFonts w:ascii="Times New Roman" w:eastAsia="Times New Roman" w:hAnsi="Times New Roman" w:cs="Times New Roman"/>
+          <w:sz w:val="24"/>
+          <w:szCs w:val="24"/>
+        </w:rPr>
+        <w:pict w14:anchorId="24E30148">
+          <v:rect id="_x0000_i1026" style="width:0;height:1.5pt" o:hralign="center" o:hrstd="t" o:hr="t" fillcolor="#a0a0a0" stroked="f"/>
+        </w:pict>
+      </w:r>
+    </w:p>
+    <w:p>
+      <w:pPr>
+        <w:spacing w:before="100" w:beforeAutospacing="1" w:after="100" w:afterAutospacing="1"/>
+        <w:outlineLvl w:val="1"/>
         <w:rPr>
           <w:rFonts w:ascii="Times New Roman" w:eastAsia="Times New Roman" w:hAnsi="Times New Roman" w:cs="Times New Roman"/>
           <w:b/>
@@ -112,680 +629,8 @@
           <w:sz w:val="36"/>
           <w:szCs w:val="36"/>
         </w:rPr>
-        <w:t>0. Core Concept (Locked In)</w:t>
-      </w:r>
-    </w:p>
-    <w:p>
-      <w:pPr>
-        <w:spacing w:before="100" w:beforeAutospacing="1" w:after="100" w:afterAutospacing="1"/>
-        <w:rPr>
-          <w:rFonts w:ascii="Times New Roman" w:eastAsia="Times New Roman" w:hAnsi="Times New Roman" w:cs="Times New Roman"/>
-          <w:sz w:val="24"/>
-          <w:szCs w:val="24"/>
-        </w:rPr>
-      </w:pPr>
-      <w:proofErr w:type="spellStart"/>
-      <w:r>
-        <w:rPr>
-          <w:rFonts w:ascii="Times New Roman" w:eastAsia="Times New Roman" w:hAnsi="Times New Roman" w:cs="Times New Roman"/>
-          <w:sz w:val="24"/>
-          <w:szCs w:val="24"/>
-        </w:rPr>
-        <w:t>BubbleFish</w:t>
-      </w:r>
-      <w:proofErr w:type="spellEnd"/>
-      <w:r>
-        <w:rPr>
-          <w:rFonts w:ascii="Times New Roman" w:eastAsia="Times New Roman" w:hAnsi="Times New Roman" w:cs="Times New Roman"/>
-          <w:sz w:val="24"/>
-          <w:szCs w:val="24"/>
-        </w:rPr>
-        <w:t xml:space="preserve"> is a </w:t>
-      </w:r>
-      <w:r>
-        <w:rPr>
-          <w:rFonts w:ascii="Times New Roman" w:eastAsia="Times New Roman" w:hAnsi="Times New Roman" w:cs="Times New Roman"/>
-          <w:b/>
-          <w:bCs/>
-          <w:sz w:val="24"/>
-          <w:szCs w:val="24"/>
-        </w:rPr>
-        <w:t>single Go binary</w:t>
-      </w:r>
-      <w:r>
-        <w:rPr>
-          <w:rFonts w:ascii="Times New Roman" w:eastAsia="Times New Roman" w:hAnsi="Times New Roman" w:cs="Times New Roman"/>
-          <w:sz w:val="24"/>
-          <w:szCs w:val="24"/>
-        </w:rPr>
-        <w:t xml:space="preserve"> that:</w:t>
-      </w:r>
-    </w:p>
-    <w:p>
-      <w:pPr>
-        <w:numPr>
-          <w:ilvl w:val="0"/>
-          <w:numId w:val="20"/>
-        </w:numPr>
-        <w:spacing w:before="100" w:beforeAutospacing="1" w:after="100" w:afterAutospacing="1"/>
-        <w:rPr>
-          <w:rFonts w:ascii="Times New Roman" w:eastAsia="Times New Roman" w:hAnsi="Times New Roman" w:cs="Times New Roman"/>
-          <w:sz w:val="24"/>
-          <w:szCs w:val="24"/>
-        </w:rPr>
-      </w:pPr>
-      <w:r>
-        <w:rPr>
-          <w:rFonts w:ascii="Times New Roman" w:eastAsia="Times New Roman" w:hAnsi="Times New Roman" w:cs="Times New Roman"/>
-          <w:sz w:val="24"/>
-          <w:szCs w:val="24"/>
-        </w:rPr>
-        <w:t xml:space="preserve">Uses </w:t>
-      </w:r>
-      <w:r>
-        <w:rPr>
-          <w:rFonts w:ascii="Times New Roman" w:eastAsia="Times New Roman" w:hAnsi="Times New Roman" w:cs="Times New Roman"/>
-          <w:b/>
-          <w:bCs/>
-          <w:sz w:val="24"/>
-          <w:szCs w:val="24"/>
-        </w:rPr>
-        <w:t>TOML configs</w:t>
-      </w:r>
-      <w:r>
-        <w:rPr>
-          <w:rFonts w:ascii="Times New Roman" w:eastAsia="Times New Roman" w:hAnsi="Times New Roman" w:cs="Times New Roman"/>
-          <w:sz w:val="24"/>
-          <w:szCs w:val="24"/>
-        </w:rPr>
-        <w:t xml:space="preserve"> in </w:t>
-      </w:r>
-      <w:r>
-        <w:rPr>
-          <w:rFonts w:ascii="Courier New" w:eastAsia="Times New Roman" w:hAnsi="Courier New" w:cs="Courier New"/>
-          <w:sz w:val="20"/>
-          <w:szCs w:val="20"/>
-        </w:rPr>
-        <w:t>sources/</w:t>
-      </w:r>
-      <w:r>
-        <w:rPr>
-          <w:rFonts w:ascii="Times New Roman" w:eastAsia="Times New Roman" w:hAnsi="Times New Roman" w:cs="Times New Roman"/>
-          <w:sz w:val="24"/>
-          <w:szCs w:val="24"/>
-        </w:rPr>
-        <w:t xml:space="preserve"> and </w:t>
-      </w:r>
-      <w:r>
-        <w:rPr>
-          <w:rFonts w:ascii="Courier New" w:eastAsia="Times New Roman" w:hAnsi="Courier New" w:cs="Courier New"/>
-          <w:sz w:val="20"/>
-          <w:szCs w:val="20"/>
-        </w:rPr>
-        <w:t>destinations/</w:t>
-      </w:r>
-      <w:r>
-        <w:rPr>
-          <w:rFonts w:ascii="Times New Roman" w:eastAsia="Times New Roman" w:hAnsi="Times New Roman" w:cs="Times New Roman"/>
-          <w:sz w:val="24"/>
-          <w:szCs w:val="24"/>
-        </w:rPr>
-        <w:t>.</w:t>
-      </w:r>
-    </w:p>
-    <w:p>
-      <w:pPr>
-        <w:numPr>
-          <w:ilvl w:val="0"/>
-          <w:numId w:val="20"/>
-        </w:numPr>
-        <w:spacing w:before="100" w:beforeAutospacing="1" w:after="100" w:afterAutospacing="1"/>
-        <w:rPr>
-          <w:rFonts w:ascii="Times New Roman" w:eastAsia="Times New Roman" w:hAnsi="Times New Roman" w:cs="Times New Roman"/>
-          <w:sz w:val="24"/>
-          <w:szCs w:val="24"/>
-        </w:rPr>
-      </w:pPr>
-      <w:proofErr w:type="gramStart"/>
-      <w:r>
-        <w:rPr>
-          <w:rFonts w:ascii="Times New Roman" w:eastAsia="Times New Roman" w:hAnsi="Times New Roman" w:cs="Times New Roman"/>
-          <w:sz w:val="24"/>
-          <w:szCs w:val="24"/>
-        </w:rPr>
-        <w:t>Has</w:t>
-      </w:r>
-      <w:proofErr w:type="gramEnd"/>
-      <w:r>
-        <w:rPr>
-          <w:rFonts w:ascii="Times New Roman" w:eastAsia="Times New Roman" w:hAnsi="Times New Roman" w:cs="Times New Roman"/>
-          <w:sz w:val="24"/>
-          <w:szCs w:val="24"/>
-        </w:rPr>
-        <w:t xml:space="preserve"> a </w:t>
-      </w:r>
-      <w:r>
-        <w:rPr>
-          <w:rFonts w:ascii="Times New Roman" w:eastAsia="Times New Roman" w:hAnsi="Times New Roman" w:cs="Times New Roman"/>
-          <w:b/>
-          <w:bCs/>
-          <w:sz w:val="24"/>
-          <w:szCs w:val="24"/>
-        </w:rPr>
-        <w:t>build step</w:t>
-      </w:r>
-      <w:r>
-        <w:rPr>
-          <w:rFonts w:ascii="Times New Roman" w:eastAsia="Times New Roman" w:hAnsi="Times New Roman" w:cs="Times New Roman"/>
-          <w:sz w:val="24"/>
-          <w:szCs w:val="24"/>
-        </w:rPr>
-        <w:t xml:space="preserve"> (</w:t>
-      </w:r>
-      <w:proofErr w:type="spellStart"/>
-      <w:r>
-        <w:rPr>
-          <w:rFonts w:ascii="Courier New" w:eastAsia="Times New Roman" w:hAnsi="Courier New" w:cs="Courier New"/>
-          <w:sz w:val="20"/>
-          <w:szCs w:val="20"/>
-        </w:rPr>
-        <w:t>bubblefish</w:t>
-      </w:r>
-      <w:proofErr w:type="spellEnd"/>
-      <w:r>
-        <w:rPr>
-          <w:rFonts w:ascii="Courier New" w:eastAsia="Times New Roman" w:hAnsi="Courier New" w:cs="Courier New"/>
-          <w:sz w:val="20"/>
-          <w:szCs w:val="20"/>
-        </w:rPr>
-        <w:t xml:space="preserve"> build</w:t>
-      </w:r>
-      <w:r>
-        <w:rPr>
-          <w:rFonts w:ascii="Times New Roman" w:eastAsia="Times New Roman" w:hAnsi="Times New Roman" w:cs="Times New Roman"/>
-          <w:sz w:val="24"/>
-          <w:szCs w:val="24"/>
-        </w:rPr>
-        <w:t xml:space="preserve">) that validates and compiles configs into </w:t>
-      </w:r>
-      <w:r>
-        <w:rPr>
-          <w:rFonts w:ascii="Courier New" w:eastAsia="Times New Roman" w:hAnsi="Courier New" w:cs="Courier New"/>
-          <w:sz w:val="20"/>
-          <w:szCs w:val="20"/>
-        </w:rPr>
-        <w:t>compiled/</w:t>
-      </w:r>
-      <w:r>
-        <w:rPr>
-          <w:rFonts w:ascii="Times New Roman" w:eastAsia="Times New Roman" w:hAnsi="Times New Roman" w:cs="Times New Roman"/>
-          <w:sz w:val="24"/>
-          <w:szCs w:val="24"/>
-        </w:rPr>
-        <w:t xml:space="preserve"> so runtime is fast and predictable.</w:t>
-      </w:r>
-    </w:p>
-    <w:p>
-      <w:pPr>
-        <w:numPr>
-          <w:ilvl w:val="0"/>
-          <w:numId w:val="20"/>
-        </w:numPr>
-        <w:spacing w:before="100" w:beforeAutospacing="1" w:after="100" w:afterAutospacing="1"/>
-        <w:rPr>
-          <w:rFonts w:ascii="Times New Roman" w:eastAsia="Times New Roman" w:hAnsi="Times New Roman" w:cs="Times New Roman"/>
-          <w:sz w:val="24"/>
-          <w:szCs w:val="24"/>
-        </w:rPr>
-      </w:pPr>
-      <w:r>
-        <w:rPr>
-          <w:rFonts w:ascii="Times New Roman" w:eastAsia="Times New Roman" w:hAnsi="Times New Roman" w:cs="Times New Roman"/>
-          <w:sz w:val="24"/>
-          <w:szCs w:val="24"/>
-        </w:rPr>
-        <w:t xml:space="preserve">Runs a 24/7 </w:t>
-      </w:r>
-      <w:proofErr w:type="gramStart"/>
-      <w:r>
-        <w:rPr>
-          <w:rFonts w:ascii="Times New Roman" w:eastAsia="Times New Roman" w:hAnsi="Times New Roman" w:cs="Times New Roman"/>
-          <w:b/>
-          <w:bCs/>
-          <w:sz w:val="24"/>
-          <w:szCs w:val="24"/>
-        </w:rPr>
-        <w:t>daemon</w:t>
-      </w:r>
-      <w:proofErr w:type="gramEnd"/>
-      <w:r>
-        <w:rPr>
-          <w:rFonts w:ascii="Times New Roman" w:eastAsia="Times New Roman" w:hAnsi="Times New Roman" w:cs="Times New Roman"/>
-          <w:sz w:val="24"/>
-          <w:szCs w:val="24"/>
-        </w:rPr>
-        <w:t xml:space="preserve"> that:</w:t>
-      </w:r>
-    </w:p>
-    <w:p>
-      <w:pPr>
-        <w:numPr>
-          <w:ilvl w:val="1"/>
-          <w:numId w:val="20"/>
-        </w:numPr>
-        <w:spacing w:before="100" w:beforeAutospacing="1" w:after="100" w:afterAutospacing="1"/>
-        <w:rPr>
-          <w:rFonts w:ascii="Times New Roman" w:eastAsia="Times New Roman" w:hAnsi="Times New Roman" w:cs="Times New Roman"/>
-          <w:sz w:val="24"/>
-          <w:szCs w:val="24"/>
-        </w:rPr>
-      </w:pPr>
-      <w:r>
-        <w:rPr>
-          <w:rFonts w:ascii="Times New Roman" w:eastAsia="Times New Roman" w:hAnsi="Times New Roman" w:cs="Times New Roman"/>
-          <w:sz w:val="24"/>
-          <w:szCs w:val="24"/>
-        </w:rPr>
-        <w:t xml:space="preserve">Exposes </w:t>
-      </w:r>
-      <w:r>
-        <w:rPr>
-          <w:rFonts w:ascii="Courier New" w:eastAsia="Times New Roman" w:hAnsi="Courier New" w:cs="Courier New"/>
-          <w:sz w:val="20"/>
-          <w:szCs w:val="20"/>
-        </w:rPr>
-        <w:t>POST /</w:t>
-      </w:r>
-      <w:proofErr w:type="gramStart"/>
-      <w:r>
-        <w:rPr>
-          <w:rFonts w:ascii="Courier New" w:eastAsia="Times New Roman" w:hAnsi="Courier New" w:cs="Courier New"/>
-          <w:sz w:val="20"/>
-          <w:szCs w:val="20"/>
-        </w:rPr>
-        <w:t>inbound/{</w:t>
-      </w:r>
-      <w:proofErr w:type="gramEnd"/>
-      <w:r>
-        <w:rPr>
-          <w:rFonts w:ascii="Courier New" w:eastAsia="Times New Roman" w:hAnsi="Courier New" w:cs="Courier New"/>
-          <w:sz w:val="20"/>
-          <w:szCs w:val="20"/>
-        </w:rPr>
-        <w:t>source}</w:t>
-      </w:r>
-      <w:r>
-        <w:rPr>
-          <w:rFonts w:ascii="Times New Roman" w:eastAsia="Times New Roman" w:hAnsi="Times New Roman" w:cs="Times New Roman"/>
-          <w:sz w:val="24"/>
-          <w:szCs w:val="24"/>
-        </w:rPr>
-        <w:t xml:space="preserve"> for writes.</w:t>
-      </w:r>
-    </w:p>
-    <w:p>
-      <w:pPr>
-        <w:numPr>
-          <w:ilvl w:val="1"/>
-          <w:numId w:val="20"/>
-        </w:numPr>
-        <w:spacing w:before="100" w:beforeAutospacing="1" w:after="100" w:afterAutospacing="1"/>
-        <w:rPr>
-          <w:rFonts w:ascii="Times New Roman" w:eastAsia="Times New Roman" w:hAnsi="Times New Roman" w:cs="Times New Roman"/>
-          <w:sz w:val="24"/>
-          <w:szCs w:val="24"/>
-        </w:rPr>
-      </w:pPr>
-      <w:r>
-        <w:rPr>
-          <w:rFonts w:ascii="Times New Roman" w:eastAsia="Times New Roman" w:hAnsi="Times New Roman" w:cs="Times New Roman"/>
-          <w:sz w:val="24"/>
-          <w:szCs w:val="24"/>
-        </w:rPr>
-        <w:t xml:space="preserve">Exposes </w:t>
-      </w:r>
-      <w:r>
-        <w:rPr>
-          <w:rFonts w:ascii="Courier New" w:eastAsia="Times New Roman" w:hAnsi="Courier New" w:cs="Courier New"/>
-          <w:sz w:val="20"/>
-          <w:szCs w:val="20"/>
-        </w:rPr>
-        <w:t>GET /</w:t>
-      </w:r>
-      <w:proofErr w:type="gramStart"/>
-      <w:r>
-        <w:rPr>
-          <w:rFonts w:ascii="Courier New" w:eastAsia="Times New Roman" w:hAnsi="Courier New" w:cs="Courier New"/>
-          <w:sz w:val="20"/>
-          <w:szCs w:val="20"/>
-        </w:rPr>
-        <w:t>query/{</w:t>
-      </w:r>
-      <w:proofErr w:type="gramEnd"/>
-      <w:r>
-        <w:rPr>
-          <w:rFonts w:ascii="Courier New" w:eastAsia="Times New Roman" w:hAnsi="Courier New" w:cs="Courier New"/>
-          <w:sz w:val="20"/>
-          <w:szCs w:val="20"/>
-        </w:rPr>
-        <w:t>destination}</w:t>
-      </w:r>
-      <w:r>
-        <w:rPr>
-          <w:rFonts w:ascii="Times New Roman" w:eastAsia="Times New Roman" w:hAnsi="Times New Roman" w:cs="Times New Roman"/>
-          <w:sz w:val="24"/>
-          <w:szCs w:val="24"/>
-        </w:rPr>
-        <w:t xml:space="preserve"> for reads.</w:t>
-      </w:r>
-    </w:p>
-    <w:p>
-      <w:pPr>
-        <w:numPr>
-          <w:ilvl w:val="0"/>
-          <w:numId w:val="20"/>
-        </w:numPr>
-        <w:spacing w:before="100" w:beforeAutospacing="1" w:after="100" w:afterAutospacing="1"/>
-        <w:rPr>
-          <w:rFonts w:ascii="Times New Roman" w:eastAsia="Times New Roman" w:hAnsi="Times New Roman" w:cs="Times New Roman"/>
-          <w:sz w:val="24"/>
-          <w:szCs w:val="24"/>
-        </w:rPr>
-      </w:pPr>
-      <w:r>
-        <w:rPr>
-          <w:rFonts w:ascii="Times New Roman" w:eastAsia="Times New Roman" w:hAnsi="Times New Roman" w:cs="Times New Roman"/>
-          <w:sz w:val="24"/>
-          <w:szCs w:val="24"/>
-        </w:rPr>
-        <w:t>Provides:</w:t>
-      </w:r>
-    </w:p>
-    <w:p>
-      <w:pPr>
-        <w:numPr>
-          <w:ilvl w:val="1"/>
-          <w:numId w:val="20"/>
-        </w:numPr>
-        <w:spacing w:before="100" w:beforeAutospacing="1" w:after="100" w:afterAutospacing="1"/>
-        <w:rPr>
-          <w:rFonts w:ascii="Times New Roman" w:eastAsia="Times New Roman" w:hAnsi="Times New Roman" w:cs="Times New Roman"/>
-          <w:sz w:val="24"/>
-          <w:szCs w:val="24"/>
-        </w:rPr>
-      </w:pPr>
-      <w:r>
-        <w:rPr>
-          <w:rFonts w:ascii="Times New Roman" w:eastAsia="Times New Roman" w:hAnsi="Times New Roman" w:cs="Times New Roman"/>
-          <w:sz w:val="24"/>
-          <w:szCs w:val="24"/>
-        </w:rPr>
-        <w:t xml:space="preserve">A </w:t>
-      </w:r>
-      <w:r>
-        <w:rPr>
-          <w:rFonts w:ascii="Times New Roman" w:eastAsia="Times New Roman" w:hAnsi="Times New Roman" w:cs="Times New Roman"/>
-          <w:b/>
-          <w:bCs/>
-          <w:sz w:val="24"/>
-          <w:szCs w:val="24"/>
-        </w:rPr>
-        <w:t>TUI</w:t>
-      </w:r>
-      <w:r>
-        <w:rPr>
-          <w:rFonts w:ascii="Times New Roman" w:eastAsia="Times New Roman" w:hAnsi="Times New Roman" w:cs="Times New Roman"/>
-          <w:sz w:val="24"/>
-          <w:szCs w:val="24"/>
-        </w:rPr>
-        <w:t xml:space="preserve"> (</w:t>
-      </w:r>
-      <w:proofErr w:type="spellStart"/>
-      <w:r>
-        <w:rPr>
-          <w:rFonts w:ascii="Courier New" w:eastAsia="Times New Roman" w:hAnsi="Courier New" w:cs="Courier New"/>
-          <w:sz w:val="20"/>
-          <w:szCs w:val="20"/>
-        </w:rPr>
-        <w:t>bubblefish</w:t>
-      </w:r>
-      <w:proofErr w:type="spellEnd"/>
-      <w:r>
-        <w:rPr>
-          <w:rFonts w:ascii="Courier New" w:eastAsia="Times New Roman" w:hAnsi="Courier New" w:cs="Courier New"/>
-          <w:sz w:val="20"/>
-          <w:szCs w:val="20"/>
-        </w:rPr>
-        <w:t xml:space="preserve"> </w:t>
-      </w:r>
-      <w:proofErr w:type="spellStart"/>
-      <w:r>
-        <w:rPr>
-          <w:rFonts w:ascii="Courier New" w:eastAsia="Times New Roman" w:hAnsi="Courier New" w:cs="Courier New"/>
-          <w:sz w:val="20"/>
-          <w:szCs w:val="20"/>
-        </w:rPr>
-        <w:t>ui</w:t>
-      </w:r>
-      <w:proofErr w:type="spellEnd"/>
-      <w:r>
-        <w:rPr>
-          <w:rFonts w:ascii="Times New Roman" w:eastAsia="Times New Roman" w:hAnsi="Times New Roman" w:cs="Times New Roman"/>
-          <w:sz w:val="24"/>
-          <w:szCs w:val="24"/>
-        </w:rPr>
-        <w:t>) for terminal users.</w:t>
-      </w:r>
-    </w:p>
-    <w:p>
-      <w:pPr>
-        <w:numPr>
-          <w:ilvl w:val="1"/>
-          <w:numId w:val="20"/>
-        </w:numPr>
-        <w:spacing w:before="100" w:beforeAutospacing="1" w:after="100" w:afterAutospacing="1"/>
-        <w:rPr>
-          <w:rFonts w:ascii="Times New Roman" w:eastAsia="Times New Roman" w:hAnsi="Times New Roman" w:cs="Times New Roman"/>
-          <w:sz w:val="24"/>
-          <w:szCs w:val="24"/>
-        </w:rPr>
-      </w:pPr>
-      <w:r>
-        <w:rPr>
-          <w:rFonts w:ascii="Times New Roman" w:eastAsia="Times New Roman" w:hAnsi="Times New Roman" w:cs="Times New Roman"/>
-          <w:sz w:val="24"/>
-          <w:szCs w:val="24"/>
-        </w:rPr>
-        <w:t xml:space="preserve">An optional </w:t>
-      </w:r>
-      <w:r>
-        <w:rPr>
-          <w:rFonts w:ascii="Times New Roman" w:eastAsia="Times New Roman" w:hAnsi="Times New Roman" w:cs="Times New Roman"/>
-          <w:b/>
-          <w:bCs/>
-          <w:sz w:val="24"/>
-          <w:szCs w:val="24"/>
-        </w:rPr>
-        <w:t>Web UI</w:t>
-      </w:r>
-      <w:r>
-        <w:rPr>
-          <w:rFonts w:ascii="Times New Roman" w:eastAsia="Times New Roman" w:hAnsi="Times New Roman" w:cs="Times New Roman"/>
-          <w:sz w:val="24"/>
-          <w:szCs w:val="24"/>
-        </w:rPr>
-        <w:t xml:space="preserve"> (</w:t>
-      </w:r>
-      <w:proofErr w:type="spellStart"/>
-      <w:r>
-        <w:rPr>
-          <w:rFonts w:ascii="Courier New" w:eastAsia="Times New Roman" w:hAnsi="Courier New" w:cs="Courier New"/>
-          <w:sz w:val="20"/>
-          <w:szCs w:val="20"/>
-        </w:rPr>
-        <w:t>bubblefish</w:t>
-      </w:r>
-      <w:proofErr w:type="spellEnd"/>
-      <w:r>
-        <w:rPr>
-          <w:rFonts w:ascii="Courier New" w:eastAsia="Times New Roman" w:hAnsi="Courier New" w:cs="Courier New"/>
-          <w:sz w:val="20"/>
-          <w:szCs w:val="20"/>
-        </w:rPr>
-        <w:t xml:space="preserve"> web</w:t>
-      </w:r>
-      <w:r>
-        <w:rPr>
-          <w:rFonts w:ascii="Times New Roman" w:eastAsia="Times New Roman" w:hAnsi="Times New Roman" w:cs="Times New Roman"/>
-          <w:sz w:val="24"/>
-          <w:szCs w:val="24"/>
-        </w:rPr>
-        <w:t>) for non-technical users.</w:t>
-      </w:r>
-    </w:p>
-    <w:p>
-      <w:pPr>
-        <w:numPr>
-          <w:ilvl w:val="0"/>
-          <w:numId w:val="20"/>
-        </w:numPr>
-        <w:spacing w:before="100" w:beforeAutospacing="1" w:after="100" w:afterAutospacing="1"/>
-        <w:rPr>
-          <w:rFonts w:ascii="Times New Roman" w:eastAsia="Times New Roman" w:hAnsi="Times New Roman" w:cs="Times New Roman"/>
-          <w:sz w:val="24"/>
-          <w:szCs w:val="24"/>
-        </w:rPr>
-      </w:pPr>
-      <w:r>
-        <w:rPr>
-          <w:rFonts w:ascii="Times New Roman" w:eastAsia="Times New Roman" w:hAnsi="Times New Roman" w:cs="Times New Roman"/>
-          <w:sz w:val="24"/>
-          <w:szCs w:val="24"/>
-        </w:rPr>
-        <w:t>Supports multiple AI apps (Claude, Perplexity, Ollama, custom).</w:t>
-      </w:r>
-    </w:p>
-    <w:p>
-      <w:pPr>
-        <w:numPr>
-          <w:ilvl w:val="0"/>
-          <w:numId w:val="20"/>
-        </w:numPr>
-        <w:spacing w:before="100" w:beforeAutospacing="1" w:after="100" w:afterAutospacing="1"/>
-        <w:rPr>
-          <w:rFonts w:ascii="Times New Roman" w:eastAsia="Times New Roman" w:hAnsi="Times New Roman" w:cs="Times New Roman"/>
-          <w:sz w:val="24"/>
-          <w:szCs w:val="24"/>
-        </w:rPr>
-      </w:pPr>
-      <w:r>
-        <w:rPr>
-          <w:rFonts w:ascii="Times New Roman" w:eastAsia="Times New Roman" w:hAnsi="Times New Roman" w:cs="Times New Roman"/>
-          <w:sz w:val="24"/>
-          <w:szCs w:val="24"/>
-        </w:rPr>
-        <w:t xml:space="preserve">Supports multiple destinations (SQLite initial, </w:t>
-      </w:r>
-      <w:proofErr w:type="spellStart"/>
-      <w:r>
-        <w:rPr>
-          <w:rFonts w:ascii="Times New Roman" w:eastAsia="Times New Roman" w:hAnsi="Times New Roman" w:cs="Times New Roman"/>
-          <w:sz w:val="24"/>
-          <w:szCs w:val="24"/>
-        </w:rPr>
-        <w:t>OpenBrain</w:t>
-      </w:r>
-      <w:proofErr w:type="spellEnd"/>
-      <w:r>
-        <w:rPr>
-          <w:rFonts w:ascii="Times New Roman" w:eastAsia="Times New Roman" w:hAnsi="Times New Roman" w:cs="Times New Roman"/>
-          <w:sz w:val="24"/>
-          <w:szCs w:val="24"/>
-        </w:rPr>
-        <w:t>/</w:t>
-      </w:r>
-      <w:proofErr w:type="spellStart"/>
-      <w:r>
-        <w:rPr>
-          <w:rFonts w:ascii="Times New Roman" w:eastAsia="Times New Roman" w:hAnsi="Times New Roman" w:cs="Times New Roman"/>
-          <w:sz w:val="24"/>
-          <w:szCs w:val="24"/>
-        </w:rPr>
-        <w:t>Supabase</w:t>
-      </w:r>
-      <w:proofErr w:type="spellEnd"/>
-      <w:r>
-        <w:rPr>
-          <w:rFonts w:ascii="Times New Roman" w:eastAsia="Times New Roman" w:hAnsi="Times New Roman" w:cs="Times New Roman"/>
-          <w:sz w:val="24"/>
-          <w:szCs w:val="24"/>
-        </w:rPr>
-        <w:t xml:space="preserve"> via plugin).</w:t>
-      </w:r>
-    </w:p>
-    <w:p>
-      <w:pPr>
-        <w:numPr>
-          <w:ilvl w:val="0"/>
-          <w:numId w:val="20"/>
-        </w:numPr>
-        <w:spacing w:before="100" w:beforeAutospacing="1" w:after="100" w:afterAutospacing="1"/>
-        <w:rPr>
-          <w:rFonts w:ascii="Times New Roman" w:eastAsia="Times New Roman" w:hAnsi="Times New Roman" w:cs="Times New Roman"/>
-          <w:sz w:val="24"/>
-          <w:szCs w:val="24"/>
-        </w:rPr>
-      </w:pPr>
-      <w:r>
-        <w:rPr>
-          <w:rFonts w:ascii="Times New Roman" w:eastAsia="Times New Roman" w:hAnsi="Times New Roman" w:cs="Times New Roman"/>
-          <w:sz w:val="24"/>
-          <w:szCs w:val="24"/>
-        </w:rPr>
-        <w:t xml:space="preserve">Logs everything and has a </w:t>
-      </w:r>
-      <w:r>
-        <w:rPr>
-          <w:rFonts w:ascii="Times New Roman" w:eastAsia="Times New Roman" w:hAnsi="Times New Roman" w:cs="Times New Roman"/>
-          <w:b/>
-          <w:bCs/>
-          <w:sz w:val="24"/>
-          <w:szCs w:val="24"/>
-        </w:rPr>
-        <w:t>WAL</w:t>
-      </w:r>
-      <w:r>
-        <w:rPr>
-          <w:rFonts w:ascii="Times New Roman" w:eastAsia="Times New Roman" w:hAnsi="Times New Roman" w:cs="Times New Roman"/>
-          <w:sz w:val="24"/>
-          <w:szCs w:val="24"/>
-        </w:rPr>
-        <w:t xml:space="preserve"> for crash safety.</w:t>
-      </w:r>
-    </w:p>
-    <w:p>
-      <w:pPr>
-        <w:rPr>
-          <w:rFonts w:ascii="Times New Roman" w:eastAsia="Times New Roman" w:hAnsi="Times New Roman" w:cs="Times New Roman"/>
-          <w:sz w:val="24"/>
-          <w:szCs w:val="24"/>
-        </w:rPr>
-      </w:pPr>
-      <w:r>
-        <w:rPr>
-          <w:rFonts w:ascii="Times New Roman" w:eastAsia="Times New Roman" w:hAnsi="Times New Roman" w:cs="Times New Roman"/>
-          <w:sz w:val="24"/>
-          <w:szCs w:val="24"/>
-        </w:rPr>
-        <w:pict w14:anchorId="24E30148">
-          <v:rect id="_x0000_i1047" style="width:0;height:1.5pt" o:hralign="center" o:hrstd="t" o:hr="t" fillcolor="#a0a0a0" stroked="f"/>
-        </w:pict>
-      </w:r>
-    </w:p>
-    <w:p>
-      <w:pPr>
-        <w:spacing w:before="100" w:beforeAutospacing="1" w:after="100" w:afterAutospacing="1"/>
-        <w:outlineLvl w:val="1"/>
+      </w:pPr>
+      <w:r>
         <w:rPr>
           <w:rFonts w:ascii="Times New Roman" w:eastAsia="Times New Roman" w:hAnsi="Times New Roman" w:cs="Times New Roman"/>
           <w:b/>
@@ -793,32 +638,23 @@
           <w:sz w:val="36"/>
           <w:szCs w:val="36"/>
         </w:rPr>
+        <w:t>Phase 0: Repo &amp; Project Skeleton</w:t>
+      </w:r>
+    </w:p>
+    <w:p>
+      <w:pPr>
+        <w:spacing w:before="100" w:beforeAutospacing="1" w:after="100" w:afterAutospacing="1"/>
+        <w:rPr>
+          <w:rFonts w:ascii="Times New Roman" w:eastAsia="Times New Roman" w:hAnsi="Times New Roman" w:cs="Times New Roman"/>
+          <w:sz w:val="24"/>
+          <w:szCs w:val="24"/>
+        </w:rPr>
       </w:pPr>
       <w:r>
         <w:rPr>
           <w:rFonts w:ascii="Times New Roman" w:eastAsia="Times New Roman" w:hAnsi="Times New Roman" w:cs="Times New Roman"/>
           <w:b/>
           <w:bCs/>
-          <w:sz w:val="36"/>
-          <w:szCs w:val="36"/>
-        </w:rPr>
-        <w:t>Phase 0: Repo &amp; Project Skeleton</w:t>
-      </w:r>
-    </w:p>
-    <w:p>
-      <w:pPr>
-        <w:spacing w:before="100" w:beforeAutospacing="1" w:after="100" w:afterAutospacing="1"/>
-        <w:rPr>
-          <w:rFonts w:ascii="Times New Roman" w:eastAsia="Times New Roman" w:hAnsi="Times New Roman" w:cs="Times New Roman"/>
-          <w:sz w:val="24"/>
-          <w:szCs w:val="24"/>
-        </w:rPr>
-      </w:pPr>
-      <w:r>
-        <w:rPr>
-          <w:rFonts w:ascii="Times New Roman" w:eastAsia="Times New Roman" w:hAnsi="Times New Roman" w:cs="Times New Roman"/>
-          <w:b/>
-          <w:bCs/>
           <w:sz w:val="24"/>
           <w:szCs w:val="24"/>
         </w:rPr>
@@ -830,25 +666,7 @@
           <w:sz w:val="24"/>
           <w:szCs w:val="24"/>
         </w:rPr>
-        <w:t xml:space="preserve"> Create the Go module, CLI </w:t>
-      </w:r>
-      <w:proofErr w:type="spellStart"/>
-      <w:r>
-        <w:rPr>
-          <w:rFonts w:ascii="Times New Roman" w:eastAsia="Times New Roman" w:hAnsi="Times New Roman" w:cs="Times New Roman"/>
-          <w:sz w:val="24"/>
-          <w:szCs w:val="24"/>
-        </w:rPr>
-        <w:t>entrypoints</w:t>
-      </w:r>
-      <w:proofErr w:type="spellEnd"/>
-      <w:r>
-        <w:rPr>
-          <w:rFonts w:ascii="Times New Roman" w:eastAsia="Times New Roman" w:hAnsi="Times New Roman" w:cs="Times New Roman"/>
-          <w:sz w:val="24"/>
-          <w:szCs w:val="24"/>
-        </w:rPr>
-        <w:t>, and basic layout.</w:t>
+        <w:t xml:space="preserve"> Create the Go module, CLI entrypoints, and basic layout.</w:t>
       </w:r>
     </w:p>
     <w:p>
@@ -892,7 +710,6 @@
         </w:rPr>
         <w:t xml:space="preserve">Create repo </w:t>
       </w:r>
-      <w:proofErr w:type="spellStart"/>
       <w:r>
         <w:rPr>
           <w:rFonts w:ascii="Courier New" w:eastAsia="Times New Roman" w:hAnsi="Courier New" w:cs="Courier New"/>
@@ -901,7 +718,6 @@
         </w:rPr>
         <w:t>bubblefish</w:t>
       </w:r>
-      <w:proofErr w:type="spellEnd"/>
       <w:r>
         <w:rPr>
           <w:rFonts w:ascii="Times New Roman" w:eastAsia="Times New Roman" w:hAnsi="Times New Roman" w:cs="Times New Roman"/>
@@ -982,82 +798,7 @@
           <w:sz w:val="20"/>
           <w:szCs w:val="20"/>
         </w:rPr>
-        <w:t>/</w:t>
-      </w:r>
-      <w:proofErr w:type="spellStart"/>
-      <w:proofErr w:type="gramStart"/>
-      <w:r>
-        <w:rPr>
-          <w:rFonts w:ascii="inherit" w:eastAsia="Times New Roman" w:hAnsi="inherit" w:cs="Courier New"/>
-          <w:color w:val="C5C8C6"/>
-          <w:sz w:val="20"/>
-          <w:szCs w:val="20"/>
-        </w:rPr>
-        <w:t>cmd</w:t>
-      </w:r>
-      <w:proofErr w:type="spellEnd"/>
-      <w:proofErr w:type="gramEnd"/>
-      <w:r>
-        <w:rPr>
-          <w:rFonts w:ascii="inherit" w:eastAsia="Times New Roman" w:hAnsi="inherit" w:cs="Courier New"/>
-          <w:color w:val="C5C8C6"/>
-          <w:sz w:val="20"/>
-          <w:szCs w:val="20"/>
-        </w:rPr>
-        <w:t>/</w:t>
-      </w:r>
-      <w:proofErr w:type="spellStart"/>
-      <w:proofErr w:type="gramStart"/>
-      <w:r>
-        <w:rPr>
-          <w:rFonts w:ascii="inherit" w:eastAsia="Times New Roman" w:hAnsi="inherit" w:cs="Courier New"/>
-          <w:color w:val="C5C8C6"/>
-          <w:sz w:val="20"/>
-          <w:szCs w:val="20"/>
-        </w:rPr>
-        <w:t>bubblefish</w:t>
-      </w:r>
-      <w:proofErr w:type="spellEnd"/>
-      <w:r>
-        <w:rPr>
-          <w:rFonts w:ascii="inherit" w:eastAsia="Times New Roman" w:hAnsi="inherit" w:cs="Courier New"/>
-          <w:color w:val="C5C8C6"/>
-          <w:sz w:val="20"/>
-          <w:szCs w:val="20"/>
-        </w:rPr>
-        <w:t>/      #</w:t>
-      </w:r>
-      <w:proofErr w:type="gramEnd"/>
-      <w:r>
-        <w:rPr>
-          <w:rFonts w:ascii="inherit" w:eastAsia="Times New Roman" w:hAnsi="inherit" w:cs="Courier New"/>
-          <w:color w:val="C5C8C6"/>
-          <w:sz w:val="20"/>
-          <w:szCs w:val="20"/>
-        </w:rPr>
-        <w:t xml:space="preserve"> </w:t>
-      </w:r>
-      <w:proofErr w:type="spellStart"/>
-      <w:proofErr w:type="gramStart"/>
-      <w:r>
-        <w:rPr>
-          <w:rFonts w:ascii="inherit" w:eastAsia="Times New Roman" w:hAnsi="inherit" w:cs="Courier New"/>
-          <w:color w:val="C5C8C6"/>
-          <w:sz w:val="20"/>
-          <w:szCs w:val="20"/>
-        </w:rPr>
-        <w:t>main.go</w:t>
-      </w:r>
-      <w:proofErr w:type="spellEnd"/>
-      <w:proofErr w:type="gramEnd"/>
-      <w:r>
-        <w:rPr>
-          <w:rFonts w:ascii="inherit" w:eastAsia="Times New Roman" w:hAnsi="inherit" w:cs="Courier New"/>
-          <w:color w:val="C5C8C6"/>
-          <w:sz w:val="20"/>
-          <w:szCs w:val="20"/>
-        </w:rPr>
-        <w:t xml:space="preserve"> and CLI subcommands</w:t>
+        <w:t>/cmd/bubblefish/      # main.go and CLI subcommands</w:t>
       </w:r>
     </w:p>
     <w:p>
@@ -1095,47 +836,7 @@
           <w:sz w:val="20"/>
           <w:szCs w:val="20"/>
         </w:rPr>
-        <w:t>/</w:t>
-      </w:r>
-      <w:proofErr w:type="gramStart"/>
-      <w:r>
-        <w:rPr>
-          <w:rFonts w:ascii="inherit" w:eastAsia="Times New Roman" w:hAnsi="inherit" w:cs="Courier New"/>
-          <w:color w:val="C5C8C6"/>
-          <w:sz w:val="20"/>
-          <w:szCs w:val="20"/>
-        </w:rPr>
-        <w:t>internal</w:t>
-      </w:r>
-      <w:proofErr w:type="gramEnd"/>
-      <w:r>
-        <w:rPr>
-          <w:rFonts w:ascii="inherit" w:eastAsia="Times New Roman" w:hAnsi="inherit" w:cs="Courier New"/>
-          <w:color w:val="C5C8C6"/>
-          <w:sz w:val="20"/>
-          <w:szCs w:val="20"/>
-        </w:rPr>
-        <w:t>/</w:t>
-      </w:r>
-      <w:proofErr w:type="gramStart"/>
-      <w:r>
-        <w:rPr>
-          <w:rFonts w:ascii="inherit" w:eastAsia="Times New Roman" w:hAnsi="inherit" w:cs="Courier New"/>
-          <w:color w:val="C5C8C6"/>
-          <w:sz w:val="20"/>
-          <w:szCs w:val="20"/>
-        </w:rPr>
-        <w:t>config/     #</w:t>
-      </w:r>
-      <w:proofErr w:type="gramEnd"/>
-      <w:r>
-        <w:rPr>
-          <w:rFonts w:ascii="inherit" w:eastAsia="Times New Roman" w:hAnsi="inherit" w:cs="Courier New"/>
-          <w:color w:val="C5C8C6"/>
-          <w:sz w:val="20"/>
-          <w:szCs w:val="20"/>
-        </w:rPr>
-        <w:t xml:space="preserve"> TOML models + parsing</w:t>
+        <w:t>/internal/config/     # TOML models + parsing</w:t>
       </w:r>
     </w:p>
     <w:p>
@@ -1173,47 +874,7 @@
           <w:sz w:val="20"/>
           <w:szCs w:val="20"/>
         </w:rPr>
-        <w:t>/</w:t>
-      </w:r>
-      <w:proofErr w:type="gramStart"/>
-      <w:r>
-        <w:rPr>
-          <w:rFonts w:ascii="inherit" w:eastAsia="Times New Roman" w:hAnsi="inherit" w:cs="Courier New"/>
-          <w:color w:val="C5C8C6"/>
-          <w:sz w:val="20"/>
-          <w:szCs w:val="20"/>
-        </w:rPr>
-        <w:t>internal</w:t>
-      </w:r>
-      <w:proofErr w:type="gramEnd"/>
-      <w:r>
-        <w:rPr>
-          <w:rFonts w:ascii="inherit" w:eastAsia="Times New Roman" w:hAnsi="inherit" w:cs="Courier New"/>
-          <w:color w:val="C5C8C6"/>
-          <w:sz w:val="20"/>
-          <w:szCs w:val="20"/>
-        </w:rPr>
-        <w:t>/</w:t>
-      </w:r>
-      <w:proofErr w:type="gramStart"/>
-      <w:r>
-        <w:rPr>
-          <w:rFonts w:ascii="inherit" w:eastAsia="Times New Roman" w:hAnsi="inherit" w:cs="Courier New"/>
-          <w:color w:val="C5C8C6"/>
-          <w:sz w:val="20"/>
-          <w:szCs w:val="20"/>
-        </w:rPr>
-        <w:t>build/      #</w:t>
-      </w:r>
-      <w:proofErr w:type="gramEnd"/>
-      <w:r>
-        <w:rPr>
-          <w:rFonts w:ascii="inherit" w:eastAsia="Times New Roman" w:hAnsi="inherit" w:cs="Courier New"/>
-          <w:color w:val="C5C8C6"/>
-          <w:sz w:val="20"/>
-          <w:szCs w:val="20"/>
-        </w:rPr>
-        <w:t xml:space="preserve"> build pipeline (TOML → compiled JSON)</w:t>
+        <w:t>/internal/build/      # build pipeline (TOML → compiled JSON)</w:t>
       </w:r>
     </w:p>
     <w:p>
@@ -1251,47 +912,7 @@
           <w:sz w:val="20"/>
           <w:szCs w:val="20"/>
         </w:rPr>
-        <w:t>/</w:t>
-      </w:r>
-      <w:proofErr w:type="gramStart"/>
-      <w:r>
-        <w:rPr>
-          <w:rFonts w:ascii="inherit" w:eastAsia="Times New Roman" w:hAnsi="inherit" w:cs="Courier New"/>
-          <w:color w:val="C5C8C6"/>
-          <w:sz w:val="20"/>
-          <w:szCs w:val="20"/>
-        </w:rPr>
-        <w:t>internal</w:t>
-      </w:r>
-      <w:proofErr w:type="gramEnd"/>
-      <w:r>
-        <w:rPr>
-          <w:rFonts w:ascii="inherit" w:eastAsia="Times New Roman" w:hAnsi="inherit" w:cs="Courier New"/>
-          <w:color w:val="C5C8C6"/>
-          <w:sz w:val="20"/>
-          <w:szCs w:val="20"/>
-        </w:rPr>
-        <w:t>/</w:t>
-      </w:r>
-      <w:proofErr w:type="gramStart"/>
-      <w:r>
-        <w:rPr>
-          <w:rFonts w:ascii="inherit" w:eastAsia="Times New Roman" w:hAnsi="inherit" w:cs="Courier New"/>
-          <w:color w:val="C5C8C6"/>
-          <w:sz w:val="20"/>
-          <w:szCs w:val="20"/>
-        </w:rPr>
-        <w:t>daemon/     #</w:t>
-      </w:r>
-      <w:proofErr w:type="gramEnd"/>
-      <w:r>
-        <w:rPr>
-          <w:rFonts w:ascii="inherit" w:eastAsia="Times New Roman" w:hAnsi="inherit" w:cs="Courier New"/>
-          <w:color w:val="C5C8C6"/>
-          <w:sz w:val="20"/>
-          <w:szCs w:val="20"/>
-        </w:rPr>
-        <w:t xml:space="preserve"> HTTP server, queues, WAL</w:t>
+        <w:t>/internal/daemon/     # HTTP server, queues, WAL</w:t>
       </w:r>
     </w:p>
     <w:p>
@@ -1329,67 +950,7 @@
           <w:sz w:val="20"/>
           <w:szCs w:val="20"/>
         </w:rPr>
-        <w:t>/</w:t>
-      </w:r>
-      <w:proofErr w:type="gramStart"/>
-      <w:r>
-        <w:rPr>
-          <w:rFonts w:ascii="inherit" w:eastAsia="Times New Roman" w:hAnsi="inherit" w:cs="Courier New"/>
-          <w:color w:val="C5C8C6"/>
-          <w:sz w:val="20"/>
-          <w:szCs w:val="20"/>
-        </w:rPr>
-        <w:t>internal</w:t>
-      </w:r>
-      <w:proofErr w:type="gramEnd"/>
-      <w:r>
-        <w:rPr>
-          <w:rFonts w:ascii="inherit" w:eastAsia="Times New Roman" w:hAnsi="inherit" w:cs="Courier New"/>
-          <w:color w:val="C5C8C6"/>
-          <w:sz w:val="20"/>
-          <w:szCs w:val="20"/>
-        </w:rPr>
-        <w:t>/</w:t>
-      </w:r>
-      <w:proofErr w:type="gramStart"/>
-      <w:r>
-        <w:rPr>
-          <w:rFonts w:ascii="inherit" w:eastAsia="Times New Roman" w:hAnsi="inherit" w:cs="Courier New"/>
-          <w:color w:val="C5C8C6"/>
-          <w:sz w:val="20"/>
-          <w:szCs w:val="20"/>
-        </w:rPr>
-        <w:t>destinations/ #</w:t>
-      </w:r>
-      <w:proofErr w:type="gramEnd"/>
-      <w:r>
-        <w:rPr>
-          <w:rFonts w:ascii="inherit" w:eastAsia="Times New Roman" w:hAnsi="inherit" w:cs="Courier New"/>
-          <w:color w:val="C5C8C6"/>
-          <w:sz w:val="20"/>
-          <w:szCs w:val="20"/>
-        </w:rPr>
-        <w:t xml:space="preserve"> </w:t>
-      </w:r>
-      <w:proofErr w:type="spellStart"/>
-      <w:r>
-        <w:rPr>
-          <w:rFonts w:ascii="inherit" w:eastAsia="Times New Roman" w:hAnsi="inherit" w:cs="Courier New"/>
-          <w:color w:val="C5C8C6"/>
-          <w:sz w:val="20"/>
-          <w:szCs w:val="20"/>
-        </w:rPr>
-        <w:t>DestinationPlugin</w:t>
-      </w:r>
-      <w:proofErr w:type="spellEnd"/>
-      <w:r>
-        <w:rPr>
-          <w:rFonts w:ascii="inherit" w:eastAsia="Times New Roman" w:hAnsi="inherit" w:cs="Courier New"/>
-          <w:color w:val="C5C8C6"/>
-          <w:sz w:val="20"/>
-          <w:szCs w:val="20"/>
-        </w:rPr>
-        <w:t xml:space="preserve"> implementations</w:t>
+        <w:t>/internal/destinations/ # DestinationPlugin implementations</w:t>
       </w:r>
     </w:p>
     <w:p>
@@ -1427,47 +988,7 @@
           <w:sz w:val="20"/>
           <w:szCs w:val="20"/>
         </w:rPr>
-        <w:t>/internal/</w:t>
-      </w:r>
-      <w:proofErr w:type="spellStart"/>
-      <w:r>
-        <w:rPr>
-          <w:rFonts w:ascii="inherit" w:eastAsia="Times New Roman" w:hAnsi="inherit" w:cs="Courier New"/>
-          <w:color w:val="C5C8C6"/>
-          <w:sz w:val="20"/>
-          <w:szCs w:val="20"/>
-        </w:rPr>
-        <w:t>ui</w:t>
-      </w:r>
-      <w:proofErr w:type="spellEnd"/>
-      <w:r>
-        <w:rPr>
-          <w:rFonts w:ascii="inherit" w:eastAsia="Times New Roman" w:hAnsi="inherit" w:cs="Courier New"/>
-          <w:color w:val="C5C8C6"/>
-          <w:sz w:val="20"/>
-          <w:szCs w:val="20"/>
-        </w:rPr>
-        <w:t>/</w:t>
-      </w:r>
-      <w:proofErr w:type="gramStart"/>
-      <w:r>
-        <w:rPr>
-          <w:rFonts w:ascii="inherit" w:eastAsia="Times New Roman" w:hAnsi="inherit" w:cs="Courier New"/>
-          <w:color w:val="C5C8C6"/>
-          <w:sz w:val="20"/>
-          <w:szCs w:val="20"/>
-        </w:rPr>
-        <w:t>tui/     #</w:t>
-      </w:r>
-      <w:proofErr w:type="gramEnd"/>
-      <w:r>
-        <w:rPr>
-          <w:rFonts w:ascii="inherit" w:eastAsia="Times New Roman" w:hAnsi="inherit" w:cs="Courier New"/>
-          <w:color w:val="C5C8C6"/>
-          <w:sz w:val="20"/>
-          <w:szCs w:val="20"/>
-        </w:rPr>
-        <w:t xml:space="preserve"> Bubble Tea TUI</w:t>
+        <w:t>/internal/ui/tui/     # Bubble Tea TUI</w:t>
       </w:r>
     </w:p>
     <w:p>
@@ -1505,47 +1026,7 @@
           <w:sz w:val="20"/>
           <w:szCs w:val="20"/>
         </w:rPr>
-        <w:t>/internal/</w:t>
-      </w:r>
-      <w:proofErr w:type="spellStart"/>
-      <w:r>
-        <w:rPr>
-          <w:rFonts w:ascii="inherit" w:eastAsia="Times New Roman" w:hAnsi="inherit" w:cs="Courier New"/>
-          <w:color w:val="C5C8C6"/>
-          <w:sz w:val="20"/>
-          <w:szCs w:val="20"/>
-        </w:rPr>
-        <w:t>ui</w:t>
-      </w:r>
-      <w:proofErr w:type="spellEnd"/>
-      <w:r>
-        <w:rPr>
-          <w:rFonts w:ascii="inherit" w:eastAsia="Times New Roman" w:hAnsi="inherit" w:cs="Courier New"/>
-          <w:color w:val="C5C8C6"/>
-          <w:sz w:val="20"/>
-          <w:szCs w:val="20"/>
-        </w:rPr>
-        <w:t>/</w:t>
-      </w:r>
-      <w:proofErr w:type="gramStart"/>
-      <w:r>
-        <w:rPr>
-          <w:rFonts w:ascii="inherit" w:eastAsia="Times New Roman" w:hAnsi="inherit" w:cs="Courier New"/>
-          <w:color w:val="C5C8C6"/>
-          <w:sz w:val="20"/>
-          <w:szCs w:val="20"/>
-        </w:rPr>
-        <w:t>web/     #</w:t>
-      </w:r>
-      <w:proofErr w:type="gramEnd"/>
-      <w:r>
-        <w:rPr>
-          <w:rFonts w:ascii="inherit" w:eastAsia="Times New Roman" w:hAnsi="inherit" w:cs="Courier New"/>
-          <w:color w:val="C5C8C6"/>
-          <w:sz w:val="20"/>
-          <w:szCs w:val="20"/>
-        </w:rPr>
-        <w:t xml:space="preserve"> embedded Web UI</w:t>
+        <w:t>/internal/ui/web/     # embedded Web UI</w:t>
       </w:r>
     </w:p>
     <w:p>
@@ -1583,27 +1064,7 @@
           <w:sz w:val="20"/>
           <w:szCs w:val="20"/>
         </w:rPr>
-        <w:t>/</w:t>
-      </w:r>
-      <w:proofErr w:type="gramStart"/>
-      <w:r>
-        <w:rPr>
-          <w:rFonts w:ascii="inherit" w:eastAsia="Times New Roman" w:hAnsi="inherit" w:cs="Courier New"/>
-          <w:color w:val="C5C8C6"/>
-          <w:sz w:val="20"/>
-          <w:szCs w:val="20"/>
-        </w:rPr>
-        <w:t>templates/           #</w:t>
-      </w:r>
-      <w:proofErr w:type="gramEnd"/>
-      <w:r>
-        <w:rPr>
-          <w:rFonts w:ascii="inherit" w:eastAsia="Times New Roman" w:hAnsi="inherit" w:cs="Courier New"/>
-          <w:color w:val="C5C8C6"/>
-          <w:sz w:val="20"/>
-          <w:szCs w:val="20"/>
-        </w:rPr>
-        <w:t xml:space="preserve"> embedded TOML starter templates</w:t>
+        <w:t>/templates/           # embedded TOML starter templates</w:t>
       </w:r>
     </w:p>
     <w:p>
@@ -1700,59 +1161,8 @@
           <w:sz w:val="20"/>
           <w:szCs w:val="20"/>
         </w:rPr>
-        <w:t xml:space="preserve">go mod </w:t>
-      </w:r>
-      <w:proofErr w:type="spellStart"/>
-      <w:r>
-        <w:rPr>
-          <w:rFonts w:ascii="inherit" w:eastAsia="Times New Roman" w:hAnsi="inherit" w:cs="Courier New"/>
-          <w:color w:val="C5C8C6"/>
-          <w:sz w:val="20"/>
-          <w:szCs w:val="20"/>
-        </w:rPr>
-        <w:t>init</w:t>
-      </w:r>
-      <w:proofErr w:type="spellEnd"/>
-      <w:r>
-        <w:rPr>
-          <w:rFonts w:ascii="inherit" w:eastAsia="Times New Roman" w:hAnsi="inherit" w:cs="Courier New"/>
-          <w:color w:val="C5C8C6"/>
-          <w:sz w:val="20"/>
-          <w:szCs w:val="20"/>
-        </w:rPr>
-        <w:t xml:space="preserve"> github.com/</w:t>
-      </w:r>
-      <w:proofErr w:type="spellStart"/>
-      <w:r>
-        <w:rPr>
-          <w:rFonts w:ascii="inherit" w:eastAsia="Times New Roman" w:hAnsi="inherit" w:cs="Courier New"/>
-          <w:color w:val="C5C8C6"/>
-          <w:sz w:val="20"/>
-          <w:szCs w:val="20"/>
-        </w:rPr>
-        <w:t>yourname</w:t>
-      </w:r>
-      <w:proofErr w:type="spellEnd"/>
-      <w:r>
-        <w:rPr>
-          <w:rFonts w:ascii="inherit" w:eastAsia="Times New Roman" w:hAnsi="inherit" w:cs="Courier New"/>
-          <w:color w:val="C5C8C6"/>
-          <w:sz w:val="20"/>
-          <w:szCs w:val="20"/>
-        </w:rPr>
-        <w:t>/</w:t>
-      </w:r>
-      <w:proofErr w:type="spellStart"/>
-      <w:r>
-        <w:rPr>
-          <w:rFonts w:ascii="inherit" w:eastAsia="Times New Roman" w:hAnsi="inherit" w:cs="Courier New"/>
-          <w:color w:val="C5C8C6"/>
-          <w:sz w:val="20"/>
-          <w:szCs w:val="20"/>
-        </w:rPr>
-        <w:t>bubblefish</w:t>
-      </w:r>
-      <w:proofErr w:type="spellEnd"/>
+        <w:t>go mod init github.com/yourname/bubblefish</w:t>
+      </w:r>
     </w:p>
     <w:p>
       <w:pPr>
@@ -1789,39 +1199,8 @@
           <w:sz w:val="20"/>
           <w:szCs w:val="20"/>
         </w:rPr>
-        <w:t>go get github.com/</w:t>
-      </w:r>
-      <w:proofErr w:type="spellStart"/>
-      <w:r>
-        <w:rPr>
-          <w:rFonts w:ascii="inherit" w:eastAsia="Times New Roman" w:hAnsi="inherit" w:cs="Courier New"/>
-          <w:color w:val="C5C8C6"/>
-          <w:sz w:val="20"/>
-          <w:szCs w:val="20"/>
-        </w:rPr>
-        <w:t>BurntSushi</w:t>
-      </w:r>
-      <w:proofErr w:type="spellEnd"/>
-      <w:r>
-        <w:rPr>
-          <w:rFonts w:ascii="inherit" w:eastAsia="Times New Roman" w:hAnsi="inherit" w:cs="Courier New"/>
-          <w:color w:val="C5C8C6"/>
-          <w:sz w:val="20"/>
-          <w:szCs w:val="20"/>
-        </w:rPr>
-        <w:t>/</w:t>
-      </w:r>
-      <w:proofErr w:type="spellStart"/>
-      <w:r>
-        <w:rPr>
-          <w:rFonts w:ascii="inherit" w:eastAsia="Times New Roman" w:hAnsi="inherit" w:cs="Courier New"/>
-          <w:color w:val="C5C8C6"/>
-          <w:sz w:val="20"/>
-          <w:szCs w:val="20"/>
-        </w:rPr>
-        <w:t>toml</w:t>
-      </w:r>
-      <w:proofErr w:type="spellEnd"/>
+        <w:t>go get github.com/BurntSushi/toml</w:t>
+      </w:r>
     </w:p>
     <w:p>
       <w:pPr>
@@ -1858,39 +1237,8 @@
           <w:sz w:val="20"/>
           <w:szCs w:val="20"/>
         </w:rPr>
-        <w:t>go get github.com/</w:t>
-      </w:r>
-      <w:proofErr w:type="spellStart"/>
-      <w:r>
-        <w:rPr>
-          <w:rFonts w:ascii="inherit" w:eastAsia="Times New Roman" w:hAnsi="inherit" w:cs="Courier New"/>
-          <w:color w:val="C5C8C6"/>
-          <w:sz w:val="20"/>
-          <w:szCs w:val="20"/>
-        </w:rPr>
-        <w:t>tidwall</w:t>
-      </w:r>
-      <w:proofErr w:type="spellEnd"/>
-      <w:r>
-        <w:rPr>
-          <w:rFonts w:ascii="inherit" w:eastAsia="Times New Roman" w:hAnsi="inherit" w:cs="Courier New"/>
-          <w:color w:val="C5C8C6"/>
-          <w:sz w:val="20"/>
-          <w:szCs w:val="20"/>
-        </w:rPr>
-        <w:t>/</w:t>
-      </w:r>
-      <w:proofErr w:type="spellStart"/>
-      <w:r>
-        <w:rPr>
-          <w:rFonts w:ascii="inherit" w:eastAsia="Times New Roman" w:hAnsi="inherit" w:cs="Courier New"/>
-          <w:color w:val="C5C8C6"/>
-          <w:sz w:val="20"/>
-          <w:szCs w:val="20"/>
-        </w:rPr>
-        <w:t>gjson</w:t>
-      </w:r>
-      <w:proofErr w:type="spellEnd"/>
+        <w:t>go get github.com/tidwall/gjson</w:t>
+      </w:r>
     </w:p>
     <w:p>
       <w:pPr>
@@ -1927,79 +1275,8 @@
           <w:sz w:val="20"/>
           <w:szCs w:val="20"/>
         </w:rPr>
-        <w:t>go get github.com/</w:t>
-      </w:r>
-      <w:proofErr w:type="spellStart"/>
-      <w:r>
-        <w:rPr>
-          <w:rFonts w:ascii="inherit" w:eastAsia="Times New Roman" w:hAnsi="inherit" w:cs="Courier New"/>
-          <w:color w:val="C5C8C6"/>
-          <w:sz w:val="20"/>
-          <w:szCs w:val="20"/>
-        </w:rPr>
-        <w:t>charmbracelet</w:t>
-      </w:r>
-      <w:proofErr w:type="spellEnd"/>
-      <w:r>
-        <w:rPr>
-          <w:rFonts w:ascii="inherit" w:eastAsia="Times New Roman" w:hAnsi="inherit" w:cs="Courier New"/>
-          <w:color w:val="C5C8C6"/>
-          <w:sz w:val="20"/>
-          <w:szCs w:val="20"/>
-        </w:rPr>
-        <w:t>/</w:t>
-      </w:r>
-      <w:proofErr w:type="spellStart"/>
-      <w:r>
-        <w:rPr>
-          <w:rFonts w:ascii="inherit" w:eastAsia="Times New Roman" w:hAnsi="inherit" w:cs="Courier New"/>
-          <w:color w:val="C5C8C6"/>
-          <w:sz w:val="20"/>
-          <w:szCs w:val="20"/>
-        </w:rPr>
-        <w:t>bubbletea</w:t>
-      </w:r>
-      <w:proofErr w:type="spellEnd"/>
-      <w:r>
-        <w:rPr>
-          <w:rFonts w:ascii="inherit" w:eastAsia="Times New Roman" w:hAnsi="inherit" w:cs="Courier New"/>
-          <w:color w:val="C5C8C6"/>
-          <w:sz w:val="20"/>
-          <w:szCs w:val="20"/>
-        </w:rPr>
-        <w:t xml:space="preserve"> github.com/</w:t>
-      </w:r>
-      <w:proofErr w:type="spellStart"/>
-      <w:r>
-        <w:rPr>
-          <w:rFonts w:ascii="inherit" w:eastAsia="Times New Roman" w:hAnsi="inherit" w:cs="Courier New"/>
-          <w:color w:val="C5C8C6"/>
-          <w:sz w:val="20"/>
-          <w:szCs w:val="20"/>
-        </w:rPr>
-        <w:t>charmbracelet</w:t>
-      </w:r>
-      <w:proofErr w:type="spellEnd"/>
-      <w:r>
-        <w:rPr>
-          <w:rFonts w:ascii="inherit" w:eastAsia="Times New Roman" w:hAnsi="inherit" w:cs="Courier New"/>
-          <w:color w:val="C5C8C6"/>
-          <w:sz w:val="20"/>
-          <w:szCs w:val="20"/>
-        </w:rPr>
-        <w:t>/</w:t>
-      </w:r>
-      <w:proofErr w:type="spellStart"/>
-      <w:r>
-        <w:rPr>
-          <w:rFonts w:ascii="inherit" w:eastAsia="Times New Roman" w:hAnsi="inherit" w:cs="Courier New"/>
-          <w:color w:val="C5C8C6"/>
-          <w:sz w:val="20"/>
-          <w:szCs w:val="20"/>
-        </w:rPr>
-        <w:t>lipgloss</w:t>
-      </w:r>
-      <w:proofErr w:type="spellEnd"/>
+        <w:t>go get github.com/charmbracelet/bubbletea github.com/charmbracelet/lipgloss</w:t>
+      </w:r>
     </w:p>
     <w:p>
       <w:pPr>
@@ -2022,54 +1299,14 @@
         </w:rPr>
         <w:t xml:space="preserve">Create </w:t>
       </w:r>
-      <w:proofErr w:type="spellStart"/>
       <w:r>
         <w:rPr>
           <w:rFonts w:ascii="Courier New" w:eastAsia="Times New Roman" w:hAnsi="Courier New" w:cs="Courier New"/>
           <w:sz w:val="20"/>
           <w:szCs w:val="20"/>
         </w:rPr>
-        <w:t>cmd</w:t>
-      </w:r>
-      <w:proofErr w:type="spellEnd"/>
-      <w:r>
-        <w:rPr>
-          <w:rFonts w:ascii="Courier New" w:eastAsia="Times New Roman" w:hAnsi="Courier New" w:cs="Courier New"/>
-          <w:sz w:val="20"/>
-          <w:szCs w:val="20"/>
-        </w:rPr>
-        <w:t>/</w:t>
-      </w:r>
-      <w:proofErr w:type="spellStart"/>
-      <w:r>
-        <w:rPr>
-          <w:rFonts w:ascii="Courier New" w:eastAsia="Times New Roman" w:hAnsi="Courier New" w:cs="Courier New"/>
-          <w:sz w:val="20"/>
-          <w:szCs w:val="20"/>
-        </w:rPr>
-        <w:t>bubblefish</w:t>
-      </w:r>
-      <w:proofErr w:type="spellEnd"/>
-      <w:r>
-        <w:rPr>
-          <w:rFonts w:ascii="Courier New" w:eastAsia="Times New Roman" w:hAnsi="Courier New" w:cs="Courier New"/>
-          <w:sz w:val="20"/>
-          <w:szCs w:val="20"/>
-        </w:rPr>
-        <w:t>/</w:t>
-      </w:r>
-      <w:proofErr w:type="spellStart"/>
-      <w:proofErr w:type="gramStart"/>
-      <w:r>
-        <w:rPr>
-          <w:rFonts w:ascii="Courier New" w:eastAsia="Times New Roman" w:hAnsi="Courier New" w:cs="Courier New"/>
-          <w:sz w:val="20"/>
-          <w:szCs w:val="20"/>
-        </w:rPr>
-        <w:t>main.go</w:t>
-      </w:r>
-      <w:proofErr w:type="spellEnd"/>
-      <w:proofErr w:type="gramEnd"/>
+        <w:t>cmd/bubblefish/main.go</w:t>
+      </w:r>
       <w:r>
         <w:rPr>
           <w:rFonts w:ascii="Times New Roman" w:eastAsia="Times New Roman" w:hAnsi="Times New Roman" w:cs="Times New Roman"/>
@@ -2094,7 +1331,7 @@
           <w:szCs w:val="24"/>
         </w:rPr>
         <w:pict w14:anchorId="33B4FCCD">
-          <v:rect id="_x0000_i1048" style="width:0;height:1.5pt" o:hralign="center" o:hrstd="t" o:hr="t" fillcolor="#a0a0a0" stroked="f"/>
+          <v:rect id="_x0000_i1027" style="width:0;height:1.5pt" o:hralign="center" o:hrstd="t" o:hr="t" fillcolor="#a0a0a0" stroked="f"/>
         </w:pict>
       </w:r>
     </w:p>
@@ -2120,7 +1357,6 @@
         </w:rPr>
         <w:t xml:space="preserve">Phase 1: Config Model + </w:t>
       </w:r>
-      <w:proofErr w:type="spellStart"/>
       <w:r>
         <w:rPr>
           <w:rFonts w:ascii="Courier New" w:eastAsia="Times New Roman" w:hAnsi="Courier New" w:cs="Courier New"/>
@@ -2129,87 +1365,44 @@
           <w:sz w:val="20"/>
           <w:szCs w:val="20"/>
         </w:rPr>
-        <w:t>bubblefish</w:t>
-      </w:r>
-      <w:proofErr w:type="spellEnd"/>
-      <w:r>
-        <w:rPr>
-          <w:rFonts w:ascii="Courier New" w:eastAsia="Times New Roman" w:hAnsi="Courier New" w:cs="Courier New"/>
+        <w:t>bubblefish init</w:t>
+      </w:r>
+    </w:p>
+    <w:p>
+      <w:pPr>
+        <w:spacing w:before="100" w:beforeAutospacing="1" w:after="100" w:afterAutospacing="1"/>
+        <w:rPr>
+          <w:rFonts w:ascii="Times New Roman" w:eastAsia="Times New Roman" w:hAnsi="Times New Roman" w:cs="Times New Roman"/>
+          <w:sz w:val="24"/>
+          <w:szCs w:val="24"/>
+        </w:rPr>
+      </w:pPr>
+      <w:r>
+        <w:rPr>
+          <w:rFonts w:ascii="Times New Roman" w:eastAsia="Times New Roman" w:hAnsi="Times New Roman" w:cs="Times New Roman"/>
           <w:b/>
           <w:bCs/>
-          <w:sz w:val="20"/>
-          <w:szCs w:val="20"/>
-        </w:rPr>
-        <w:t xml:space="preserve"> </w:t>
-      </w:r>
-      <w:proofErr w:type="spellStart"/>
+          <w:sz w:val="24"/>
+          <w:szCs w:val="24"/>
+        </w:rPr>
+        <w:t>Goal:</w:t>
+      </w:r>
+      <w:r>
+        <w:rPr>
+          <w:rFonts w:ascii="Times New Roman" w:eastAsia="Times New Roman" w:hAnsi="Times New Roman" w:cs="Times New Roman"/>
+          <w:sz w:val="24"/>
+          <w:szCs w:val="24"/>
+        </w:rPr>
+        <w:t xml:space="preserve"> Have a working </w:t>
+      </w:r>
       <w:r>
         <w:rPr>
           <w:rFonts w:ascii="Courier New" w:eastAsia="Times New Roman" w:hAnsi="Courier New" w:cs="Courier New"/>
-          <w:b/>
-          <w:bCs/>
-          <w:sz w:val="20"/>
-          <w:szCs w:val="20"/>
-        </w:rPr>
-        <w:t>init</w:t>
-      </w:r>
-      <w:proofErr w:type="spellEnd"/>
-    </w:p>
-    <w:p>
-      <w:pPr>
-        <w:spacing w:before="100" w:beforeAutospacing="1" w:after="100" w:afterAutospacing="1"/>
-        <w:rPr>
-          <w:rFonts w:ascii="Times New Roman" w:eastAsia="Times New Roman" w:hAnsi="Times New Roman" w:cs="Times New Roman"/>
-          <w:sz w:val="24"/>
-          <w:szCs w:val="24"/>
-        </w:rPr>
-      </w:pPr>
-      <w:r>
-        <w:rPr>
-          <w:rFonts w:ascii="Times New Roman" w:eastAsia="Times New Roman" w:hAnsi="Times New Roman" w:cs="Times New Roman"/>
-          <w:b/>
-          <w:bCs/>
-          <w:sz w:val="24"/>
-          <w:szCs w:val="24"/>
-        </w:rPr>
-        <w:t>Goal:</w:t>
-      </w:r>
-      <w:r>
-        <w:rPr>
-          <w:rFonts w:ascii="Times New Roman" w:eastAsia="Times New Roman" w:hAnsi="Times New Roman" w:cs="Times New Roman"/>
-          <w:sz w:val="24"/>
-          <w:szCs w:val="24"/>
-        </w:rPr>
-        <w:t xml:space="preserve"> Have a working </w:t>
-      </w:r>
-      <w:proofErr w:type="spellStart"/>
-      <w:r>
-        <w:rPr>
-          <w:rFonts w:ascii="Courier New" w:eastAsia="Times New Roman" w:hAnsi="Courier New" w:cs="Courier New"/>
-          <w:sz w:val="20"/>
-          <w:szCs w:val="20"/>
-        </w:rPr>
-        <w:t>bubblefish</w:t>
-      </w:r>
-      <w:proofErr w:type="spellEnd"/>
-      <w:r>
-        <w:rPr>
-          <w:rFonts w:ascii="Courier New" w:eastAsia="Times New Roman" w:hAnsi="Courier New" w:cs="Courier New"/>
-          <w:sz w:val="20"/>
-          <w:szCs w:val="20"/>
-        </w:rPr>
-        <w:t xml:space="preserve"> </w:t>
-      </w:r>
-      <w:proofErr w:type="spellStart"/>
-      <w:r>
-        <w:rPr>
-          <w:rFonts w:ascii="Courier New" w:eastAsia="Times New Roman" w:hAnsi="Courier New" w:cs="Courier New"/>
-          <w:sz w:val="20"/>
-          <w:szCs w:val="20"/>
-        </w:rPr>
-        <w:t>init</w:t>
-      </w:r>
-      <w:proofErr w:type="spellEnd"/>
+          <w:sz w:val="20"/>
+          <w:szCs w:val="20"/>
+        </w:rPr>
+        <w:t>bubblefish init</w:t>
+      </w:r>
       <w:r>
         <w:rPr>
           <w:rFonts w:ascii="Times New Roman" w:eastAsia="Times New Roman" w:hAnsi="Times New Roman" w:cs="Times New Roman"/>
@@ -2273,8 +1466,6 @@
           <w:szCs w:val="24"/>
         </w:rPr>
       </w:pPr>
-      <w:proofErr w:type="spellStart"/>
-      <w:proofErr w:type="gramStart"/>
       <w:r>
         <w:rPr>
           <w:rFonts w:ascii="Courier New" w:eastAsia="Times New Roman" w:hAnsi="Courier New" w:cs="Courier New"/>
@@ -2283,8 +1474,6 @@
         </w:rPr>
         <w:t>daemon.toml</w:t>
       </w:r>
-      <w:proofErr w:type="spellEnd"/>
-      <w:proofErr w:type="gramEnd"/>
       <w:r>
         <w:rPr>
           <w:rFonts w:ascii="Times New Roman" w:eastAsia="Times New Roman" w:hAnsi="Times New Roman" w:cs="Times New Roman"/>
@@ -2365,21 +1554,8 @@
           <w:sz w:val="20"/>
           <w:szCs w:val="20"/>
         </w:rPr>
-        <w:t xml:space="preserve"># </w:t>
-      </w:r>
-      <w:proofErr w:type="spellStart"/>
-      <w:proofErr w:type="gramStart"/>
-      <w:r>
-        <w:rPr>
-          <w:rFonts w:ascii="inherit" w:eastAsia="Times New Roman" w:hAnsi="inherit" w:cs="Courier New"/>
-          <w:color w:val="C5C8C6"/>
-          <w:sz w:val="20"/>
-          <w:szCs w:val="20"/>
-        </w:rPr>
-        <w:t>daemon.toml</w:t>
-      </w:r>
-      <w:proofErr w:type="spellEnd"/>
-      <w:proofErr w:type="gramEnd"/>
+        <w:t># daemon.toml</w:t>
+      </w:r>
     </w:p>
     <w:p>
       <w:pPr>
@@ -2409,25 +1585,14 @@
           <w:szCs w:val="20"/>
         </w:rPr>
       </w:pPr>
-      <w:proofErr w:type="spellStart"/>
-      <w:r>
-        <w:rPr>
-          <w:rFonts w:ascii="inherit" w:eastAsia="Times New Roman" w:hAnsi="inherit" w:cs="Courier New"/>
-          <w:color w:val="C5C8C6"/>
-          <w:sz w:val="20"/>
-          <w:szCs w:val="20"/>
-        </w:rPr>
-        <w:t>bind_address</w:t>
-      </w:r>
-      <w:proofErr w:type="spellEnd"/>
-      <w:r>
-        <w:rPr>
-          <w:rFonts w:ascii="inherit" w:eastAsia="Times New Roman" w:hAnsi="inherit" w:cs="Courier New"/>
-          <w:color w:val="C5C8C6"/>
-          <w:sz w:val="20"/>
-          <w:szCs w:val="20"/>
-        </w:rPr>
-        <w:t xml:space="preserve"> = "127.0.0.1"</w:t>
+      <w:r>
+        <w:rPr>
+          <w:rFonts w:ascii="inherit" w:eastAsia="Times New Roman" w:hAnsi="inherit" w:cs="Courier New"/>
+          <w:color w:val="C5C8C6"/>
+          <w:sz w:val="20"/>
+          <w:szCs w:val="20"/>
+        </w:rPr>
+        <w:t>bind_address = "127.0.0.1"</w:t>
       </w:r>
     </w:p>
     <w:p>
@@ -2496,45 +1661,14 @@
           <w:szCs w:val="20"/>
         </w:rPr>
       </w:pPr>
-      <w:proofErr w:type="spellStart"/>
-      <w:r>
-        <w:rPr>
-          <w:rFonts w:ascii="inherit" w:eastAsia="Times New Roman" w:hAnsi="inherit" w:cs="Courier New"/>
-          <w:color w:val="C5C8C6"/>
-          <w:sz w:val="20"/>
-          <w:szCs w:val="20"/>
-        </w:rPr>
-        <w:t>log_level</w:t>
-      </w:r>
-      <w:proofErr w:type="spellEnd"/>
-      <w:r>
-        <w:rPr>
-          <w:rFonts w:ascii="inherit" w:eastAsia="Times New Roman" w:hAnsi="inherit" w:cs="Courier New"/>
-          <w:color w:val="C5C8C6"/>
-          <w:sz w:val="20"/>
-          <w:szCs w:val="20"/>
-        </w:rPr>
-        <w:t xml:space="preserve">    = "</w:t>
-      </w:r>
-      <w:proofErr w:type="gramStart"/>
-      <w:r>
-        <w:rPr>
-          <w:rFonts w:ascii="inherit" w:eastAsia="Times New Roman" w:hAnsi="inherit" w:cs="Courier New"/>
-          <w:color w:val="C5C8C6"/>
-          <w:sz w:val="20"/>
-          <w:szCs w:val="20"/>
-        </w:rPr>
-        <w:t>info"     #</w:t>
-      </w:r>
-      <w:proofErr w:type="gramEnd"/>
-      <w:r>
-        <w:rPr>
-          <w:rFonts w:ascii="inherit" w:eastAsia="Times New Roman" w:hAnsi="inherit" w:cs="Courier New"/>
-          <w:color w:val="C5C8C6"/>
-          <w:sz w:val="20"/>
-          <w:szCs w:val="20"/>
-        </w:rPr>
-        <w:t xml:space="preserve"> info | debug</w:t>
+      <w:r>
+        <w:rPr>
+          <w:rFonts w:ascii="inherit" w:eastAsia="Times New Roman" w:hAnsi="inherit" w:cs="Courier New"/>
+          <w:color w:val="C5C8C6"/>
+          <w:sz w:val="20"/>
+          <w:szCs w:val="20"/>
+        </w:rPr>
+        <w:t>log_level    = "info"     # info | debug</w:t>
       </w:r>
     </w:p>
     <w:p>
@@ -2632,45 +1766,14 @@
           <w:szCs w:val="20"/>
         </w:rPr>
       </w:pPr>
-      <w:proofErr w:type="spellStart"/>
-      <w:r>
-        <w:rPr>
-          <w:rFonts w:ascii="inherit" w:eastAsia="Times New Roman" w:hAnsi="inherit" w:cs="Courier New"/>
-          <w:color w:val="C5C8C6"/>
-          <w:sz w:val="20"/>
-          <w:szCs w:val="20"/>
-        </w:rPr>
-        <w:t>internal_api_token</w:t>
-      </w:r>
-      <w:proofErr w:type="spellEnd"/>
-      <w:r>
-        <w:rPr>
-          <w:rFonts w:ascii="inherit" w:eastAsia="Times New Roman" w:hAnsi="inherit" w:cs="Courier New"/>
-          <w:color w:val="C5C8C6"/>
-          <w:sz w:val="20"/>
-          <w:szCs w:val="20"/>
-        </w:rPr>
-        <w:t xml:space="preserve"> = "CHANGE_ME</w:t>
-      </w:r>
-      <w:proofErr w:type="gramStart"/>
-      <w:r>
-        <w:rPr>
-          <w:rFonts w:ascii="inherit" w:eastAsia="Times New Roman" w:hAnsi="inherit" w:cs="Courier New"/>
-          <w:color w:val="C5C8C6"/>
-          <w:sz w:val="20"/>
-          <w:szCs w:val="20"/>
-        </w:rPr>
-        <w:t>"  #</w:t>
-      </w:r>
-      <w:proofErr w:type="gramEnd"/>
-      <w:r>
-        <w:rPr>
-          <w:rFonts w:ascii="inherit" w:eastAsia="Times New Roman" w:hAnsi="inherit" w:cs="Courier New"/>
-          <w:color w:val="C5C8C6"/>
-          <w:sz w:val="20"/>
-          <w:szCs w:val="20"/>
-        </w:rPr>
-        <w:t xml:space="preserve"> used by TUI/Web UI</w:t>
+      <w:r>
+        <w:rPr>
+          <w:rFonts w:ascii="inherit" w:eastAsia="Times New Roman" w:hAnsi="inherit" w:cs="Courier New"/>
+          <w:color w:val="C5C8C6"/>
+          <w:sz w:val="20"/>
+          <w:szCs w:val="20"/>
+        </w:rPr>
+        <w:t>internal_api_token = "CHANGE_ME"  # used by TUI/Web UI</w:t>
       </w:r>
     </w:p>
     <w:p>
@@ -2692,18 +1795,8 @@
           <w:sz w:val="20"/>
           <w:szCs w:val="20"/>
         </w:rPr>
-        <w:t>sources/</w:t>
-      </w:r>
-      <w:proofErr w:type="spellStart"/>
-      <w:r>
-        <w:rPr>
-          <w:rFonts w:ascii="Courier New" w:eastAsia="Times New Roman" w:hAnsi="Courier New" w:cs="Courier New"/>
-          <w:sz w:val="20"/>
-          <w:szCs w:val="20"/>
-        </w:rPr>
-        <w:t>claude.toml</w:t>
-      </w:r>
-      <w:proofErr w:type="spellEnd"/>
+        <w:t>sources/claude.toml</w:t>
+      </w:r>
       <w:r>
         <w:rPr>
           <w:rFonts w:ascii="Times New Roman" w:eastAsia="Times New Roman" w:hAnsi="Times New Roman" w:cs="Times New Roman"/>
@@ -2784,19 +1877,8 @@
           <w:sz w:val="20"/>
           <w:szCs w:val="20"/>
         </w:rPr>
-        <w:t># sources/</w:t>
-      </w:r>
-      <w:proofErr w:type="spellStart"/>
-      <w:r>
-        <w:rPr>
-          <w:rFonts w:ascii="inherit" w:eastAsia="Times New Roman" w:hAnsi="inherit" w:cs="Courier New"/>
-          <w:color w:val="C5C8C6"/>
-          <w:sz w:val="20"/>
-          <w:szCs w:val="20"/>
-        </w:rPr>
-        <w:t>claude.toml</w:t>
-      </w:r>
-      <w:proofErr w:type="spellEnd"/>
+        <w:t># sources/claude.toml</w:t>
+      </w:r>
     </w:p>
     <w:p>
       <w:pPr>
@@ -2900,27 +1982,7 @@
           <w:sz w:val="20"/>
           <w:szCs w:val="20"/>
         </w:rPr>
-        <w:t>endpoint    = "/inbound/</w:t>
-      </w:r>
-      <w:proofErr w:type="spellStart"/>
-      <w:r>
-        <w:rPr>
-          <w:rFonts w:ascii="inherit" w:eastAsia="Times New Roman" w:hAnsi="inherit" w:cs="Courier New"/>
-          <w:color w:val="C5C8C6"/>
-          <w:sz w:val="20"/>
-          <w:szCs w:val="20"/>
-        </w:rPr>
-        <w:t>claude</w:t>
-      </w:r>
-      <w:proofErr w:type="spellEnd"/>
-      <w:r>
-        <w:rPr>
-          <w:rFonts w:ascii="inherit" w:eastAsia="Times New Roman" w:hAnsi="inherit" w:cs="Courier New"/>
-          <w:color w:val="C5C8C6"/>
-          <w:sz w:val="20"/>
-          <w:szCs w:val="20"/>
-        </w:rPr>
-        <w:t>"</w:t>
+        <w:t>endpoint    = "/inbound/claude"</w:t>
       </w:r>
     </w:p>
     <w:p>
@@ -2958,27 +2020,7 @@
           <w:sz w:val="20"/>
           <w:szCs w:val="20"/>
         </w:rPr>
-        <w:t xml:space="preserve">color </w:t>
-      </w:r>
-      <w:proofErr w:type="gramStart"/>
-      <w:r>
-        <w:rPr>
-          <w:rFonts w:ascii="inherit" w:eastAsia="Times New Roman" w:hAnsi="inherit" w:cs="Courier New"/>
-          <w:color w:val="C5C8C6"/>
-          <w:sz w:val="20"/>
-          <w:szCs w:val="20"/>
-        </w:rPr>
-        <w:t xml:space="preserve">      = "#</w:t>
-      </w:r>
-      <w:proofErr w:type="gramEnd"/>
-      <w:r>
-        <w:rPr>
-          <w:rFonts w:ascii="inherit" w:eastAsia="Times New Roman" w:hAnsi="inherit" w:cs="Courier New"/>
-          <w:color w:val="C5C8C6"/>
-          <w:sz w:val="20"/>
-          <w:szCs w:val="20"/>
-        </w:rPr>
-        <w:t>D97706"</w:t>
+        <w:t>color       = "#D97706"</w:t>
       </w:r>
     </w:p>
     <w:p>
@@ -3009,25 +2051,14 @@
           <w:szCs w:val="20"/>
         </w:rPr>
       </w:pPr>
-      <w:proofErr w:type="spellStart"/>
-      <w:r>
-        <w:rPr>
-          <w:rFonts w:ascii="inherit" w:eastAsia="Times New Roman" w:hAnsi="inherit" w:cs="Courier New"/>
-          <w:color w:val="C5C8C6"/>
-          <w:sz w:val="20"/>
-          <w:szCs w:val="20"/>
-        </w:rPr>
-        <w:t>can_read</w:t>
-      </w:r>
-      <w:proofErr w:type="spellEnd"/>
-      <w:r>
-        <w:rPr>
-          <w:rFonts w:ascii="inherit" w:eastAsia="Times New Roman" w:hAnsi="inherit" w:cs="Courier New"/>
-          <w:color w:val="C5C8C6"/>
-          <w:sz w:val="20"/>
-          <w:szCs w:val="20"/>
-        </w:rPr>
-        <w:t xml:space="preserve">    = false</w:t>
+      <w:r>
+        <w:rPr>
+          <w:rFonts w:ascii="inherit" w:eastAsia="Times New Roman" w:hAnsi="inherit" w:cs="Courier New"/>
+          <w:color w:val="C5C8C6"/>
+          <w:sz w:val="20"/>
+          <w:szCs w:val="20"/>
+        </w:rPr>
+        <w:t>can_read    = false</w:t>
       </w:r>
     </w:p>
     <w:p>
@@ -3058,25 +2089,14 @@
           <w:szCs w:val="20"/>
         </w:rPr>
       </w:pPr>
-      <w:proofErr w:type="spellStart"/>
-      <w:r>
-        <w:rPr>
-          <w:rFonts w:ascii="inherit" w:eastAsia="Times New Roman" w:hAnsi="inherit" w:cs="Courier New"/>
-          <w:color w:val="C5C8C6"/>
-          <w:sz w:val="20"/>
-          <w:szCs w:val="20"/>
-        </w:rPr>
-        <w:t>can_write</w:t>
-      </w:r>
-      <w:proofErr w:type="spellEnd"/>
-      <w:r>
-        <w:rPr>
-          <w:rFonts w:ascii="inherit" w:eastAsia="Times New Roman" w:hAnsi="inherit" w:cs="Courier New"/>
-          <w:color w:val="C5C8C6"/>
-          <w:sz w:val="20"/>
-          <w:szCs w:val="20"/>
-        </w:rPr>
-        <w:t xml:space="preserve">   = true</w:t>
+      <w:r>
+        <w:rPr>
+          <w:rFonts w:ascii="inherit" w:eastAsia="Times New Roman" w:hAnsi="inherit" w:cs="Courier New"/>
+          <w:color w:val="C5C8C6"/>
+          <w:sz w:val="20"/>
+          <w:szCs w:val="20"/>
+        </w:rPr>
+        <w:t>can_write   = true</w:t>
       </w:r>
     </w:p>
     <w:p>
@@ -3181,67 +2201,7 @@
           <w:sz w:val="20"/>
           <w:szCs w:val="20"/>
         </w:rPr>
-        <w:t>type        = "</w:t>
-      </w:r>
-      <w:proofErr w:type="spellStart"/>
-      <w:r>
-        <w:rPr>
-          <w:rFonts w:ascii="inherit" w:eastAsia="Times New Roman" w:hAnsi="inherit" w:cs="Courier New"/>
-          <w:color w:val="C5C8C6"/>
-          <w:sz w:val="20"/>
-          <w:szCs w:val="20"/>
-        </w:rPr>
-        <w:t>api_key</w:t>
-      </w:r>
-      <w:proofErr w:type="spellEnd"/>
-      <w:r>
-        <w:rPr>
-          <w:rFonts w:ascii="inherit" w:eastAsia="Times New Roman" w:hAnsi="inherit" w:cs="Courier New"/>
-          <w:color w:val="C5C8C6"/>
-          <w:sz w:val="20"/>
-          <w:szCs w:val="20"/>
-        </w:rPr>
-        <w:t>"               # "none" | "</w:t>
-      </w:r>
-      <w:proofErr w:type="spellStart"/>
-      <w:r>
-        <w:rPr>
-          <w:rFonts w:ascii="inherit" w:eastAsia="Times New Roman" w:hAnsi="inherit" w:cs="Courier New"/>
-          <w:color w:val="C5C8C6"/>
-          <w:sz w:val="20"/>
-          <w:szCs w:val="20"/>
-        </w:rPr>
-        <w:t>api_key</w:t>
-      </w:r>
-      <w:proofErr w:type="spellEnd"/>
-      <w:r>
-        <w:rPr>
-          <w:rFonts w:ascii="inherit" w:eastAsia="Times New Roman" w:hAnsi="inherit" w:cs="Courier New"/>
-          <w:color w:val="C5C8C6"/>
-          <w:sz w:val="20"/>
-          <w:szCs w:val="20"/>
-        </w:rPr>
-        <w:t>" | "</w:t>
-      </w:r>
-      <w:proofErr w:type="spellStart"/>
-      <w:r>
-        <w:rPr>
-          <w:rFonts w:ascii="inherit" w:eastAsia="Times New Roman" w:hAnsi="inherit" w:cs="Courier New"/>
-          <w:color w:val="C5C8C6"/>
-          <w:sz w:val="20"/>
-          <w:szCs w:val="20"/>
-        </w:rPr>
-        <w:t>hmac</w:t>
-      </w:r>
-      <w:proofErr w:type="spellEnd"/>
-      <w:r>
-        <w:rPr>
-          <w:rFonts w:ascii="inherit" w:eastAsia="Times New Roman" w:hAnsi="inherit" w:cs="Courier New"/>
-          <w:color w:val="C5C8C6"/>
-          <w:sz w:val="20"/>
-          <w:szCs w:val="20"/>
-        </w:rPr>
-        <w:t>"</w:t>
+        <w:t>type        = "api_key"               # "none" | "api_key" | "hmac"</w:t>
       </w:r>
     </w:p>
     <w:p>
@@ -3310,25 +2270,14 @@
           <w:szCs w:val="20"/>
         </w:rPr>
       </w:pPr>
-      <w:proofErr w:type="spellStart"/>
-      <w:r>
-        <w:rPr>
-          <w:rFonts w:ascii="inherit" w:eastAsia="Times New Roman" w:hAnsi="inherit" w:cs="Courier New"/>
-          <w:color w:val="C5C8C6"/>
-          <w:sz w:val="20"/>
-          <w:szCs w:val="20"/>
-        </w:rPr>
-        <w:t>env_var</w:t>
-      </w:r>
-      <w:proofErr w:type="spellEnd"/>
-      <w:r>
-        <w:rPr>
-          <w:rFonts w:ascii="inherit" w:eastAsia="Times New Roman" w:hAnsi="inherit" w:cs="Courier New"/>
-          <w:color w:val="C5C8C6"/>
-          <w:sz w:val="20"/>
-          <w:szCs w:val="20"/>
-        </w:rPr>
-        <w:t xml:space="preserve">     = "CLAUDE_API_KEY"</w:t>
+      <w:r>
+        <w:rPr>
+          <w:rFonts w:ascii="inherit" w:eastAsia="Times New Roman" w:hAnsi="inherit" w:cs="Courier New"/>
+          <w:color w:val="C5C8C6"/>
+          <w:sz w:val="20"/>
+          <w:szCs w:val="20"/>
+        </w:rPr>
+        <w:t>env_var     = "CLAUDE_API_KEY"</w:t>
       </w:r>
     </w:p>
     <w:p>
@@ -3433,27 +2382,7 @@
           <w:sz w:val="20"/>
           <w:szCs w:val="20"/>
         </w:rPr>
-        <w:t># JSON path expressions (</w:t>
-      </w:r>
-      <w:proofErr w:type="spellStart"/>
-      <w:r>
-        <w:rPr>
-          <w:rFonts w:ascii="inherit" w:eastAsia="Times New Roman" w:hAnsi="inherit" w:cs="Courier New"/>
-          <w:color w:val="C5C8C6"/>
-          <w:sz w:val="20"/>
-          <w:szCs w:val="20"/>
-        </w:rPr>
-        <w:t>gjson</w:t>
-      </w:r>
-      <w:proofErr w:type="spellEnd"/>
-      <w:r>
-        <w:rPr>
-          <w:rFonts w:ascii="inherit" w:eastAsia="Times New Roman" w:hAnsi="inherit" w:cs="Courier New"/>
-          <w:color w:val="C5C8C6"/>
-          <w:sz w:val="20"/>
-          <w:szCs w:val="20"/>
-        </w:rPr>
-        <w:t>-compatible)</w:t>
+        <w:t># JSON path expressions (gjson-compatible)</w:t>
       </w:r>
     </w:p>
     <w:p>
@@ -3491,27 +2420,7 @@
           <w:sz w:val="20"/>
           <w:szCs w:val="20"/>
         </w:rPr>
-        <w:t>content     = "</w:t>
-      </w:r>
-      <w:proofErr w:type="gramStart"/>
-      <w:r>
-        <w:rPr>
-          <w:rFonts w:ascii="inherit" w:eastAsia="Times New Roman" w:hAnsi="inherit" w:cs="Courier New"/>
-          <w:color w:val="C5C8C6"/>
-          <w:sz w:val="20"/>
-          <w:szCs w:val="20"/>
-        </w:rPr>
-        <w:t>payload.message</w:t>
-      </w:r>
-      <w:proofErr w:type="gramEnd"/>
-      <w:r>
-        <w:rPr>
-          <w:rFonts w:ascii="inherit" w:eastAsia="Times New Roman" w:hAnsi="inherit" w:cs="Courier New"/>
-          <w:color w:val="C5C8C6"/>
-          <w:sz w:val="20"/>
-          <w:szCs w:val="20"/>
-        </w:rPr>
-        <w:t>.content.0.text"</w:t>
+        <w:t>content     = "payload.message.content.0.text"</w:t>
       </w:r>
     </w:p>
     <w:p>
@@ -3549,29 +2458,7 @@
           <w:sz w:val="20"/>
           <w:szCs w:val="20"/>
         </w:rPr>
-        <w:t>model       = "</w:t>
-      </w:r>
-      <w:proofErr w:type="spellStart"/>
-      <w:proofErr w:type="gramStart"/>
-      <w:r>
-        <w:rPr>
-          <w:rFonts w:ascii="inherit" w:eastAsia="Times New Roman" w:hAnsi="inherit" w:cs="Courier New"/>
-          <w:color w:val="C5C8C6"/>
-          <w:sz w:val="20"/>
-          <w:szCs w:val="20"/>
-        </w:rPr>
-        <w:t>payload.model</w:t>
-      </w:r>
-      <w:proofErr w:type="spellEnd"/>
-      <w:proofErr w:type="gramEnd"/>
-      <w:r>
-        <w:rPr>
-          <w:rFonts w:ascii="inherit" w:eastAsia="Times New Roman" w:hAnsi="inherit" w:cs="Courier New"/>
-          <w:color w:val="C5C8C6"/>
-          <w:sz w:val="20"/>
-          <w:szCs w:val="20"/>
-        </w:rPr>
-        <w:t>"</w:t>
+        <w:t>model       = "payload.model"</w:t>
       </w:r>
     </w:p>
     <w:p>
@@ -3609,38 +2496,7 @@
           <w:sz w:val="20"/>
           <w:szCs w:val="20"/>
         </w:rPr>
-        <w:t>role        = "</w:t>
-      </w:r>
-      <w:proofErr w:type="spellStart"/>
-      <w:proofErr w:type="gramStart"/>
-      <w:r>
-        <w:rPr>
-          <w:rFonts w:ascii="inherit" w:eastAsia="Times New Roman" w:hAnsi="inherit" w:cs="Courier New"/>
-          <w:color w:val="C5C8C6"/>
-          <w:sz w:val="20"/>
-          <w:szCs w:val="20"/>
-        </w:rPr>
-        <w:t>payload.message</w:t>
-      </w:r>
-      <w:proofErr w:type="gramEnd"/>
-      <w:r>
-        <w:rPr>
-          <w:rFonts w:ascii="inherit" w:eastAsia="Times New Roman" w:hAnsi="inherit" w:cs="Courier New"/>
-          <w:color w:val="C5C8C6"/>
-          <w:sz w:val="20"/>
-          <w:szCs w:val="20"/>
-        </w:rPr>
-        <w:t>.role</w:t>
-      </w:r>
-      <w:proofErr w:type="spellEnd"/>
-      <w:r>
-        <w:rPr>
-          <w:rFonts w:ascii="inherit" w:eastAsia="Times New Roman" w:hAnsi="inherit" w:cs="Courier New"/>
-          <w:color w:val="C5C8C6"/>
-          <w:sz w:val="20"/>
-          <w:szCs w:val="20"/>
-        </w:rPr>
-        <w:t>"</w:t>
+        <w:t>role        = "payload.message.role"</w:t>
       </w:r>
     </w:p>
     <w:p>
@@ -3679,38 +2535,7 @@
           <w:szCs w:val="20"/>
         </w:rPr>
         <w:lastRenderedPageBreak/>
-        <w:t xml:space="preserve">source </w:t>
-      </w:r>
-      <w:proofErr w:type="gramStart"/>
-      <w:r>
-        <w:rPr>
-          <w:rFonts w:ascii="inherit" w:eastAsia="Times New Roman" w:hAnsi="inherit" w:cs="Courier New"/>
-          <w:color w:val="C5C8C6"/>
-          <w:sz w:val="20"/>
-          <w:szCs w:val="20"/>
-        </w:rPr>
-        <w:t xml:space="preserve">     = "'</w:t>
-      </w:r>
-      <w:proofErr w:type="spellStart"/>
-      <w:proofErr w:type="gramEnd"/>
-      <w:r>
-        <w:rPr>
-          <w:rFonts w:ascii="inherit" w:eastAsia="Times New Roman" w:hAnsi="inherit" w:cs="Courier New"/>
-          <w:color w:val="C5C8C6"/>
-          <w:sz w:val="20"/>
-          <w:szCs w:val="20"/>
-        </w:rPr>
-        <w:t>claude</w:t>
-      </w:r>
-      <w:proofErr w:type="spellEnd"/>
-      <w:r>
-        <w:rPr>
-          <w:rFonts w:ascii="inherit" w:eastAsia="Times New Roman" w:hAnsi="inherit" w:cs="Courier New"/>
-          <w:color w:val="C5C8C6"/>
-          <w:sz w:val="20"/>
-          <w:szCs w:val="20"/>
-        </w:rPr>
-        <w:t>'"</w:t>
+        <w:t>source      = "'claude'"</w:t>
       </w:r>
     </w:p>
     <w:p>
@@ -3732,18 +2557,8 @@
           <w:sz w:val="20"/>
           <w:szCs w:val="20"/>
         </w:rPr>
-        <w:t>sources/</w:t>
-      </w:r>
-      <w:proofErr w:type="spellStart"/>
-      <w:r>
-        <w:rPr>
-          <w:rFonts w:ascii="Courier New" w:eastAsia="Times New Roman" w:hAnsi="Courier New" w:cs="Courier New"/>
-          <w:sz w:val="20"/>
-          <w:szCs w:val="20"/>
-        </w:rPr>
-        <w:t>perplexity.toml</w:t>
-      </w:r>
-      <w:proofErr w:type="spellEnd"/>
+        <w:t>sources/perplexity.toml</w:t>
+      </w:r>
       <w:r>
         <w:rPr>
           <w:rFonts w:ascii="Times New Roman" w:eastAsia="Times New Roman" w:hAnsi="Times New Roman" w:cs="Times New Roman"/>
@@ -3772,18 +2587,8 @@
           <w:sz w:val="20"/>
           <w:szCs w:val="20"/>
         </w:rPr>
-        <w:t>destinations/</w:t>
-      </w:r>
-      <w:proofErr w:type="spellStart"/>
-      <w:r>
-        <w:rPr>
-          <w:rFonts w:ascii="Courier New" w:eastAsia="Times New Roman" w:hAnsi="Courier New" w:cs="Courier New"/>
-          <w:sz w:val="20"/>
-          <w:szCs w:val="20"/>
-        </w:rPr>
-        <w:t>sqlite.toml</w:t>
-      </w:r>
-      <w:proofErr w:type="spellEnd"/>
+        <w:t>destinations/sqlite.toml</w:t>
+      </w:r>
       <w:r>
         <w:rPr>
           <w:rFonts w:ascii="Times New Roman" w:eastAsia="Times New Roman" w:hAnsi="Times New Roman" w:cs="Times New Roman"/>
@@ -3864,19 +2669,8 @@
           <w:sz w:val="20"/>
           <w:szCs w:val="20"/>
         </w:rPr>
-        <w:t># destinations/</w:t>
-      </w:r>
-      <w:proofErr w:type="spellStart"/>
-      <w:r>
-        <w:rPr>
-          <w:rFonts w:ascii="inherit" w:eastAsia="Times New Roman" w:hAnsi="inherit" w:cs="Courier New"/>
-          <w:color w:val="C5C8C6"/>
-          <w:sz w:val="20"/>
-          <w:szCs w:val="20"/>
-        </w:rPr>
-        <w:t>sqlite.toml</w:t>
-      </w:r>
-      <w:proofErr w:type="spellEnd"/>
+        <w:t># destinations/sqlite.toml</w:t>
+      </w:r>
     </w:p>
     <w:p>
       <w:pPr>
@@ -3942,27 +2736,7 @@
           <w:sz w:val="20"/>
           <w:szCs w:val="20"/>
         </w:rPr>
-        <w:t>name       = "</w:t>
-      </w:r>
-      <w:proofErr w:type="spellStart"/>
-      <w:r>
-        <w:rPr>
-          <w:rFonts w:ascii="inherit" w:eastAsia="Times New Roman" w:hAnsi="inherit" w:cs="Courier New"/>
-          <w:color w:val="C5C8C6"/>
-          <w:sz w:val="20"/>
-          <w:szCs w:val="20"/>
-        </w:rPr>
-        <w:t>local_sqlite</w:t>
-      </w:r>
-      <w:proofErr w:type="spellEnd"/>
-      <w:r>
-        <w:rPr>
-          <w:rFonts w:ascii="inherit" w:eastAsia="Times New Roman" w:hAnsi="inherit" w:cs="Courier New"/>
-          <w:color w:val="C5C8C6"/>
-          <w:sz w:val="20"/>
-          <w:szCs w:val="20"/>
-        </w:rPr>
-        <w:t>"</w:t>
+        <w:t>name       = "local_sqlite"</w:t>
       </w:r>
     </w:p>
     <w:p>
@@ -4000,27 +2774,7 @@
           <w:sz w:val="20"/>
           <w:szCs w:val="20"/>
         </w:rPr>
-        <w:t>type       = "</w:t>
-      </w:r>
-      <w:proofErr w:type="spellStart"/>
-      <w:r>
-        <w:rPr>
-          <w:rFonts w:ascii="inherit" w:eastAsia="Times New Roman" w:hAnsi="inherit" w:cs="Courier New"/>
-          <w:color w:val="C5C8C6"/>
-          <w:sz w:val="20"/>
-          <w:szCs w:val="20"/>
-        </w:rPr>
-        <w:t>sqlite</w:t>
-      </w:r>
-      <w:proofErr w:type="spellEnd"/>
-      <w:r>
-        <w:rPr>
-          <w:rFonts w:ascii="inherit" w:eastAsia="Times New Roman" w:hAnsi="inherit" w:cs="Courier New"/>
-          <w:color w:val="C5C8C6"/>
-          <w:sz w:val="20"/>
-          <w:szCs w:val="20"/>
-        </w:rPr>
-        <w:t>"</w:t>
+        <w:t>type       = "sqlite"</w:t>
       </w:r>
     </w:p>
     <w:p>
@@ -4051,56 +2805,14 @@
           <w:szCs w:val="20"/>
         </w:rPr>
       </w:pPr>
-      <w:proofErr w:type="spellStart"/>
-      <w:r>
-        <w:rPr>
-          <w:rFonts w:ascii="inherit" w:eastAsia="Times New Roman" w:hAnsi="inherit" w:cs="Courier New"/>
-          <w:color w:val="C5C8C6"/>
-          <w:sz w:val="20"/>
-          <w:szCs w:val="20"/>
-        </w:rPr>
-        <w:t>filepath</w:t>
-      </w:r>
-      <w:proofErr w:type="spellEnd"/>
-      <w:r>
-        <w:rPr>
-          <w:rFonts w:ascii="inherit" w:eastAsia="Times New Roman" w:hAnsi="inherit" w:cs="Courier New"/>
-          <w:color w:val="C5C8C6"/>
-          <w:sz w:val="20"/>
-          <w:szCs w:val="20"/>
-        </w:rPr>
-        <w:t xml:space="preserve">   = </w:t>
-      </w:r>
-      <w:proofErr w:type="gramStart"/>
-      <w:r>
-        <w:rPr>
-          <w:rFonts w:ascii="inherit" w:eastAsia="Times New Roman" w:hAnsi="inherit" w:cs="Courier New"/>
-          <w:color w:val="C5C8C6"/>
-          <w:sz w:val="20"/>
-          <w:szCs w:val="20"/>
-        </w:rPr>
-        <w:t>"./</w:t>
-      </w:r>
-      <w:proofErr w:type="spellStart"/>
-      <w:proofErr w:type="gramEnd"/>
-      <w:r>
-        <w:rPr>
-          <w:rFonts w:ascii="inherit" w:eastAsia="Times New Roman" w:hAnsi="inherit" w:cs="Courier New"/>
-          <w:color w:val="C5C8C6"/>
-          <w:sz w:val="20"/>
-          <w:szCs w:val="20"/>
-        </w:rPr>
-        <w:t>bubblefish.db</w:t>
-      </w:r>
-      <w:proofErr w:type="spellEnd"/>
-      <w:r>
-        <w:rPr>
-          <w:rFonts w:ascii="inherit" w:eastAsia="Times New Roman" w:hAnsi="inherit" w:cs="Courier New"/>
-          <w:color w:val="C5C8C6"/>
-          <w:sz w:val="20"/>
-          <w:szCs w:val="20"/>
-        </w:rPr>
-        <w:t>"</w:t>
+      <w:r>
+        <w:rPr>
+          <w:rFonts w:ascii="inherit" w:eastAsia="Times New Roman" w:hAnsi="inherit" w:cs="Courier New"/>
+          <w:color w:val="C5C8C6"/>
+          <w:sz w:val="20"/>
+          <w:szCs w:val="20"/>
+        </w:rPr>
+        <w:t>filepath   = "./bubblefish.db"</w:t>
       </w:r>
     </w:p>
     <w:p>
@@ -4236,25 +2948,14 @@
           <w:szCs w:val="20"/>
         </w:rPr>
       </w:pPr>
-      <w:proofErr w:type="spellStart"/>
-      <w:r>
-        <w:rPr>
-          <w:rFonts w:ascii="inherit" w:eastAsia="Times New Roman" w:hAnsi="inherit" w:cs="Courier New"/>
-          <w:color w:val="C5C8C6"/>
-          <w:sz w:val="20"/>
-          <w:szCs w:val="20"/>
-        </w:rPr>
-        <w:t>required_fields</w:t>
-      </w:r>
-      <w:proofErr w:type="spellEnd"/>
-      <w:r>
-        <w:rPr>
-          <w:rFonts w:ascii="inherit" w:eastAsia="Times New Roman" w:hAnsi="inherit" w:cs="Courier New"/>
-          <w:color w:val="C5C8C6"/>
-          <w:sz w:val="20"/>
-          <w:szCs w:val="20"/>
-        </w:rPr>
-        <w:t xml:space="preserve"> = ["content", "metadata"]</w:t>
+      <w:r>
+        <w:rPr>
+          <w:rFonts w:ascii="inherit" w:eastAsia="Times New Roman" w:hAnsi="inherit" w:cs="Courier New"/>
+          <w:color w:val="C5C8C6"/>
+          <w:sz w:val="20"/>
+          <w:szCs w:val="20"/>
+        </w:rPr>
+        <w:t>required_fields = ["content", "metadata"]</w:t>
       </w:r>
     </w:p>
     <w:p>
@@ -4276,18 +2977,8 @@
           <w:sz w:val="20"/>
           <w:szCs w:val="20"/>
         </w:rPr>
-        <w:t>destinations/</w:t>
-      </w:r>
-      <w:proofErr w:type="spellStart"/>
-      <w:r>
-        <w:rPr>
-          <w:rFonts w:ascii="Courier New" w:eastAsia="Times New Roman" w:hAnsi="Courier New" w:cs="Courier New"/>
-          <w:sz w:val="20"/>
-          <w:szCs w:val="20"/>
-        </w:rPr>
-        <w:t>openbrain.toml</w:t>
-      </w:r>
-      <w:proofErr w:type="spellEnd"/>
+        <w:t>destinations/openbrain.toml</w:t>
+      </w:r>
       <w:r>
         <w:rPr>
           <w:rFonts w:ascii="Times New Roman" w:eastAsia="Times New Roman" w:hAnsi="Times New Roman" w:cs="Times New Roman"/>
@@ -4368,19 +3059,8 @@
           <w:sz w:val="20"/>
           <w:szCs w:val="20"/>
         </w:rPr>
-        <w:t># destinations/</w:t>
-      </w:r>
-      <w:proofErr w:type="spellStart"/>
-      <w:r>
-        <w:rPr>
-          <w:rFonts w:ascii="inherit" w:eastAsia="Times New Roman" w:hAnsi="inherit" w:cs="Courier New"/>
-          <w:color w:val="C5C8C6"/>
-          <w:sz w:val="20"/>
-          <w:szCs w:val="20"/>
-        </w:rPr>
-        <w:t>openbrain.toml</w:t>
-      </w:r>
-      <w:proofErr w:type="spellEnd"/>
+        <w:t># destinations/openbrain.toml</w:t>
+      </w:r>
     </w:p>
     <w:p>
       <w:pPr>
@@ -4446,27 +3126,7 @@
           <w:sz w:val="20"/>
           <w:szCs w:val="20"/>
         </w:rPr>
-        <w:t>name      = "</w:t>
-      </w:r>
-      <w:proofErr w:type="spellStart"/>
-      <w:r>
-        <w:rPr>
-          <w:rFonts w:ascii="inherit" w:eastAsia="Times New Roman" w:hAnsi="inherit" w:cs="Courier New"/>
-          <w:color w:val="C5C8C6"/>
-          <w:sz w:val="20"/>
-          <w:szCs w:val="20"/>
-        </w:rPr>
-        <w:t>openbrain</w:t>
-      </w:r>
-      <w:proofErr w:type="spellEnd"/>
-      <w:r>
-        <w:rPr>
-          <w:rFonts w:ascii="inherit" w:eastAsia="Times New Roman" w:hAnsi="inherit" w:cs="Courier New"/>
-          <w:color w:val="C5C8C6"/>
-          <w:sz w:val="20"/>
-          <w:szCs w:val="20"/>
-        </w:rPr>
-        <w:t>"</w:t>
+        <w:t>name      = "openbrain"</w:t>
       </w:r>
     </w:p>
     <w:p>
@@ -4504,38 +3164,7 @@
           <w:sz w:val="20"/>
           <w:szCs w:val="20"/>
         </w:rPr>
-        <w:t>type      = "</w:t>
-      </w:r>
-      <w:proofErr w:type="spellStart"/>
-      <w:proofErr w:type="gramStart"/>
-      <w:r>
-        <w:rPr>
-          <w:rFonts w:ascii="inherit" w:eastAsia="Times New Roman" w:hAnsi="inherit" w:cs="Courier New"/>
-          <w:color w:val="C5C8C6"/>
-          <w:sz w:val="20"/>
-          <w:szCs w:val="20"/>
-        </w:rPr>
-        <w:t>openbrain</w:t>
-      </w:r>
-      <w:proofErr w:type="spellEnd"/>
-      <w:r>
-        <w:rPr>
-          <w:rFonts w:ascii="inherit" w:eastAsia="Times New Roman" w:hAnsi="inherit" w:cs="Courier New"/>
-          <w:color w:val="C5C8C6"/>
-          <w:sz w:val="20"/>
-          <w:szCs w:val="20"/>
-        </w:rPr>
-        <w:t>"        #</w:t>
-      </w:r>
-      <w:proofErr w:type="gramEnd"/>
-      <w:r>
-        <w:rPr>
-          <w:rFonts w:ascii="inherit" w:eastAsia="Times New Roman" w:hAnsi="inherit" w:cs="Courier New"/>
-          <w:color w:val="C5C8C6"/>
-          <w:sz w:val="20"/>
-          <w:szCs w:val="20"/>
-        </w:rPr>
-        <w:t xml:space="preserve"> plugin type</w:t>
+        <w:t>type      = "openbrain"        # plugin type</w:t>
       </w:r>
     </w:p>
     <w:p>
@@ -4566,85 +3195,14 @@
           <w:szCs w:val="20"/>
         </w:rPr>
       </w:pPr>
-      <w:proofErr w:type="spellStart"/>
-      <w:r>
-        <w:rPr>
-          <w:rFonts w:ascii="inherit" w:eastAsia="Times New Roman" w:hAnsi="inherit" w:cs="Courier New"/>
-          <w:color w:val="C5C8C6"/>
-          <w:sz w:val="20"/>
-          <w:szCs w:val="20"/>
-        </w:rPr>
-        <w:t>base_</w:t>
-      </w:r>
-      <w:proofErr w:type="gramStart"/>
-      <w:r>
-        <w:rPr>
-          <w:rFonts w:ascii="inherit" w:eastAsia="Times New Roman" w:hAnsi="inherit" w:cs="Courier New"/>
-          <w:color w:val="C5C8C6"/>
-          <w:sz w:val="20"/>
-          <w:szCs w:val="20"/>
-        </w:rPr>
-        <w:t>url</w:t>
-      </w:r>
-      <w:proofErr w:type="spellEnd"/>
-      <w:r>
-        <w:rPr>
-          <w:rFonts w:ascii="inherit" w:eastAsia="Times New Roman" w:hAnsi="inherit" w:cs="Courier New"/>
-          <w:color w:val="C5C8C6"/>
-          <w:sz w:val="20"/>
-          <w:szCs w:val="20"/>
-        </w:rPr>
-        <w:t xml:space="preserve">  =</w:t>
-      </w:r>
-      <w:proofErr w:type="gramEnd"/>
-      <w:r>
-        <w:rPr>
-          <w:rFonts w:ascii="inherit" w:eastAsia="Times New Roman" w:hAnsi="inherit" w:cs="Courier New"/>
-          <w:color w:val="C5C8C6"/>
-          <w:sz w:val="20"/>
-          <w:szCs w:val="20"/>
-        </w:rPr>
-        <w:t xml:space="preserve"> "https://your-</w:t>
-      </w:r>
-      <w:proofErr w:type="spellStart"/>
-      <w:r>
-        <w:rPr>
-          <w:rFonts w:ascii="inherit" w:eastAsia="Times New Roman" w:hAnsi="inherit" w:cs="Courier New"/>
-          <w:color w:val="C5C8C6"/>
-          <w:sz w:val="20"/>
-          <w:szCs w:val="20"/>
-        </w:rPr>
-        <w:t>supabase</w:t>
-      </w:r>
-      <w:proofErr w:type="spellEnd"/>
-      <w:r>
-        <w:rPr>
-          <w:rFonts w:ascii="inherit" w:eastAsia="Times New Roman" w:hAnsi="inherit" w:cs="Courier New"/>
-          <w:color w:val="C5C8C6"/>
-          <w:sz w:val="20"/>
-          <w:szCs w:val="20"/>
-        </w:rPr>
-        <w:t>-</w:t>
-      </w:r>
-      <w:proofErr w:type="spellStart"/>
-      <w:r>
-        <w:rPr>
-          <w:rFonts w:ascii="inherit" w:eastAsia="Times New Roman" w:hAnsi="inherit" w:cs="Courier New"/>
-          <w:color w:val="C5C8C6"/>
-          <w:sz w:val="20"/>
-          <w:szCs w:val="20"/>
-        </w:rPr>
-        <w:t>url</w:t>
-      </w:r>
-      <w:proofErr w:type="spellEnd"/>
-      <w:r>
-        <w:rPr>
-          <w:rFonts w:ascii="inherit" w:eastAsia="Times New Roman" w:hAnsi="inherit" w:cs="Courier New"/>
-          <w:color w:val="C5C8C6"/>
-          <w:sz w:val="20"/>
-          <w:szCs w:val="20"/>
-        </w:rPr>
-        <w:t>/rest/v1/thoughts"</w:t>
+      <w:r>
+        <w:rPr>
+          <w:rFonts w:ascii="inherit" w:eastAsia="Times New Roman" w:hAnsi="inherit" w:cs="Courier New"/>
+          <w:color w:val="C5C8C6"/>
+          <w:sz w:val="20"/>
+          <w:szCs w:val="20"/>
+        </w:rPr>
+        <w:t>base_url  = "https://your-supabase-url/rest/v1/thoughts"</w:t>
       </w:r>
     </w:p>
     <w:p>
@@ -4742,25 +3300,14 @@
           <w:szCs w:val="20"/>
         </w:rPr>
       </w:pPr>
-      <w:proofErr w:type="spellStart"/>
-      <w:r>
-        <w:rPr>
-          <w:rFonts w:ascii="inherit" w:eastAsia="Times New Roman" w:hAnsi="inherit" w:cs="Courier New"/>
-          <w:color w:val="C5C8C6"/>
-          <w:sz w:val="20"/>
-          <w:szCs w:val="20"/>
-        </w:rPr>
-        <w:t>env_var</w:t>
-      </w:r>
-      <w:proofErr w:type="spellEnd"/>
-      <w:r>
-        <w:rPr>
-          <w:rFonts w:ascii="inherit" w:eastAsia="Times New Roman" w:hAnsi="inherit" w:cs="Courier New"/>
-          <w:color w:val="C5C8C6"/>
-          <w:sz w:val="20"/>
-          <w:szCs w:val="20"/>
-        </w:rPr>
-        <w:t xml:space="preserve">   = "SUPABASE_SERVICE_ROLE_KEY"</w:t>
+      <w:r>
+        <w:rPr>
+          <w:rFonts w:ascii="inherit" w:eastAsia="Times New Roman" w:hAnsi="inherit" w:cs="Courier New"/>
+          <w:color w:val="C5C8C6"/>
+          <w:sz w:val="20"/>
+          <w:szCs w:val="20"/>
+        </w:rPr>
+        <w:t>env_var   = "SUPABASE_SERVICE_ROLE_KEY"</w:t>
       </w:r>
     </w:p>
     <w:p>
@@ -4858,61 +3405,32 @@
           <w:szCs w:val="20"/>
         </w:rPr>
       </w:pPr>
-      <w:proofErr w:type="spellStart"/>
-      <w:r>
-        <w:rPr>
-          <w:rFonts w:ascii="inherit" w:eastAsia="Times New Roman" w:hAnsi="inherit" w:cs="Courier New"/>
-          <w:color w:val="C5C8C6"/>
-          <w:sz w:val="20"/>
-          <w:szCs w:val="20"/>
-        </w:rPr>
-        <w:t>required_fields</w:t>
-      </w:r>
-      <w:proofErr w:type="spellEnd"/>
-      <w:r>
-        <w:rPr>
-          <w:rFonts w:ascii="inherit" w:eastAsia="Times New Roman" w:hAnsi="inherit" w:cs="Courier New"/>
-          <w:color w:val="C5C8C6"/>
-          <w:sz w:val="20"/>
-          <w:szCs w:val="20"/>
-        </w:rPr>
-        <w:t xml:space="preserve"> = ["content", "metadata"]</w:t>
-      </w:r>
-    </w:p>
-    <w:p>
-      <w:pPr>
-        <w:spacing w:before="100" w:beforeAutospacing="1" w:after="100" w:afterAutospacing="1"/>
-        <w:rPr>
-          <w:rFonts w:ascii="Times New Roman" w:eastAsia="Times New Roman" w:hAnsi="Times New Roman" w:cs="Times New Roman"/>
-          <w:sz w:val="24"/>
-          <w:szCs w:val="24"/>
-        </w:rPr>
-      </w:pPr>
-      <w:r>
-        <w:rPr>
-          <w:rFonts w:ascii="Times New Roman" w:eastAsia="Times New Roman" w:hAnsi="Times New Roman" w:cs="Times New Roman"/>
-          <w:sz w:val="24"/>
-          <w:szCs w:val="24"/>
-        </w:rPr>
-        <w:t xml:space="preserve">Define Go </w:t>
-      </w:r>
-      <w:proofErr w:type="gramStart"/>
-      <w:r>
-        <w:rPr>
-          <w:rFonts w:ascii="Times New Roman" w:eastAsia="Times New Roman" w:hAnsi="Times New Roman" w:cs="Times New Roman"/>
-          <w:sz w:val="24"/>
-          <w:szCs w:val="24"/>
-        </w:rPr>
-        <w:t>structs</w:t>
-      </w:r>
-      <w:proofErr w:type="gramEnd"/>
-      <w:r>
-        <w:rPr>
-          <w:rFonts w:ascii="Times New Roman" w:eastAsia="Times New Roman" w:hAnsi="Times New Roman" w:cs="Times New Roman"/>
-          <w:sz w:val="24"/>
-          <w:szCs w:val="24"/>
-        </w:rPr>
-        <w:t xml:space="preserve"> in </w:t>
+      <w:r>
+        <w:rPr>
+          <w:rFonts w:ascii="inherit" w:eastAsia="Times New Roman" w:hAnsi="inherit" w:cs="Courier New"/>
+          <w:color w:val="C5C8C6"/>
+          <w:sz w:val="20"/>
+          <w:szCs w:val="20"/>
+        </w:rPr>
+        <w:t>required_fields = ["content", "metadata"]</w:t>
+      </w:r>
+    </w:p>
+    <w:p>
+      <w:pPr>
+        <w:spacing w:before="100" w:beforeAutospacing="1" w:after="100" w:afterAutospacing="1"/>
+        <w:rPr>
+          <w:rFonts w:ascii="Times New Roman" w:eastAsia="Times New Roman" w:hAnsi="Times New Roman" w:cs="Times New Roman"/>
+          <w:sz w:val="24"/>
+          <w:szCs w:val="24"/>
+        </w:rPr>
+      </w:pPr>
+      <w:r>
+        <w:rPr>
+          <w:rFonts w:ascii="Times New Roman" w:eastAsia="Times New Roman" w:hAnsi="Times New Roman" w:cs="Times New Roman"/>
+          <w:sz w:val="24"/>
+          <w:szCs w:val="24"/>
+        </w:rPr>
+        <w:t xml:space="preserve">Define Go structs in </w:t>
       </w:r>
       <w:r>
         <w:rPr>
@@ -4944,7 +3462,6 @@
           <w:szCs w:val="24"/>
         </w:rPr>
       </w:pPr>
-      <w:proofErr w:type="spellStart"/>
       <w:r>
         <w:rPr>
           <w:rFonts w:ascii="Courier New" w:eastAsia="Times New Roman" w:hAnsi="Courier New" w:cs="Courier New"/>
@@ -4953,7 +3470,6 @@
         </w:rPr>
         <w:t>DaemonConfig</w:t>
       </w:r>
-      <w:proofErr w:type="spellEnd"/>
     </w:p>
     <w:p>
       <w:pPr>
@@ -4968,7 +3484,6 @@
           <w:szCs w:val="24"/>
         </w:rPr>
       </w:pPr>
-      <w:proofErr w:type="spellStart"/>
       <w:r>
         <w:rPr>
           <w:rFonts w:ascii="Courier New" w:eastAsia="Times New Roman" w:hAnsi="Courier New" w:cs="Courier New"/>
@@ -4977,7 +3492,6 @@
         </w:rPr>
         <w:t>SourceConfig</w:t>
       </w:r>
-      <w:proofErr w:type="spellEnd"/>
     </w:p>
     <w:p>
       <w:pPr>
@@ -4992,7 +3506,6 @@
           <w:szCs w:val="24"/>
         </w:rPr>
       </w:pPr>
-      <w:proofErr w:type="spellStart"/>
       <w:r>
         <w:rPr>
           <w:rFonts w:ascii="Courier New" w:eastAsia="Times New Roman" w:hAnsi="Courier New" w:cs="Courier New"/>
@@ -5001,7 +3514,6 @@
         </w:rPr>
         <w:t>DestinationConfig</w:t>
       </w:r>
-      <w:proofErr w:type="spellEnd"/>
     </w:p>
     <w:p>
       <w:pPr>
@@ -5025,7 +3537,6 @@
         </w:rPr>
         <w:t xml:space="preserve">1.2 </w:t>
       </w:r>
-      <w:proofErr w:type="spellStart"/>
       <w:r>
         <w:rPr>
           <w:rFonts w:ascii="Courier New" w:eastAsia="Times New Roman" w:hAnsi="Courier New" w:cs="Courier New"/>
@@ -5034,33 +3545,8 @@
           <w:sz w:val="20"/>
           <w:szCs w:val="20"/>
         </w:rPr>
-        <w:t>bubblefish</w:t>
-      </w:r>
-      <w:proofErr w:type="spellEnd"/>
-      <w:r>
-        <w:rPr>
-          <w:rFonts w:ascii="Courier New" w:eastAsia="Times New Roman" w:hAnsi="Courier New" w:cs="Courier New"/>
-          <w:b/>
-          <w:bCs/>
-          <w:sz w:val="20"/>
-          <w:szCs w:val="20"/>
-        </w:rPr>
-        <w:t xml:space="preserve"> </w:t>
-      </w:r>
-      <w:proofErr w:type="spellStart"/>
-      <w:proofErr w:type="gramStart"/>
-      <w:r>
-        <w:rPr>
-          <w:rFonts w:ascii="Courier New" w:eastAsia="Times New Roman" w:hAnsi="Courier New" w:cs="Courier New"/>
-          <w:b/>
-          <w:bCs/>
-          <w:sz w:val="20"/>
-          <w:szCs w:val="20"/>
-        </w:rPr>
-        <w:t>init</w:t>
-      </w:r>
-      <w:proofErr w:type="spellEnd"/>
-      <w:proofErr w:type="gramEnd"/>
+        <w:t>bubblefish init</w:t>
+      </w:r>
     </w:p>
     <w:p>
       <w:pPr>
@@ -5109,35 +3595,7 @@
           <w:sz w:val="20"/>
           <w:szCs w:val="20"/>
         </w:rPr>
-        <w:t>~</w:t>
-      </w:r>
-      <w:proofErr w:type="gramStart"/>
-      <w:r>
-        <w:rPr>
-          <w:rFonts w:ascii="Courier New" w:eastAsia="Times New Roman" w:hAnsi="Courier New" w:cs="Courier New"/>
-          <w:sz w:val="20"/>
-          <w:szCs w:val="20"/>
-        </w:rPr>
-        <w:t>/.</w:t>
-      </w:r>
-      <w:proofErr w:type="spellStart"/>
-      <w:r>
-        <w:rPr>
-          <w:rFonts w:ascii="Courier New" w:eastAsia="Times New Roman" w:hAnsi="Courier New" w:cs="Courier New"/>
-          <w:sz w:val="20"/>
-          <w:szCs w:val="20"/>
-        </w:rPr>
-        <w:t>bubblefish</w:t>
-      </w:r>
-      <w:proofErr w:type="spellEnd"/>
-      <w:proofErr w:type="gramEnd"/>
-      <w:r>
-        <w:rPr>
-          <w:rFonts w:ascii="Courier New" w:eastAsia="Times New Roman" w:hAnsi="Courier New" w:cs="Courier New"/>
-          <w:sz w:val="20"/>
-          <w:szCs w:val="20"/>
-        </w:rPr>
-        <w:t>/</w:t>
+        <w:t>~/.bubblefish/</w:t>
       </w:r>
       <w:r>
         <w:rPr>
@@ -5219,38 +3677,7 @@
           <w:sz w:val="20"/>
           <w:szCs w:val="20"/>
         </w:rPr>
-        <w:t>~</w:t>
-      </w:r>
-      <w:proofErr w:type="gramStart"/>
-      <w:r>
-        <w:rPr>
-          <w:rFonts w:ascii="inherit" w:eastAsia="Times New Roman" w:hAnsi="inherit" w:cs="Courier New"/>
-          <w:color w:val="C5C8C6"/>
-          <w:sz w:val="20"/>
-          <w:szCs w:val="20"/>
-        </w:rPr>
-        <w:t>/.</w:t>
-      </w:r>
-      <w:proofErr w:type="spellStart"/>
-      <w:r>
-        <w:rPr>
-          <w:rFonts w:ascii="inherit" w:eastAsia="Times New Roman" w:hAnsi="inherit" w:cs="Courier New"/>
-          <w:color w:val="C5C8C6"/>
-          <w:sz w:val="20"/>
-          <w:szCs w:val="20"/>
-        </w:rPr>
-        <w:t>bubblefish</w:t>
-      </w:r>
-      <w:proofErr w:type="spellEnd"/>
-      <w:proofErr w:type="gramEnd"/>
-      <w:r>
-        <w:rPr>
-          <w:rFonts w:ascii="inherit" w:eastAsia="Times New Roman" w:hAnsi="inherit" w:cs="Courier New"/>
-          <w:color w:val="C5C8C6"/>
-          <w:sz w:val="20"/>
-          <w:szCs w:val="20"/>
-        </w:rPr>
-        <w:t>/</w:t>
+        <w:t>~/.bubblefish/</w:t>
       </w:r>
     </w:p>
     <w:p>
@@ -5288,21 +3715,8 @@
           <w:sz w:val="20"/>
           <w:szCs w:val="20"/>
         </w:rPr>
-        <w:t xml:space="preserve">  </w:t>
-      </w:r>
-      <w:proofErr w:type="spellStart"/>
-      <w:proofErr w:type="gramStart"/>
-      <w:r>
-        <w:rPr>
-          <w:rFonts w:ascii="inherit" w:eastAsia="Times New Roman" w:hAnsi="inherit" w:cs="Courier New"/>
-          <w:color w:val="C5C8C6"/>
-          <w:sz w:val="20"/>
-          <w:szCs w:val="20"/>
-        </w:rPr>
-        <w:t>daemon.toml</w:t>
-      </w:r>
-      <w:proofErr w:type="spellEnd"/>
-      <w:proofErr w:type="gramEnd"/>
+        <w:t xml:space="preserve">  daemon.toml</w:t>
+      </w:r>
     </w:p>
     <w:p>
       <w:pPr>
@@ -5339,39 +3753,8 @@
           <w:sz w:val="20"/>
           <w:szCs w:val="20"/>
         </w:rPr>
-        <w:t xml:space="preserve">  </w:t>
-      </w:r>
-      <w:proofErr w:type="gramStart"/>
-      <w:r>
-        <w:rPr>
-          <w:rFonts w:ascii="inherit" w:eastAsia="Times New Roman" w:hAnsi="inherit" w:cs="Courier New"/>
-          <w:color w:val="C5C8C6"/>
-          <w:sz w:val="20"/>
-          <w:szCs w:val="20"/>
-        </w:rPr>
-        <w:t>.</w:t>
-      </w:r>
-      <w:proofErr w:type="spellStart"/>
-      <w:r>
-        <w:rPr>
-          <w:rFonts w:ascii="inherit" w:eastAsia="Times New Roman" w:hAnsi="inherit" w:cs="Courier New"/>
-          <w:color w:val="C5C8C6"/>
-          <w:sz w:val="20"/>
-          <w:szCs w:val="20"/>
-        </w:rPr>
-        <w:t>env</w:t>
-      </w:r>
-      <w:proofErr w:type="gramEnd"/>
-      <w:r>
-        <w:rPr>
-          <w:rFonts w:ascii="inherit" w:eastAsia="Times New Roman" w:hAnsi="inherit" w:cs="Courier New"/>
-          <w:color w:val="C5C8C6"/>
-          <w:sz w:val="20"/>
-          <w:szCs w:val="20"/>
-        </w:rPr>
-        <w:t>.example</w:t>
-      </w:r>
-      <w:proofErr w:type="spellEnd"/>
+        <w:t xml:space="preserve">  .env.example</w:t>
+      </w:r>
     </w:p>
     <w:p>
       <w:pPr>
@@ -5599,18 +3982,8 @@
           <w:sz w:val="20"/>
           <w:szCs w:val="20"/>
         </w:rPr>
-        <w:t>sources/</w:t>
-      </w:r>
-      <w:proofErr w:type="spellStart"/>
-      <w:r>
-        <w:rPr>
-          <w:rFonts w:ascii="Courier New" w:eastAsia="Times New Roman" w:hAnsi="Courier New" w:cs="Courier New"/>
-          <w:sz w:val="20"/>
-          <w:szCs w:val="20"/>
-        </w:rPr>
-        <w:t>claude.toml</w:t>
-      </w:r>
-      <w:proofErr w:type="spellEnd"/>
+        <w:t>sources/claude.toml</w:t>
+      </w:r>
     </w:p>
     <w:p>
       <w:pPr>
@@ -5631,18 +4004,8 @@
           <w:sz w:val="20"/>
           <w:szCs w:val="20"/>
         </w:rPr>
-        <w:t>sources/</w:t>
-      </w:r>
-      <w:proofErr w:type="spellStart"/>
-      <w:r>
-        <w:rPr>
-          <w:rFonts w:ascii="Courier New" w:eastAsia="Times New Roman" w:hAnsi="Courier New" w:cs="Courier New"/>
-          <w:sz w:val="20"/>
-          <w:szCs w:val="20"/>
-        </w:rPr>
-        <w:t>perplexity.toml</w:t>
-      </w:r>
-      <w:proofErr w:type="spellEnd"/>
+        <w:t>sources/perplexity.toml</w:t>
+      </w:r>
     </w:p>
     <w:p>
       <w:pPr>
@@ -5663,18 +4026,8 @@
           <w:sz w:val="20"/>
           <w:szCs w:val="20"/>
         </w:rPr>
-        <w:t>destinations/</w:t>
-      </w:r>
-      <w:proofErr w:type="spellStart"/>
-      <w:r>
-        <w:rPr>
-          <w:rFonts w:ascii="Courier New" w:eastAsia="Times New Roman" w:hAnsi="Courier New" w:cs="Courier New"/>
-          <w:sz w:val="20"/>
-          <w:szCs w:val="20"/>
-        </w:rPr>
-        <w:t>sqlite.toml</w:t>
-      </w:r>
-      <w:proofErr w:type="spellEnd"/>
+        <w:t>destinations/sqlite.toml</w:t>
+      </w:r>
     </w:p>
     <w:p>
       <w:pPr>
@@ -5695,18 +4048,8 @@
           <w:sz w:val="20"/>
           <w:szCs w:val="20"/>
         </w:rPr>
-        <w:t>destinations/</w:t>
-      </w:r>
-      <w:proofErr w:type="spellStart"/>
-      <w:r>
-        <w:rPr>
-          <w:rFonts w:ascii="Courier New" w:eastAsia="Times New Roman" w:hAnsi="Courier New" w:cs="Courier New"/>
-          <w:sz w:val="20"/>
-          <w:szCs w:val="20"/>
-        </w:rPr>
-        <w:t>openbrain.toml</w:t>
-      </w:r>
-      <w:proofErr w:type="spellEnd"/>
+        <w:t>destinations/openbrain.toml</w:t>
+      </w:r>
     </w:p>
     <w:p>
       <w:pPr>
@@ -5721,7 +4064,6 @@
           <w:szCs w:val="24"/>
         </w:rPr>
       </w:pPr>
-      <w:proofErr w:type="gramStart"/>
       <w:r>
         <w:rPr>
           <w:rFonts w:ascii="Times New Roman" w:eastAsia="Times New Roman" w:hAnsi="Times New Roman" w:cs="Times New Roman"/>
@@ -5736,27 +4078,8 @@
           <w:sz w:val="20"/>
           <w:szCs w:val="20"/>
         </w:rPr>
-        <w:t>.</w:t>
-      </w:r>
-      <w:proofErr w:type="spellStart"/>
-      <w:r>
-        <w:rPr>
-          <w:rFonts w:ascii="Courier New" w:eastAsia="Times New Roman" w:hAnsi="Courier New" w:cs="Courier New"/>
-          <w:sz w:val="20"/>
-          <w:szCs w:val="20"/>
-        </w:rPr>
-        <w:t>env</w:t>
-      </w:r>
-      <w:proofErr w:type="gramEnd"/>
-      <w:r>
-        <w:rPr>
-          <w:rFonts w:ascii="Courier New" w:eastAsia="Times New Roman" w:hAnsi="Courier New" w:cs="Courier New"/>
-          <w:sz w:val="20"/>
-          <w:szCs w:val="20"/>
-        </w:rPr>
-        <w:t>.example</w:t>
-      </w:r>
-      <w:proofErr w:type="spellEnd"/>
+        <w:t>.env.example</w:t>
+      </w:r>
       <w:r>
         <w:rPr>
           <w:rFonts w:ascii="Times New Roman" w:eastAsia="Times New Roman" w:hAnsi="Times New Roman" w:cs="Times New Roman"/>
@@ -5837,27 +4160,7 @@
           <w:sz w:val="20"/>
           <w:szCs w:val="20"/>
         </w:rPr>
-        <w:t>CLAUDE_API_KEY=your-</w:t>
-      </w:r>
-      <w:proofErr w:type="spellStart"/>
-      <w:r>
-        <w:rPr>
-          <w:rFonts w:ascii="inherit" w:eastAsia="Times New Roman" w:hAnsi="inherit" w:cs="Courier New"/>
-          <w:color w:val="C5C8C6"/>
-          <w:sz w:val="20"/>
-          <w:szCs w:val="20"/>
-        </w:rPr>
-        <w:t>claude</w:t>
-      </w:r>
-      <w:proofErr w:type="spellEnd"/>
-      <w:r>
-        <w:rPr>
-          <w:rFonts w:ascii="inherit" w:eastAsia="Times New Roman" w:hAnsi="inherit" w:cs="Courier New"/>
-          <w:color w:val="C5C8C6"/>
-          <w:sz w:val="20"/>
-          <w:szCs w:val="20"/>
-        </w:rPr>
-        <w:t>-key</w:t>
+        <w:t>CLAUDE_API_KEY=your-claude-key</w:t>
       </w:r>
     </w:p>
     <w:p>
@@ -5933,27 +4236,7 @@
           <w:sz w:val="20"/>
           <w:szCs w:val="20"/>
         </w:rPr>
-        <w:t>SUPABASE_SERVICE_ROLE_KEY=your-</w:t>
-      </w:r>
-      <w:proofErr w:type="spellStart"/>
-      <w:r>
-        <w:rPr>
-          <w:rFonts w:ascii="inherit" w:eastAsia="Times New Roman" w:hAnsi="inherit" w:cs="Courier New"/>
-          <w:color w:val="C5C8C6"/>
-          <w:sz w:val="20"/>
-          <w:szCs w:val="20"/>
-        </w:rPr>
-        <w:t>supabase</w:t>
-      </w:r>
-      <w:proofErr w:type="spellEnd"/>
-      <w:r>
-        <w:rPr>
-          <w:rFonts w:ascii="inherit" w:eastAsia="Times New Roman" w:hAnsi="inherit" w:cs="Courier New"/>
-          <w:color w:val="C5C8C6"/>
-          <w:sz w:val="20"/>
-          <w:szCs w:val="20"/>
-        </w:rPr>
-        <w:t>-key</w:t>
+        <w:t>SUPABASE_SERVICE_ROLE_KEY=your-supabase-key</w:t>
       </w:r>
     </w:p>
     <w:p>
@@ -6049,47 +4332,7 @@
           <w:sz w:val="20"/>
           <w:szCs w:val="20"/>
         </w:rPr>
-        <w:t>1) Edit ~/.</w:t>
-      </w:r>
-      <w:proofErr w:type="spellStart"/>
-      <w:r>
-        <w:rPr>
-          <w:rFonts w:ascii="inherit" w:eastAsia="Times New Roman" w:hAnsi="inherit" w:cs="Courier New"/>
-          <w:color w:val="C5C8C6"/>
-          <w:sz w:val="20"/>
-          <w:szCs w:val="20"/>
-        </w:rPr>
-        <w:t>bubblefish</w:t>
-      </w:r>
-      <w:proofErr w:type="spellEnd"/>
-      <w:r>
-        <w:rPr>
-          <w:rFonts w:ascii="inherit" w:eastAsia="Times New Roman" w:hAnsi="inherit" w:cs="Courier New"/>
-          <w:color w:val="C5C8C6"/>
-          <w:sz w:val="20"/>
-          <w:szCs w:val="20"/>
-        </w:rPr>
-        <w:t>/sources/</w:t>
-      </w:r>
-      <w:proofErr w:type="spellStart"/>
-      <w:r>
-        <w:rPr>
-          <w:rFonts w:ascii="inherit" w:eastAsia="Times New Roman" w:hAnsi="inherit" w:cs="Courier New"/>
-          <w:color w:val="C5C8C6"/>
-          <w:sz w:val="20"/>
-          <w:szCs w:val="20"/>
-        </w:rPr>
-        <w:t>claude.toml</w:t>
-      </w:r>
-      <w:proofErr w:type="spellEnd"/>
-      <w:r>
-        <w:rPr>
-          <w:rFonts w:ascii="inherit" w:eastAsia="Times New Roman" w:hAnsi="inherit" w:cs="Courier New"/>
-          <w:color w:val="C5C8C6"/>
-          <w:sz w:val="20"/>
-          <w:szCs w:val="20"/>
-        </w:rPr>
-        <w:t xml:space="preserve"> and set your API key env var.</w:t>
+        <w:t>1) Edit ~/.bubblefish/sources/claude.toml and set your API key env var.</w:t>
       </w:r>
     </w:p>
     <w:p>
@@ -6127,69 +4370,7 @@
           <w:sz w:val="20"/>
           <w:szCs w:val="20"/>
         </w:rPr>
-        <w:t>2) Edit ~/.</w:t>
-      </w:r>
-      <w:proofErr w:type="spellStart"/>
-      <w:r>
-        <w:rPr>
-          <w:rFonts w:ascii="inherit" w:eastAsia="Times New Roman" w:hAnsi="inherit" w:cs="Courier New"/>
-          <w:color w:val="C5C8C6"/>
-          <w:sz w:val="20"/>
-          <w:szCs w:val="20"/>
-        </w:rPr>
-        <w:t>bubblefish</w:t>
-      </w:r>
-      <w:proofErr w:type="spellEnd"/>
-      <w:r>
-        <w:rPr>
-          <w:rFonts w:ascii="inherit" w:eastAsia="Times New Roman" w:hAnsi="inherit" w:cs="Courier New"/>
-          <w:color w:val="C5C8C6"/>
-          <w:sz w:val="20"/>
-          <w:szCs w:val="20"/>
-        </w:rPr>
-        <w:t>/destinations/</w:t>
-      </w:r>
-      <w:proofErr w:type="spellStart"/>
-      <w:r>
-        <w:rPr>
-          <w:rFonts w:ascii="inherit" w:eastAsia="Times New Roman" w:hAnsi="inherit" w:cs="Courier New"/>
-          <w:color w:val="C5C8C6"/>
-          <w:sz w:val="20"/>
-          <w:szCs w:val="20"/>
-        </w:rPr>
-        <w:t>sqlite.toml</w:t>
-      </w:r>
-      <w:proofErr w:type="spellEnd"/>
-      <w:r>
-        <w:rPr>
-          <w:rFonts w:ascii="inherit" w:eastAsia="Times New Roman" w:hAnsi="inherit" w:cs="Courier New"/>
-          <w:color w:val="C5C8C6"/>
-          <w:sz w:val="20"/>
-          <w:szCs w:val="20"/>
-        </w:rPr>
-        <w:t xml:space="preserve"> or </w:t>
-      </w:r>
-      <w:proofErr w:type="spellStart"/>
-      <w:proofErr w:type="gramStart"/>
-      <w:r>
-        <w:rPr>
-          <w:rFonts w:ascii="inherit" w:eastAsia="Times New Roman" w:hAnsi="inherit" w:cs="Courier New"/>
-          <w:color w:val="C5C8C6"/>
-          <w:sz w:val="20"/>
-          <w:szCs w:val="20"/>
-        </w:rPr>
-        <w:t>openbrain.toml</w:t>
-      </w:r>
-      <w:proofErr w:type="spellEnd"/>
-      <w:proofErr w:type="gramEnd"/>
-      <w:r>
-        <w:rPr>
-          <w:rFonts w:ascii="inherit" w:eastAsia="Times New Roman" w:hAnsi="inherit" w:cs="Courier New"/>
-          <w:color w:val="C5C8C6"/>
-          <w:sz w:val="20"/>
-          <w:szCs w:val="20"/>
-        </w:rPr>
-        <w:t xml:space="preserve"> as needed.</w:t>
+        <w:t>2) Edit ~/.bubblefish/destinations/sqlite.toml or openbrain.toml as needed.</w:t>
       </w:r>
     </w:p>
     <w:p>
@@ -6227,67 +4408,7 @@
           <w:sz w:val="20"/>
           <w:szCs w:val="20"/>
         </w:rPr>
-        <w:t xml:space="preserve">3) </w:t>
-      </w:r>
-      <w:proofErr w:type="gramStart"/>
-      <w:r>
-        <w:rPr>
-          <w:rFonts w:ascii="inherit" w:eastAsia="Times New Roman" w:hAnsi="inherit" w:cs="Courier New"/>
-          <w:color w:val="C5C8C6"/>
-          <w:sz w:val="20"/>
-          <w:szCs w:val="20"/>
-        </w:rPr>
-        <w:t>Copy .</w:t>
-      </w:r>
-      <w:proofErr w:type="spellStart"/>
-      <w:r>
-        <w:rPr>
-          <w:rFonts w:ascii="inherit" w:eastAsia="Times New Roman" w:hAnsi="inherit" w:cs="Courier New"/>
-          <w:color w:val="C5C8C6"/>
-          <w:sz w:val="20"/>
-          <w:szCs w:val="20"/>
-        </w:rPr>
-        <w:t>env</w:t>
-      </w:r>
-      <w:proofErr w:type="gramEnd"/>
-      <w:r>
-        <w:rPr>
-          <w:rFonts w:ascii="inherit" w:eastAsia="Times New Roman" w:hAnsi="inherit" w:cs="Courier New"/>
-          <w:color w:val="C5C8C6"/>
-          <w:sz w:val="20"/>
-          <w:szCs w:val="20"/>
-        </w:rPr>
-        <w:t>.example</w:t>
-      </w:r>
-      <w:proofErr w:type="spellEnd"/>
-      <w:r>
-        <w:rPr>
-          <w:rFonts w:ascii="inherit" w:eastAsia="Times New Roman" w:hAnsi="inherit" w:cs="Courier New"/>
-          <w:color w:val="C5C8C6"/>
-          <w:sz w:val="20"/>
-          <w:szCs w:val="20"/>
-        </w:rPr>
-        <w:t xml:space="preserve"> </w:t>
-      </w:r>
-      <w:proofErr w:type="gramStart"/>
-      <w:r>
-        <w:rPr>
-          <w:rFonts w:ascii="inherit" w:eastAsia="Times New Roman" w:hAnsi="inherit" w:cs="Courier New"/>
-          <w:color w:val="C5C8C6"/>
-          <w:sz w:val="20"/>
-          <w:szCs w:val="20"/>
-        </w:rPr>
-        <w:t>to .env</w:t>
-      </w:r>
-      <w:proofErr w:type="gramEnd"/>
-      <w:r>
-        <w:rPr>
-          <w:rFonts w:ascii="inherit" w:eastAsia="Times New Roman" w:hAnsi="inherit" w:cs="Courier New"/>
-          <w:color w:val="C5C8C6"/>
-          <w:sz w:val="20"/>
-          <w:szCs w:val="20"/>
-        </w:rPr>
-        <w:t xml:space="preserve"> and fill in secrets.</w:t>
+        <w:t>3) Copy .env.example to .env and fill in secrets.</w:t>
       </w:r>
     </w:p>
     <w:p>
@@ -6325,27 +4446,7 @@
           <w:sz w:val="20"/>
           <w:szCs w:val="20"/>
         </w:rPr>
-        <w:t xml:space="preserve">4) Run: </w:t>
-      </w:r>
-      <w:proofErr w:type="spellStart"/>
-      <w:r>
-        <w:rPr>
-          <w:rFonts w:ascii="inherit" w:eastAsia="Times New Roman" w:hAnsi="inherit" w:cs="Courier New"/>
-          <w:color w:val="C5C8C6"/>
-          <w:sz w:val="20"/>
-          <w:szCs w:val="20"/>
-        </w:rPr>
-        <w:t>bubblefish</w:t>
-      </w:r>
-      <w:proofErr w:type="spellEnd"/>
-      <w:r>
-        <w:rPr>
-          <w:rFonts w:ascii="inherit" w:eastAsia="Times New Roman" w:hAnsi="inherit" w:cs="Courier New"/>
-          <w:color w:val="C5C8C6"/>
-          <w:sz w:val="20"/>
-          <w:szCs w:val="20"/>
-        </w:rPr>
-        <w:t xml:space="preserve"> build</w:t>
+        <w:t>4) Run: bubblefish build</w:t>
       </w:r>
     </w:p>
     <w:p>
@@ -6383,27 +4484,7 @@
           <w:sz w:val="20"/>
           <w:szCs w:val="20"/>
         </w:rPr>
-        <w:t xml:space="preserve">5) Run: </w:t>
-      </w:r>
-      <w:proofErr w:type="spellStart"/>
-      <w:r>
-        <w:rPr>
-          <w:rFonts w:ascii="inherit" w:eastAsia="Times New Roman" w:hAnsi="inherit" w:cs="Courier New"/>
-          <w:color w:val="C5C8C6"/>
-          <w:sz w:val="20"/>
-          <w:szCs w:val="20"/>
-        </w:rPr>
-        <w:t>bubblefish</w:t>
-      </w:r>
-      <w:proofErr w:type="spellEnd"/>
-      <w:r>
-        <w:rPr>
-          <w:rFonts w:ascii="inherit" w:eastAsia="Times New Roman" w:hAnsi="inherit" w:cs="Courier New"/>
-          <w:color w:val="C5C8C6"/>
-          <w:sz w:val="20"/>
-          <w:szCs w:val="20"/>
-        </w:rPr>
-        <w:t xml:space="preserve"> daemon</w:t>
+        <w:t>5) Run: bubblefish daemon</w:t>
       </w:r>
     </w:p>
     <w:p>
@@ -6441,67 +4522,7 @@
           <w:sz w:val="20"/>
           <w:szCs w:val="20"/>
         </w:rPr>
-        <w:t xml:space="preserve">6) Optional: </w:t>
-      </w:r>
-      <w:proofErr w:type="spellStart"/>
-      <w:r>
-        <w:rPr>
-          <w:rFonts w:ascii="inherit" w:eastAsia="Times New Roman" w:hAnsi="inherit" w:cs="Courier New"/>
-          <w:color w:val="C5C8C6"/>
-          <w:sz w:val="20"/>
-          <w:szCs w:val="20"/>
-        </w:rPr>
-        <w:t>bubblefish</w:t>
-      </w:r>
-      <w:proofErr w:type="spellEnd"/>
-      <w:r>
-        <w:rPr>
-          <w:rFonts w:ascii="inherit" w:eastAsia="Times New Roman" w:hAnsi="inherit" w:cs="Courier New"/>
-          <w:color w:val="C5C8C6"/>
-          <w:sz w:val="20"/>
-          <w:szCs w:val="20"/>
-        </w:rPr>
-        <w:t xml:space="preserve"> </w:t>
-      </w:r>
-      <w:proofErr w:type="spellStart"/>
-      <w:r>
-        <w:rPr>
-          <w:rFonts w:ascii="inherit" w:eastAsia="Times New Roman" w:hAnsi="inherit" w:cs="Courier New"/>
-          <w:color w:val="C5C8C6"/>
-          <w:sz w:val="20"/>
-          <w:szCs w:val="20"/>
-        </w:rPr>
-        <w:t>ui</w:t>
-      </w:r>
-      <w:proofErr w:type="spellEnd"/>
-      <w:r>
-        <w:rPr>
-          <w:rFonts w:ascii="inherit" w:eastAsia="Times New Roman" w:hAnsi="inherit" w:cs="Courier New"/>
-          <w:color w:val="C5C8C6"/>
-          <w:sz w:val="20"/>
-          <w:szCs w:val="20"/>
-        </w:rPr>
-        <w:t xml:space="preserve"> or </w:t>
-      </w:r>
-      <w:proofErr w:type="spellStart"/>
-      <w:r>
-        <w:rPr>
-          <w:rFonts w:ascii="inherit" w:eastAsia="Times New Roman" w:hAnsi="inherit" w:cs="Courier New"/>
-          <w:color w:val="C5C8C6"/>
-          <w:sz w:val="20"/>
-          <w:szCs w:val="20"/>
-        </w:rPr>
-        <w:t>bubblefish</w:t>
-      </w:r>
-      <w:proofErr w:type="spellEnd"/>
-      <w:r>
-        <w:rPr>
-          <w:rFonts w:ascii="inherit" w:eastAsia="Times New Roman" w:hAnsi="inherit" w:cs="Courier New"/>
-          <w:color w:val="C5C8C6"/>
-          <w:sz w:val="20"/>
-          <w:szCs w:val="20"/>
-        </w:rPr>
-        <w:t xml:space="preserve"> web</w:t>
+        <w:t>6) Optional: bubblefish ui or bubblefish web</w:t>
       </w:r>
     </w:p>
     <w:p>
@@ -6519,7 +4540,7 @@
           <w:szCs w:val="24"/>
         </w:rPr>
         <w:pict w14:anchorId="41530F8D">
-          <v:rect id="_x0000_i1049" style="width:0;height:1.5pt" o:hralign="center" o:hrstd="t" o:hr="t" fillcolor="#a0a0a0" stroked="f"/>
+          <v:rect id="_x0000_i1028" style="width:0;height:1.5pt" o:hralign="center" o:hrstd="t" o:hr="t" fillcolor="#a0a0a0" stroked="f"/>
         </w:pict>
       </w:r>
     </w:p>
@@ -6545,7 +4566,6 @@
         </w:rPr>
         <w:t xml:space="preserve">Phase 2: Build Step – </w:t>
       </w:r>
-      <w:proofErr w:type="spellStart"/>
       <w:r>
         <w:rPr>
           <w:rFonts w:ascii="Courier New" w:eastAsia="Times New Roman" w:hAnsi="Courier New" w:cs="Courier New"/>
@@ -6554,18 +4574,7 @@
           <w:sz w:val="20"/>
           <w:szCs w:val="20"/>
         </w:rPr>
-        <w:t>bubblefish</w:t>
-      </w:r>
-      <w:proofErr w:type="spellEnd"/>
-      <w:r>
-        <w:rPr>
-          <w:rFonts w:ascii="Courier New" w:eastAsia="Times New Roman" w:hAnsi="Courier New" w:cs="Courier New"/>
-          <w:b/>
-          <w:bCs/>
-          <w:sz w:val="20"/>
-          <w:szCs w:val="20"/>
-        </w:rPr>
-        <w:t xml:space="preserve"> build</w:t>
+        <w:t>bubblefish build</w:t>
       </w:r>
     </w:p>
     <w:p>
@@ -6642,20 +4651,8 @@
           <w:sz w:val="20"/>
           <w:szCs w:val="20"/>
         </w:rPr>
-        <w:t>internal/build/</w:t>
-      </w:r>
-      <w:proofErr w:type="spellStart"/>
-      <w:proofErr w:type="gramStart"/>
-      <w:r>
-        <w:rPr>
-          <w:rFonts w:ascii="Courier New" w:eastAsia="Times New Roman" w:hAnsi="Courier New" w:cs="Courier New"/>
-          <w:sz w:val="20"/>
-          <w:szCs w:val="20"/>
-        </w:rPr>
-        <w:t>build.go</w:t>
-      </w:r>
-      <w:proofErr w:type="spellEnd"/>
-      <w:proofErr w:type="gramEnd"/>
+        <w:t>internal/build/build.go</w:t>
+      </w:r>
       <w:r>
         <w:rPr>
           <w:rFonts w:ascii="Times New Roman" w:eastAsia="Times New Roman" w:hAnsi="Times New Roman" w:cs="Times New Roman"/>
@@ -6692,62 +4689,24 @@
           <w:sz w:val="20"/>
           <w:szCs w:val="20"/>
         </w:rPr>
-        <w:t>~</w:t>
-      </w:r>
-      <w:proofErr w:type="gramStart"/>
+        <w:t>~/.bubblefish/</w:t>
+      </w:r>
+      <w:r>
+        <w:rPr>
+          <w:rFonts w:ascii="Times New Roman" w:eastAsia="Times New Roman" w:hAnsi="Times New Roman" w:cs="Times New Roman"/>
+          <w:sz w:val="24"/>
+          <w:szCs w:val="24"/>
+        </w:rPr>
+        <w:t xml:space="preserve"> (or a CLI </w:t>
+      </w:r>
       <w:r>
         <w:rPr>
           <w:rFonts w:ascii="Courier New" w:eastAsia="Times New Roman" w:hAnsi="Courier New" w:cs="Courier New"/>
           <w:sz w:val="20"/>
           <w:szCs w:val="20"/>
         </w:rPr>
-        <w:t>/.</w:t>
-      </w:r>
-      <w:proofErr w:type="spellStart"/>
-      <w:r>
-        <w:rPr>
-          <w:rFonts w:ascii="Courier New" w:eastAsia="Times New Roman" w:hAnsi="Courier New" w:cs="Courier New"/>
-          <w:sz w:val="20"/>
-          <w:szCs w:val="20"/>
-        </w:rPr>
-        <w:t>bubblefish</w:t>
-      </w:r>
-      <w:proofErr w:type="spellEnd"/>
-      <w:proofErr w:type="gramEnd"/>
-      <w:r>
-        <w:rPr>
-          <w:rFonts w:ascii="Courier New" w:eastAsia="Times New Roman" w:hAnsi="Courier New" w:cs="Courier New"/>
-          <w:sz w:val="20"/>
-          <w:szCs w:val="20"/>
-        </w:rPr>
-        <w:t>/</w:t>
-      </w:r>
-      <w:r>
-        <w:rPr>
-          <w:rFonts w:ascii="Times New Roman" w:eastAsia="Times New Roman" w:hAnsi="Times New Roman" w:cs="Times New Roman"/>
-          <w:sz w:val="24"/>
-          <w:szCs w:val="24"/>
-        </w:rPr>
-        <w:t xml:space="preserve"> (or a CLI </w:t>
-      </w:r>
-      <w:r>
-        <w:rPr>
-          <w:rFonts w:ascii="Courier New" w:eastAsia="Times New Roman" w:hAnsi="Courier New" w:cs="Courier New"/>
-          <w:sz w:val="20"/>
-          <w:szCs w:val="20"/>
-        </w:rPr>
-        <w:t>--config-</w:t>
-      </w:r>
-      <w:proofErr w:type="spellStart"/>
-      <w:r>
-        <w:rPr>
-          <w:rFonts w:ascii="Courier New" w:eastAsia="Times New Roman" w:hAnsi="Courier New" w:cs="Courier New"/>
-          <w:sz w:val="20"/>
-          <w:szCs w:val="20"/>
-        </w:rPr>
-        <w:t>dir</w:t>
-      </w:r>
-      <w:proofErr w:type="spellEnd"/>
+        <w:t>--config-dir</w:t>
+      </w:r>
       <w:r>
         <w:rPr>
           <w:rFonts w:ascii="Times New Roman" w:eastAsia="Times New Roman" w:hAnsi="Times New Roman" w:cs="Times New Roman"/>
@@ -6792,8 +4751,6 @@
           <w:szCs w:val="24"/>
         </w:rPr>
       </w:pPr>
-      <w:proofErr w:type="spellStart"/>
-      <w:proofErr w:type="gramStart"/>
       <w:r>
         <w:rPr>
           <w:rFonts w:ascii="Courier New" w:eastAsia="Times New Roman" w:hAnsi="Courier New" w:cs="Courier New"/>
@@ -6802,8 +4759,6 @@
         </w:rPr>
         <w:t>daemon.toml</w:t>
       </w:r>
-      <w:proofErr w:type="spellEnd"/>
-      <w:proofErr w:type="gramEnd"/>
     </w:p>
     <w:p>
       <w:pPr>
@@ -6832,18 +4787,8 @@
           <w:sz w:val="20"/>
           <w:szCs w:val="20"/>
         </w:rPr>
-        <w:t>sources/*.</w:t>
-      </w:r>
-      <w:proofErr w:type="spellStart"/>
-      <w:r>
-        <w:rPr>
-          <w:rFonts w:ascii="Courier New" w:eastAsia="Times New Roman" w:hAnsi="Courier New" w:cs="Courier New"/>
-          <w:sz w:val="20"/>
-          <w:szCs w:val="20"/>
-        </w:rPr>
-        <w:t>toml</w:t>
-      </w:r>
-      <w:proofErr w:type="spellEnd"/>
+        <w:t>sources/*.toml</w:t>
+      </w:r>
     </w:p>
     <w:p>
       <w:pPr>
@@ -6872,18 +4817,8 @@
           <w:sz w:val="20"/>
           <w:szCs w:val="20"/>
         </w:rPr>
-        <w:t>destinations/*.</w:t>
-      </w:r>
-      <w:proofErr w:type="spellStart"/>
-      <w:r>
-        <w:rPr>
-          <w:rFonts w:ascii="Courier New" w:eastAsia="Times New Roman" w:hAnsi="Courier New" w:cs="Courier New"/>
-          <w:sz w:val="20"/>
-          <w:szCs w:val="20"/>
-        </w:rPr>
-        <w:t>toml</w:t>
-      </w:r>
-      <w:proofErr w:type="spellEnd"/>
+        <w:t>destinations/*.toml</w:t>
+      </w:r>
     </w:p>
     <w:p>
       <w:pPr>
@@ -6906,34 +4841,14 @@
         </w:rPr>
         <w:t xml:space="preserve">Parse with </w:t>
       </w:r>
-      <w:proofErr w:type="spellStart"/>
       <w:r>
         <w:rPr>
           <w:rFonts w:ascii="Courier New" w:eastAsia="Times New Roman" w:hAnsi="Courier New" w:cs="Courier New"/>
           <w:sz w:val="20"/>
           <w:szCs w:val="20"/>
         </w:rPr>
-        <w:t>BurntSushi</w:t>
-      </w:r>
-      <w:proofErr w:type="spellEnd"/>
-      <w:r>
-        <w:rPr>
-          <w:rFonts w:ascii="Courier New" w:eastAsia="Times New Roman" w:hAnsi="Courier New" w:cs="Courier New"/>
-          <w:sz w:val="20"/>
-          <w:szCs w:val="20"/>
-        </w:rPr>
-        <w:t>/</w:t>
-      </w:r>
-      <w:proofErr w:type="spellStart"/>
-      <w:r>
-        <w:rPr>
-          <w:rFonts w:ascii="Courier New" w:eastAsia="Times New Roman" w:hAnsi="Courier New" w:cs="Courier New"/>
-          <w:sz w:val="20"/>
-          <w:szCs w:val="20"/>
-        </w:rPr>
-        <w:t>toml</w:t>
-      </w:r>
-      <w:proofErr w:type="spellEnd"/>
+        <w:t>BurntSushi/toml</w:t>
+      </w:r>
       <w:r>
         <w:rPr>
           <w:rFonts w:ascii="Times New Roman" w:eastAsia="Times New Roman" w:hAnsi="Times New Roman" w:cs="Times New Roman"/>
@@ -7000,7 +4915,6 @@
           <w:szCs w:val="24"/>
         </w:rPr>
       </w:pPr>
-      <w:proofErr w:type="spellStart"/>
       <w:r>
         <w:rPr>
           <w:rFonts w:ascii="Courier New" w:eastAsia="Times New Roman" w:hAnsi="Courier New" w:cs="Courier New"/>
@@ -7009,7 +4923,6 @@
         </w:rPr>
         <w:t>bind_address</w:t>
       </w:r>
-      <w:proofErr w:type="spellEnd"/>
       <w:r>
         <w:rPr>
           <w:rFonts w:ascii="Times New Roman" w:eastAsia="Times New Roman" w:hAnsi="Times New Roman" w:cs="Times New Roman"/>
@@ -7114,8 +5027,6 @@
           <w:szCs w:val="24"/>
         </w:rPr>
       </w:pPr>
-      <w:proofErr w:type="spellStart"/>
-      <w:proofErr w:type="gramStart"/>
       <w:r>
         <w:rPr>
           <w:rFonts w:ascii="Courier New" w:eastAsia="Times New Roman" w:hAnsi="Courier New" w:cs="Courier New"/>
@@ -7124,8 +5035,6 @@
         </w:rPr>
         <w:t>auth.type</w:t>
       </w:r>
-      <w:proofErr w:type="spellEnd"/>
-      <w:proofErr w:type="gramEnd"/>
       <w:r>
         <w:rPr>
           <w:rFonts w:ascii="Times New Roman" w:eastAsia="Times New Roman" w:hAnsi="Times New Roman" w:cs="Times New Roman"/>
@@ -7166,7 +5075,6 @@
         </w:rPr>
         <w:t xml:space="preserve">, </w:t>
       </w:r>
-      <w:proofErr w:type="spellStart"/>
       <w:r>
         <w:rPr>
           <w:rFonts w:ascii="Courier New" w:eastAsia="Times New Roman" w:hAnsi="Courier New" w:cs="Courier New"/>
@@ -7175,7 +5083,6 @@
         </w:rPr>
         <w:t>api_key</w:t>
       </w:r>
-      <w:proofErr w:type="spellEnd"/>
       <w:r>
         <w:rPr>
           <w:rFonts w:ascii="Times New Roman" w:eastAsia="Times New Roman" w:hAnsi="Times New Roman" w:cs="Times New Roman"/>
@@ -7304,7 +5211,6 @@
         </w:rPr>
         <w:t xml:space="preserve"> {</w:t>
       </w:r>
-      <w:proofErr w:type="spellStart"/>
       <w:r>
         <w:rPr>
           <w:rFonts w:ascii="Courier New" w:eastAsia="Times New Roman" w:hAnsi="Courier New" w:cs="Courier New"/>
@@ -7313,7 +5219,6 @@
         </w:rPr>
         <w:t>sqlite</w:t>
       </w:r>
-      <w:proofErr w:type="spellEnd"/>
       <w:r>
         <w:rPr>
           <w:rFonts w:ascii="Times New Roman" w:eastAsia="Times New Roman" w:hAnsi="Times New Roman" w:cs="Times New Roman"/>
@@ -7322,7 +5227,6 @@
         </w:rPr>
         <w:t xml:space="preserve">, </w:t>
       </w:r>
-      <w:proofErr w:type="spellStart"/>
       <w:r>
         <w:rPr>
           <w:rFonts w:ascii="Courier New" w:eastAsia="Times New Roman" w:hAnsi="Courier New" w:cs="Courier New"/>
@@ -7331,7 +5235,6 @@
         </w:rPr>
         <w:t>openbrain</w:t>
       </w:r>
-      <w:proofErr w:type="spellEnd"/>
       <w:r>
         <w:rPr>
           <w:rFonts w:ascii="Times New Roman" w:eastAsia="Times New Roman" w:hAnsi="Times New Roman" w:cs="Times New Roman"/>
@@ -7354,7 +5257,6 @@
           <w:szCs w:val="24"/>
         </w:rPr>
       </w:pPr>
-      <w:proofErr w:type="gramStart"/>
       <w:r>
         <w:rPr>
           <w:rFonts w:ascii="Times New Roman" w:eastAsia="Times New Roman" w:hAnsi="Times New Roman" w:cs="Times New Roman"/>
@@ -7362,34 +5264,7 @@
           <w:szCs w:val="24"/>
         </w:rPr>
         <w:lastRenderedPageBreak/>
-        <w:t>if</w:t>
-      </w:r>
-      <w:proofErr w:type="gramEnd"/>
-      <w:r>
-        <w:rPr>
-          <w:rFonts w:ascii="Times New Roman" w:eastAsia="Times New Roman" w:hAnsi="Times New Roman" w:cs="Times New Roman"/>
-          <w:sz w:val="24"/>
-          <w:szCs w:val="24"/>
-        </w:rPr>
-        <w:t xml:space="preserve"> schema exists, ensure </w:t>
-      </w:r>
-      <w:proofErr w:type="spellStart"/>
-      <w:r>
-        <w:rPr>
-          <w:rFonts w:ascii="Times New Roman" w:eastAsia="Times New Roman" w:hAnsi="Times New Roman" w:cs="Times New Roman"/>
-          <w:sz w:val="24"/>
-          <w:szCs w:val="24"/>
-        </w:rPr>
-        <w:t>required_fields</w:t>
-      </w:r>
-      <w:proofErr w:type="spellEnd"/>
-      <w:r>
-        <w:rPr>
-          <w:rFonts w:ascii="Times New Roman" w:eastAsia="Times New Roman" w:hAnsi="Times New Roman" w:cs="Times New Roman"/>
-          <w:sz w:val="24"/>
-          <w:szCs w:val="24"/>
-        </w:rPr>
-        <w:t xml:space="preserve"> list is non-empty</w:t>
+        <w:t>if schema exists, ensure required_fields list is non-empty</w:t>
       </w:r>
     </w:p>
     <w:p>
@@ -7479,7 +5354,6 @@
         </w:rPr>
         <w:t xml:space="preserve">For each </w:t>
       </w:r>
-      <w:proofErr w:type="spellStart"/>
       <w:r>
         <w:rPr>
           <w:rFonts w:ascii="Courier New" w:eastAsia="Times New Roman" w:hAnsi="Courier New" w:cs="Courier New"/>
@@ -7488,7 +5362,6 @@
         </w:rPr>
         <w:t>required_fields</w:t>
       </w:r>
-      <w:proofErr w:type="spellEnd"/>
       <w:r>
         <w:rPr>
           <w:rFonts w:ascii="Times New Roman" w:eastAsia="Times New Roman" w:hAnsi="Times New Roman" w:cs="Times New Roman"/>
@@ -7517,25 +5390,7 @@
           <w:sz w:val="24"/>
           <w:szCs w:val="24"/>
         </w:rPr>
-        <w:t xml:space="preserve">mapping has a key </w:t>
-      </w:r>
-      <w:proofErr w:type="gramStart"/>
-      <w:r>
-        <w:rPr>
-          <w:rFonts w:ascii="Times New Roman" w:eastAsia="Times New Roman" w:hAnsi="Times New Roman" w:cs="Times New Roman"/>
-          <w:sz w:val="24"/>
-          <w:szCs w:val="24"/>
-        </w:rPr>
-        <w:t>for</w:t>
-      </w:r>
-      <w:proofErr w:type="gramEnd"/>
-      <w:r>
-        <w:rPr>
-          <w:rFonts w:ascii="Times New Roman" w:eastAsia="Times New Roman" w:hAnsi="Times New Roman" w:cs="Times New Roman"/>
-          <w:sz w:val="24"/>
-          <w:szCs w:val="24"/>
-        </w:rPr>
-        <w:t xml:space="preserve"> it (e.g. </w:t>
+        <w:t xml:space="preserve">mapping has a key for it (e.g. </w:t>
       </w:r>
       <w:r>
         <w:rPr>
@@ -7567,41 +5422,13 @@
           <w:szCs w:val="24"/>
         </w:rPr>
       </w:pPr>
-      <w:proofErr w:type="gramStart"/>
-      <w:r>
-        <w:rPr>
-          <w:rFonts w:ascii="Times New Roman" w:eastAsia="Times New Roman" w:hAnsi="Times New Roman" w:cs="Times New Roman"/>
-          <w:sz w:val="24"/>
-          <w:szCs w:val="24"/>
-        </w:rPr>
-        <w:t>if</w:t>
-      </w:r>
-      <w:proofErr w:type="gramEnd"/>
-      <w:r>
-        <w:rPr>
-          <w:rFonts w:ascii="Times New Roman" w:eastAsia="Times New Roman" w:hAnsi="Times New Roman" w:cs="Times New Roman"/>
-          <w:sz w:val="24"/>
-          <w:szCs w:val="24"/>
-        </w:rPr>
-        <w:t xml:space="preserve"> missing → mark source </w:t>
-      </w:r>
-      <w:proofErr w:type="gramStart"/>
-      <w:r>
-        <w:rPr>
-          <w:rFonts w:ascii="Times New Roman" w:eastAsia="Times New Roman" w:hAnsi="Times New Roman" w:cs="Times New Roman"/>
-          <w:sz w:val="24"/>
-          <w:szCs w:val="24"/>
-        </w:rPr>
-        <w:t>invalid</w:t>
-      </w:r>
-      <w:proofErr w:type="gramEnd"/>
-      <w:r>
-        <w:rPr>
-          <w:rFonts w:ascii="Times New Roman" w:eastAsia="Times New Roman" w:hAnsi="Times New Roman" w:cs="Times New Roman"/>
-          <w:sz w:val="24"/>
-          <w:szCs w:val="24"/>
-        </w:rPr>
-        <w:t>, store error message.</w:t>
+      <w:r>
+        <w:rPr>
+          <w:rFonts w:ascii="Times New Roman" w:eastAsia="Times New Roman" w:hAnsi="Times New Roman" w:cs="Times New Roman"/>
+          <w:sz w:val="24"/>
+          <w:szCs w:val="24"/>
+        </w:rPr>
+        <w:t>if missing → mark source invalid, store error message.</w:t>
       </w:r>
     </w:p>
     <w:p>
@@ -7645,18 +5472,8 @@
           <w:sz w:val="20"/>
           <w:szCs w:val="20"/>
         </w:rPr>
-        <w:t>compiled/</w:t>
-      </w:r>
-      <w:proofErr w:type="spellStart"/>
-      <w:r>
-        <w:rPr>
-          <w:rFonts w:ascii="Courier New" w:eastAsia="Times New Roman" w:hAnsi="Courier New" w:cs="Courier New"/>
-          <w:sz w:val="20"/>
-          <w:szCs w:val="20"/>
-        </w:rPr>
-        <w:t>sources.json</w:t>
-      </w:r>
-      <w:proofErr w:type="spellEnd"/>
+        <w:t>compiled/sources.json</w:t>
+      </w:r>
       <w:r>
         <w:rPr>
           <w:rFonts w:ascii="Times New Roman" w:eastAsia="Times New Roman" w:hAnsi="Times New Roman" w:cs="Times New Roman"/>
@@ -7693,7 +5510,6 @@
           <w:szCs w:val="20"/>
         </w:rPr>
       </w:pPr>
-      <w:proofErr w:type="spellStart"/>
       <w:r>
         <w:rPr>
           <w:rFonts w:ascii="Courier New" w:eastAsia="Times New Roman" w:hAnsi="Courier New" w:cs="Courier New"/>
@@ -7702,7 +5518,6 @@
         </w:rPr>
         <w:t>json</w:t>
       </w:r>
-      <w:proofErr w:type="spellEnd"/>
     </w:p>
     <w:p>
       <w:pPr>
@@ -7880,27 +5695,7 @@
           <w:sz w:val="20"/>
           <w:szCs w:val="20"/>
         </w:rPr>
-        <w:t>"/inbound/</w:t>
-      </w:r>
-      <w:proofErr w:type="spellStart"/>
-      <w:r>
-        <w:rPr>
-          <w:rFonts w:ascii="inherit" w:eastAsia="Times New Roman" w:hAnsi="inherit" w:cs="Courier New"/>
-          <w:color w:val="B5BD68"/>
-          <w:sz w:val="20"/>
-          <w:szCs w:val="20"/>
-        </w:rPr>
-        <w:t>claude</w:t>
-      </w:r>
-      <w:proofErr w:type="spellEnd"/>
-      <w:r>
-        <w:rPr>
-          <w:rFonts w:ascii="inherit" w:eastAsia="Times New Roman" w:hAnsi="inherit" w:cs="Courier New"/>
-          <w:color w:val="B5BD68"/>
-          <w:sz w:val="20"/>
-          <w:szCs w:val="20"/>
-        </w:rPr>
-        <w:t>"</w:t>
+        <w:t>"/inbound/claude"</w:t>
       </w:r>
       <w:r>
         <w:rPr>
@@ -7947,17 +5742,7 @@
           <w:sz w:val="20"/>
           <w:szCs w:val="20"/>
         </w:rPr>
-        <w:t xml:space="preserve">    "color"</w:t>
-      </w:r>
-      <w:proofErr w:type="gramStart"/>
-      <w:r>
-        <w:rPr>
-          <w:rFonts w:ascii="inherit" w:eastAsia="Times New Roman" w:hAnsi="inherit" w:cs="Courier New"/>
-          <w:color w:val="C5C8C6"/>
-          <w:sz w:val="20"/>
-          <w:szCs w:val="20"/>
-        </w:rPr>
-        <w:t xml:space="preserve">: </w:t>
+        <w:t xml:space="preserve">    "color": </w:t>
       </w:r>
       <w:r>
         <w:rPr>
@@ -7966,17 +5751,7 @@
           <w:sz w:val="20"/>
           <w:szCs w:val="20"/>
         </w:rPr>
-        <w:t>"#</w:t>
-      </w:r>
-      <w:proofErr w:type="gramEnd"/>
-      <w:r>
-        <w:rPr>
-          <w:rFonts w:ascii="inherit" w:eastAsia="Times New Roman" w:hAnsi="inherit" w:cs="Courier New"/>
-          <w:color w:val="B5BD68"/>
-          <w:sz w:val="20"/>
-          <w:szCs w:val="20"/>
-        </w:rPr>
-        <w:t>D97706"</w:t>
+        <w:t>"#D97706"</w:t>
       </w:r>
       <w:r>
         <w:rPr>
@@ -8023,38 +5798,7 @@
           <w:sz w:val="20"/>
           <w:szCs w:val="20"/>
         </w:rPr>
-        <w:t xml:space="preserve">    "</w:t>
-      </w:r>
-      <w:proofErr w:type="spellStart"/>
-      <w:proofErr w:type="gramStart"/>
-      <w:r>
-        <w:rPr>
-          <w:rFonts w:ascii="inherit" w:eastAsia="Times New Roman" w:hAnsi="inherit" w:cs="Courier New"/>
-          <w:color w:val="C5C8C6"/>
-          <w:sz w:val="20"/>
-          <w:szCs w:val="20"/>
-        </w:rPr>
-        <w:t>can</w:t>
-      </w:r>
-      <w:proofErr w:type="gramEnd"/>
-      <w:r>
-        <w:rPr>
-          <w:rFonts w:ascii="inherit" w:eastAsia="Times New Roman" w:hAnsi="inherit" w:cs="Courier New"/>
-          <w:color w:val="C5C8C6"/>
-          <w:sz w:val="20"/>
-          <w:szCs w:val="20"/>
-        </w:rPr>
-        <w:t>_read</w:t>
-      </w:r>
-      <w:proofErr w:type="spellEnd"/>
-      <w:r>
-        <w:rPr>
-          <w:rFonts w:ascii="inherit" w:eastAsia="Times New Roman" w:hAnsi="inherit" w:cs="Courier New"/>
-          <w:color w:val="C5C8C6"/>
-          <w:sz w:val="20"/>
-          <w:szCs w:val="20"/>
-        </w:rPr>
-        <w:t>": false,</w:t>
+        <w:t xml:space="preserve">    "can_read": false,</w:t>
       </w:r>
     </w:p>
     <w:p>
@@ -8092,38 +5836,7 @@
           <w:sz w:val="20"/>
           <w:szCs w:val="20"/>
         </w:rPr>
-        <w:t xml:space="preserve">    "</w:t>
-      </w:r>
-      <w:proofErr w:type="spellStart"/>
-      <w:proofErr w:type="gramStart"/>
-      <w:r>
-        <w:rPr>
-          <w:rFonts w:ascii="inherit" w:eastAsia="Times New Roman" w:hAnsi="inherit" w:cs="Courier New"/>
-          <w:color w:val="C5C8C6"/>
-          <w:sz w:val="20"/>
-          <w:szCs w:val="20"/>
-        </w:rPr>
-        <w:t>can</w:t>
-      </w:r>
-      <w:proofErr w:type="gramEnd"/>
-      <w:r>
-        <w:rPr>
-          <w:rFonts w:ascii="inherit" w:eastAsia="Times New Roman" w:hAnsi="inherit" w:cs="Courier New"/>
-          <w:color w:val="C5C8C6"/>
-          <w:sz w:val="20"/>
-          <w:szCs w:val="20"/>
-        </w:rPr>
-        <w:t>_write</w:t>
-      </w:r>
-      <w:proofErr w:type="spellEnd"/>
-      <w:r>
-        <w:rPr>
-          <w:rFonts w:ascii="inherit" w:eastAsia="Times New Roman" w:hAnsi="inherit" w:cs="Courier New"/>
-          <w:color w:val="C5C8C6"/>
-          <w:sz w:val="20"/>
-          <w:szCs w:val="20"/>
-        </w:rPr>
-        <w:t>": true,</w:t>
+        <w:t xml:space="preserve">    "can_write": true,</w:t>
       </w:r>
     </w:p>
     <w:p>
@@ -8161,19 +5874,8 @@
           <w:sz w:val="20"/>
           <w:szCs w:val="20"/>
         </w:rPr>
-        <w:t xml:space="preserve">    "auth</w:t>
-      </w:r>
-      <w:proofErr w:type="gramStart"/>
-      <w:r>
-        <w:rPr>
-          <w:rFonts w:ascii="inherit" w:eastAsia="Times New Roman" w:hAnsi="inherit" w:cs="Courier New"/>
-          <w:color w:val="C5C8C6"/>
-          <w:sz w:val="20"/>
-          <w:szCs w:val="20"/>
-        </w:rPr>
-        <w:t>": {</w:t>
-      </w:r>
-      <w:proofErr w:type="gramEnd"/>
+        <w:t xml:space="preserve">    "auth": {</w:t>
+      </w:r>
     </w:p>
     <w:p>
       <w:pPr>
@@ -8219,27 +5921,7 @@
           <w:sz w:val="20"/>
           <w:szCs w:val="20"/>
         </w:rPr>
-        <w:t>"</w:t>
-      </w:r>
-      <w:proofErr w:type="spellStart"/>
-      <w:r>
-        <w:rPr>
-          <w:rFonts w:ascii="inherit" w:eastAsia="Times New Roman" w:hAnsi="inherit" w:cs="Courier New"/>
-          <w:color w:val="B5BD68"/>
-          <w:sz w:val="20"/>
-          <w:szCs w:val="20"/>
-        </w:rPr>
-        <w:t>api_key</w:t>
-      </w:r>
-      <w:proofErr w:type="spellEnd"/>
-      <w:r>
-        <w:rPr>
-          <w:rFonts w:ascii="inherit" w:eastAsia="Times New Roman" w:hAnsi="inherit" w:cs="Courier New"/>
-          <w:color w:val="B5BD68"/>
-          <w:sz w:val="20"/>
-          <w:szCs w:val="20"/>
-        </w:rPr>
-        <w:t>"</w:t>
+        <w:t>"api_key"</w:t>
       </w:r>
       <w:r>
         <w:rPr>
@@ -8342,38 +6024,7 @@
           <w:sz w:val="20"/>
           <w:szCs w:val="20"/>
         </w:rPr>
-        <w:t xml:space="preserve">      "</w:t>
-      </w:r>
-      <w:proofErr w:type="spellStart"/>
-      <w:proofErr w:type="gramStart"/>
-      <w:r>
-        <w:rPr>
-          <w:rFonts w:ascii="inherit" w:eastAsia="Times New Roman" w:hAnsi="inherit" w:cs="Courier New"/>
-          <w:color w:val="C5C8C6"/>
-          <w:sz w:val="20"/>
-          <w:szCs w:val="20"/>
-        </w:rPr>
-        <w:t>env</w:t>
-      </w:r>
-      <w:proofErr w:type="gramEnd"/>
-      <w:r>
-        <w:rPr>
-          <w:rFonts w:ascii="inherit" w:eastAsia="Times New Roman" w:hAnsi="inherit" w:cs="Courier New"/>
-          <w:color w:val="C5C8C6"/>
-          <w:sz w:val="20"/>
-          <w:szCs w:val="20"/>
-        </w:rPr>
-        <w:t>_var</w:t>
-      </w:r>
-      <w:proofErr w:type="spellEnd"/>
-      <w:r>
-        <w:rPr>
-          <w:rFonts w:ascii="inherit" w:eastAsia="Times New Roman" w:hAnsi="inherit" w:cs="Courier New"/>
-          <w:color w:val="C5C8C6"/>
-          <w:sz w:val="20"/>
-          <w:szCs w:val="20"/>
-        </w:rPr>
-        <w:t xml:space="preserve">": </w:t>
+        <w:t xml:space="preserve">      "env_var": </w:t>
       </w:r>
       <w:r>
         <w:rPr>
@@ -8458,19 +6109,8 @@
           <w:sz w:val="20"/>
           <w:szCs w:val="20"/>
         </w:rPr>
-        <w:t xml:space="preserve">    "mapping</w:t>
-      </w:r>
-      <w:proofErr w:type="gramStart"/>
-      <w:r>
-        <w:rPr>
-          <w:rFonts w:ascii="inherit" w:eastAsia="Times New Roman" w:hAnsi="inherit" w:cs="Courier New"/>
-          <w:color w:val="C5C8C6"/>
-          <w:sz w:val="20"/>
-          <w:szCs w:val="20"/>
-        </w:rPr>
-        <w:t>": {</w:t>
-      </w:r>
-      <w:proofErr w:type="gramEnd"/>
+        <w:t xml:space="preserve">    "mapping": {</w:t>
+      </w:r>
     </w:p>
     <w:p>
       <w:pPr>
@@ -8516,27 +6156,7 @@
           <w:sz w:val="20"/>
           <w:szCs w:val="20"/>
         </w:rPr>
-        <w:t>"</w:t>
-      </w:r>
-      <w:proofErr w:type="gramStart"/>
-      <w:r>
-        <w:rPr>
-          <w:rFonts w:ascii="inherit" w:eastAsia="Times New Roman" w:hAnsi="inherit" w:cs="Courier New"/>
-          <w:color w:val="B5BD68"/>
-          <w:sz w:val="20"/>
-          <w:szCs w:val="20"/>
-        </w:rPr>
-        <w:t>payload.message</w:t>
-      </w:r>
-      <w:proofErr w:type="gramEnd"/>
-      <w:r>
-        <w:rPr>
-          <w:rFonts w:ascii="inherit" w:eastAsia="Times New Roman" w:hAnsi="inherit" w:cs="Courier New"/>
-          <w:color w:val="B5BD68"/>
-          <w:sz w:val="20"/>
-          <w:szCs w:val="20"/>
-        </w:rPr>
-        <w:t>.content.0.text"</w:t>
+        <w:t>"payload.message.content.0.text"</w:t>
       </w:r>
       <w:r>
         <w:rPr>
@@ -8592,29 +6212,7 @@
           <w:sz w:val="20"/>
           <w:szCs w:val="20"/>
         </w:rPr>
-        <w:t>"</w:t>
-      </w:r>
-      <w:proofErr w:type="spellStart"/>
-      <w:proofErr w:type="gramStart"/>
-      <w:r>
-        <w:rPr>
-          <w:rFonts w:ascii="inherit" w:eastAsia="Times New Roman" w:hAnsi="inherit" w:cs="Courier New"/>
-          <w:color w:val="B5BD68"/>
-          <w:sz w:val="20"/>
-          <w:szCs w:val="20"/>
-        </w:rPr>
-        <w:t>payload.model</w:t>
-      </w:r>
-      <w:proofErr w:type="spellEnd"/>
-      <w:proofErr w:type="gramEnd"/>
-      <w:r>
-        <w:rPr>
-          <w:rFonts w:ascii="inherit" w:eastAsia="Times New Roman" w:hAnsi="inherit" w:cs="Courier New"/>
-          <w:color w:val="B5BD68"/>
-          <w:sz w:val="20"/>
-          <w:szCs w:val="20"/>
-        </w:rPr>
-        <w:t>"</w:t>
+        <w:t>"payload.model"</w:t>
       </w:r>
       <w:r>
         <w:rPr>
@@ -8670,38 +6268,7 @@
           <w:sz w:val="20"/>
           <w:szCs w:val="20"/>
         </w:rPr>
-        <w:t>"</w:t>
-      </w:r>
-      <w:proofErr w:type="spellStart"/>
-      <w:proofErr w:type="gramStart"/>
-      <w:r>
-        <w:rPr>
-          <w:rFonts w:ascii="inherit" w:eastAsia="Times New Roman" w:hAnsi="inherit" w:cs="Courier New"/>
-          <w:color w:val="B5BD68"/>
-          <w:sz w:val="20"/>
-          <w:szCs w:val="20"/>
-        </w:rPr>
-        <w:t>payload.message</w:t>
-      </w:r>
-      <w:proofErr w:type="gramEnd"/>
-      <w:r>
-        <w:rPr>
-          <w:rFonts w:ascii="inherit" w:eastAsia="Times New Roman" w:hAnsi="inherit" w:cs="Courier New"/>
-          <w:color w:val="B5BD68"/>
-          <w:sz w:val="20"/>
-          <w:szCs w:val="20"/>
-        </w:rPr>
-        <w:t>.role</w:t>
-      </w:r>
-      <w:proofErr w:type="spellEnd"/>
-      <w:r>
-        <w:rPr>
-          <w:rFonts w:ascii="inherit" w:eastAsia="Times New Roman" w:hAnsi="inherit" w:cs="Courier New"/>
-          <w:color w:val="B5BD68"/>
-          <w:sz w:val="20"/>
-          <w:szCs w:val="20"/>
-        </w:rPr>
-        <w:t>"</w:t>
+        <w:t>"payload.message.role"</w:t>
       </w:r>
       <w:r>
         <w:rPr>
@@ -8757,27 +6324,7 @@
           <w:sz w:val="20"/>
           <w:szCs w:val="20"/>
         </w:rPr>
-        <w:t>"'</w:t>
-      </w:r>
-      <w:proofErr w:type="spellStart"/>
-      <w:r>
-        <w:rPr>
-          <w:rFonts w:ascii="inherit" w:eastAsia="Times New Roman" w:hAnsi="inherit" w:cs="Courier New"/>
-          <w:color w:val="B5BD68"/>
-          <w:sz w:val="20"/>
-          <w:szCs w:val="20"/>
-        </w:rPr>
-        <w:t>claude</w:t>
-      </w:r>
-      <w:proofErr w:type="spellEnd"/>
-      <w:r>
-        <w:rPr>
-          <w:rFonts w:ascii="inherit" w:eastAsia="Times New Roman" w:hAnsi="inherit" w:cs="Courier New"/>
-          <w:color w:val="B5BD68"/>
-          <w:sz w:val="20"/>
-          <w:szCs w:val="20"/>
-        </w:rPr>
-        <w:t>'"</w:t>
+        <w:t>"'claude'"</w:t>
       </w:r>
     </w:p>
     <w:p>
@@ -8891,38 +6438,7 @@
           <w:sz w:val="20"/>
           <w:szCs w:val="20"/>
         </w:rPr>
-        <w:t xml:space="preserve">    "</w:t>
-      </w:r>
-      <w:proofErr w:type="spellStart"/>
-      <w:proofErr w:type="gramStart"/>
-      <w:r>
-        <w:rPr>
-          <w:rFonts w:ascii="inherit" w:eastAsia="Times New Roman" w:hAnsi="inherit" w:cs="Courier New"/>
-          <w:color w:val="C5C8C6"/>
-          <w:sz w:val="20"/>
-          <w:szCs w:val="20"/>
-        </w:rPr>
-        <w:t>error</w:t>
-      </w:r>
-      <w:proofErr w:type="gramEnd"/>
-      <w:r>
-        <w:rPr>
-          <w:rFonts w:ascii="inherit" w:eastAsia="Times New Roman" w:hAnsi="inherit" w:cs="Courier New"/>
-          <w:color w:val="C5C8C6"/>
-          <w:sz w:val="20"/>
-          <w:szCs w:val="20"/>
-        </w:rPr>
-        <w:t>_message</w:t>
-      </w:r>
-      <w:proofErr w:type="spellEnd"/>
-      <w:r>
-        <w:rPr>
-          <w:rFonts w:ascii="inherit" w:eastAsia="Times New Roman" w:hAnsi="inherit" w:cs="Courier New"/>
-          <w:color w:val="C5C8C6"/>
-          <w:sz w:val="20"/>
-          <w:szCs w:val="20"/>
-        </w:rPr>
-        <w:t xml:space="preserve">": </w:t>
+        <w:t xml:space="preserve">    "error_message": </w:t>
       </w:r>
       <w:r>
         <w:rPr>
@@ -9029,18 +6545,8 @@
           <w:sz w:val="20"/>
           <w:szCs w:val="20"/>
         </w:rPr>
-        <w:t>compiled/</w:t>
-      </w:r>
-      <w:proofErr w:type="spellStart"/>
-      <w:r>
-        <w:rPr>
-          <w:rFonts w:ascii="Courier New" w:eastAsia="Times New Roman" w:hAnsi="Courier New" w:cs="Courier New"/>
-          <w:sz w:val="20"/>
-          <w:szCs w:val="20"/>
-        </w:rPr>
-        <w:t>destinations.json</w:t>
-      </w:r>
-      <w:proofErr w:type="spellEnd"/>
+        <w:t>compiled/destinations.json</w:t>
+      </w:r>
       <w:r>
         <w:rPr>
           <w:rFonts w:ascii="Times New Roman" w:eastAsia="Times New Roman" w:hAnsi="Times New Roman" w:cs="Times New Roman"/>
@@ -9141,20 +6647,8 @@
           <w:sz w:val="24"/>
           <w:szCs w:val="24"/>
         </w:rPr>
-        <w:t xml:space="preserve">some sources </w:t>
-      </w:r>
-      <w:proofErr w:type="gramStart"/>
-      <w:r>
-        <w:rPr>
-          <w:rFonts w:ascii="Times New Roman" w:eastAsia="Times New Roman" w:hAnsi="Times New Roman" w:cs="Times New Roman"/>
-          <w:b/>
-          <w:bCs/>
-          <w:sz w:val="24"/>
-          <w:szCs w:val="24"/>
-        </w:rPr>
-        <w:t>invalid</w:t>
-      </w:r>
-      <w:proofErr w:type="gramEnd"/>
+        <w:t>some sources invalid</w:t>
+      </w:r>
       <w:r>
         <w:rPr>
           <w:rFonts w:ascii="Times New Roman" w:eastAsia="Times New Roman" w:hAnsi="Times New Roman" w:cs="Times New Roman"/>
@@ -9223,7 +6717,6 @@
         </w:rPr>
         <w:t xml:space="preserve"> with </w:t>
       </w:r>
-      <w:proofErr w:type="spellStart"/>
       <w:r>
         <w:rPr>
           <w:rFonts w:ascii="Courier New" w:eastAsia="Times New Roman" w:hAnsi="Courier New" w:cs="Courier New"/>
@@ -9232,7 +6725,6 @@
         </w:rPr>
         <w:t>error_message</w:t>
       </w:r>
-      <w:proofErr w:type="spellEnd"/>
       <w:r>
         <w:rPr>
           <w:rFonts w:ascii="Times New Roman" w:eastAsia="Times New Roman" w:hAnsi="Times New Roman" w:cs="Times New Roman"/>
@@ -9300,23 +6792,13 @@
           <w:szCs w:val="24"/>
         </w:rPr>
       </w:pPr>
-      <w:proofErr w:type="spellStart"/>
       <w:r>
         <w:rPr>
           <w:rFonts w:ascii="Courier New" w:eastAsia="Times New Roman" w:hAnsi="Courier New" w:cs="Courier New"/>
           <w:sz w:val="20"/>
           <w:szCs w:val="20"/>
         </w:rPr>
-        <w:t>bubblefish</w:t>
-      </w:r>
-      <w:proofErr w:type="spellEnd"/>
-      <w:r>
-        <w:rPr>
-          <w:rFonts w:ascii="Courier New" w:eastAsia="Times New Roman" w:hAnsi="Courier New" w:cs="Courier New"/>
-          <w:sz w:val="20"/>
-          <w:szCs w:val="20"/>
-        </w:rPr>
-        <w:t xml:space="preserve"> build</w:t>
+        <w:t>bubblefish build</w:t>
       </w:r>
       <w:r>
         <w:rPr>
@@ -9340,23 +6822,13 @@
           <w:szCs w:val="24"/>
         </w:rPr>
       </w:pPr>
-      <w:proofErr w:type="gramStart"/>
-      <w:r>
-        <w:rPr>
-          <w:rFonts w:ascii="Times New Roman" w:eastAsia="Times New Roman" w:hAnsi="Times New Roman" w:cs="Times New Roman"/>
-          <w:sz w:val="24"/>
-          <w:szCs w:val="24"/>
-        </w:rPr>
-        <w:t>Calls</w:t>
-      </w:r>
-      <w:proofErr w:type="gramEnd"/>
-      <w:r>
-        <w:rPr>
-          <w:rFonts w:ascii="Times New Roman" w:eastAsia="Times New Roman" w:hAnsi="Times New Roman" w:cs="Times New Roman"/>
-          <w:sz w:val="24"/>
-          <w:szCs w:val="24"/>
-        </w:rPr>
-        <w:t xml:space="preserve"> the above pipeline.</w:t>
+      <w:r>
+        <w:rPr>
+          <w:rFonts w:ascii="Times New Roman" w:eastAsia="Times New Roman" w:hAnsi="Times New Roman" w:cs="Times New Roman"/>
+          <w:sz w:val="24"/>
+          <w:szCs w:val="24"/>
+        </w:rPr>
+        <w:t>Calls the above pipeline.</w:t>
       </w:r>
     </w:p>
     <w:p>
@@ -9439,34 +6911,14 @@
           <w:szCs w:val="24"/>
         </w:rPr>
       </w:pPr>
-      <w:proofErr w:type="spellStart"/>
       <w:r>
         <w:rPr>
           <w:rFonts w:ascii="Courier New" w:eastAsia="Times New Roman" w:hAnsi="Courier New" w:cs="Courier New"/>
           <w:sz w:val="20"/>
           <w:szCs w:val="20"/>
         </w:rPr>
-        <w:t>bubblefish</w:t>
-      </w:r>
-      <w:proofErr w:type="spellEnd"/>
-      <w:r>
-        <w:rPr>
-          <w:rFonts w:ascii="Courier New" w:eastAsia="Times New Roman" w:hAnsi="Courier New" w:cs="Courier New"/>
-          <w:sz w:val="20"/>
-          <w:szCs w:val="20"/>
-        </w:rPr>
-        <w:t xml:space="preserve"> build --source </w:t>
-      </w:r>
-      <w:proofErr w:type="spellStart"/>
-      <w:r>
-        <w:rPr>
-          <w:rFonts w:ascii="Courier New" w:eastAsia="Times New Roman" w:hAnsi="Courier New" w:cs="Courier New"/>
-          <w:sz w:val="20"/>
-          <w:szCs w:val="20"/>
-        </w:rPr>
-        <w:t>claude</w:t>
-      </w:r>
-      <w:proofErr w:type="spellEnd"/>
+        <w:t>bubblefish build --source claude</w:t>
+      </w:r>
       <w:r>
         <w:rPr>
           <w:rFonts w:ascii="Times New Roman" w:eastAsia="Times New Roman" w:hAnsi="Times New Roman" w:cs="Times New Roman"/>
@@ -9503,18 +6955,8 @@
           <w:sz w:val="20"/>
           <w:szCs w:val="20"/>
         </w:rPr>
-        <w:t>sources/</w:t>
-      </w:r>
-      <w:proofErr w:type="spellStart"/>
-      <w:r>
-        <w:rPr>
-          <w:rFonts w:ascii="Courier New" w:eastAsia="Times New Roman" w:hAnsi="Courier New" w:cs="Courier New"/>
-          <w:sz w:val="20"/>
-          <w:szCs w:val="20"/>
-        </w:rPr>
-        <w:t>claude.toml</w:t>
-      </w:r>
-      <w:proofErr w:type="spellEnd"/>
+        <w:t>sources/claude.toml</w:t>
+      </w:r>
       <w:r>
         <w:rPr>
           <w:rFonts w:ascii="Times New Roman" w:eastAsia="Times New Roman" w:hAnsi="Times New Roman" w:cs="Times New Roman"/>
@@ -9551,18 +6993,8 @@
           <w:sz w:val="20"/>
           <w:szCs w:val="20"/>
         </w:rPr>
-        <w:t>compiled/</w:t>
-      </w:r>
-      <w:proofErr w:type="spellStart"/>
-      <w:r>
-        <w:rPr>
-          <w:rFonts w:ascii="Courier New" w:eastAsia="Times New Roman" w:hAnsi="Courier New" w:cs="Courier New"/>
-          <w:sz w:val="20"/>
-          <w:szCs w:val="20"/>
-        </w:rPr>
-        <w:t>sources.json</w:t>
-      </w:r>
-      <w:proofErr w:type="spellEnd"/>
+        <w:t>compiled/sources.json</w:t>
+      </w:r>
       <w:r>
         <w:rPr>
           <w:rFonts w:ascii="Times New Roman" w:eastAsia="Times New Roman" w:hAnsi="Times New Roman" w:cs="Times New Roman"/>
@@ -9587,7 +7019,7 @@
           <w:szCs w:val="24"/>
         </w:rPr>
         <w:pict w14:anchorId="2A886E37">
-          <v:rect id="_x0000_i1050" style="width:0;height:1.5pt" o:hralign="center" o:hrstd="t" o:hr="t" fillcolor="#a0a0a0" stroked="f"/>
+          <v:rect id="_x0000_i1029" style="width:0;height:1.5pt" o:hralign="center" o:hrstd="t" o:hr="t" fillcolor="#a0a0a0" stroked="f"/>
         </w:pict>
       </w:r>
     </w:p>
@@ -9613,7 +7045,6 @@
         </w:rPr>
         <w:t xml:space="preserve">Phase 3: Daemon – </w:t>
       </w:r>
-      <w:proofErr w:type="spellStart"/>
       <w:r>
         <w:rPr>
           <w:rFonts w:ascii="Courier New" w:eastAsia="Times New Roman" w:hAnsi="Courier New" w:cs="Courier New"/>
@@ -9622,18 +7053,7 @@
           <w:sz w:val="20"/>
           <w:szCs w:val="20"/>
         </w:rPr>
-        <w:t>bubblefish</w:t>
-      </w:r>
-      <w:proofErr w:type="spellEnd"/>
-      <w:r>
-        <w:rPr>
-          <w:rFonts w:ascii="Courier New" w:eastAsia="Times New Roman" w:hAnsi="Courier New" w:cs="Courier New"/>
-          <w:b/>
-          <w:bCs/>
-          <w:sz w:val="20"/>
-          <w:szCs w:val="20"/>
-        </w:rPr>
-        <w:t xml:space="preserve"> daemon</w:t>
+        <w:t>bubblefish daemon</w:t>
       </w:r>
     </w:p>
     <w:p>
@@ -9734,7 +7154,6 @@
           <w:szCs w:val="24"/>
         </w:rPr>
       </w:pPr>
-      <w:proofErr w:type="spellStart"/>
       <w:r>
         <w:rPr>
           <w:rFonts w:ascii="Courier New" w:eastAsia="Times New Roman" w:hAnsi="Courier New" w:cs="Courier New"/>
@@ -9743,7 +7162,6 @@
         </w:rPr>
         <w:t>TranslatedPayload</w:t>
       </w:r>
-      <w:proofErr w:type="spellEnd"/>
       <w:r>
         <w:rPr>
           <w:rFonts w:ascii="Times New Roman" w:eastAsia="Times New Roman" w:hAnsi="Times New Roman" w:cs="Times New Roman"/>
@@ -9817,7 +7235,6 @@
           <w:szCs w:val="20"/>
         </w:rPr>
       </w:pPr>
-      <w:proofErr w:type="gramStart"/>
       <w:r>
         <w:rPr>
           <w:rFonts w:ascii="inherit" w:eastAsia="Times New Roman" w:hAnsi="inherit" w:cs="Courier New"/>
@@ -9836,30 +7253,8 @@
           <w:sz w:val="20"/>
           <w:szCs w:val="20"/>
         </w:rPr>
-        <w:t xml:space="preserve"> </w:t>
-      </w:r>
-      <w:proofErr w:type="spellStart"/>
-      <w:r>
-        <w:rPr>
-          <w:rFonts w:ascii="inherit" w:eastAsia="Times New Roman" w:hAnsi="inherit" w:cs="Courier New"/>
-          <w:color w:val="C5C8C6"/>
-          <w:sz w:val="20"/>
-          <w:szCs w:val="20"/>
-        </w:rPr>
-        <w:t>TranslatedPayload</w:t>
-      </w:r>
-      <w:proofErr w:type="spellEnd"/>
-      <w:proofErr w:type="gramEnd"/>
-      <w:r>
-        <w:rPr>
-          <w:rFonts w:ascii="inherit" w:eastAsia="Times New Roman" w:hAnsi="inherit" w:cs="Courier New"/>
-          <w:color w:val="C5C8C6"/>
-          <w:sz w:val="20"/>
-          <w:szCs w:val="20"/>
-        </w:rPr>
-        <w:t xml:space="preserve"> </w:t>
-      </w:r>
-      <w:proofErr w:type="gramStart"/>
+        <w:t xml:space="preserve"> TranslatedPayload </w:t>
+      </w:r>
       <w:r>
         <w:rPr>
           <w:rFonts w:ascii="inherit" w:eastAsia="Times New Roman" w:hAnsi="inherit" w:cs="Courier New"/>
@@ -9880,7 +7275,6 @@
         </w:rPr>
         <w:t xml:space="preserve"> {</w:t>
       </w:r>
-      <w:proofErr w:type="gramEnd"/>
     </w:p>
     <w:p>
       <w:pPr>
@@ -9946,21 +7340,8 @@
           <w:sz w:val="20"/>
           <w:szCs w:val="20"/>
         </w:rPr>
-        <w:t xml:space="preserve">// </w:t>
-      </w:r>
-      <w:proofErr w:type="spellStart"/>
-      <w:r>
-        <w:rPr>
-          <w:rFonts w:ascii="inherit" w:eastAsia="Times New Roman" w:hAnsi="inherit" w:cs="Courier New"/>
-          <w:i/>
-          <w:iCs/>
-          <w:color w:val="969896"/>
-          <w:sz w:val="20"/>
-          <w:szCs w:val="20"/>
-        </w:rPr>
-        <w:t>uuid</w:t>
-      </w:r>
-      <w:proofErr w:type="spellEnd"/>
+        <w:t>// uuid</w:t>
+      </w:r>
     </w:p>
     <w:p>
       <w:pPr>
@@ -10138,17 +7519,7 @@
           <w:sz w:val="20"/>
           <w:szCs w:val="20"/>
         </w:rPr>
-        <w:t xml:space="preserve">    </w:t>
-      </w:r>
-      <w:proofErr w:type="gramStart"/>
-      <w:r>
-        <w:rPr>
-          <w:rFonts w:ascii="inherit" w:eastAsia="Times New Roman" w:hAnsi="inherit" w:cs="Courier New"/>
-          <w:color w:val="C5C8C6"/>
-          <w:sz w:val="20"/>
-          <w:szCs w:val="20"/>
-        </w:rPr>
-        <w:t xml:space="preserve">Metadata  </w:t>
+        <w:t xml:space="preserve">    Metadata  </w:t>
       </w:r>
       <w:r>
         <w:rPr>
@@ -10161,7 +7532,6 @@
         </w:rPr>
         <w:t>map</w:t>
       </w:r>
-      <w:proofErr w:type="gramEnd"/>
       <w:r>
         <w:rPr>
           <w:rFonts w:ascii="inherit" w:eastAsia="Times New Roman" w:hAnsi="inherit" w:cs="Courier New"/>
@@ -10234,21 +7604,8 @@
           <w:sz w:val="20"/>
           <w:szCs w:val="20"/>
         </w:rPr>
-        <w:t xml:space="preserve">    Timestamp </w:t>
-      </w:r>
-      <w:proofErr w:type="spellStart"/>
-      <w:proofErr w:type="gramStart"/>
-      <w:r>
-        <w:rPr>
-          <w:rFonts w:ascii="inherit" w:eastAsia="Times New Roman" w:hAnsi="inherit" w:cs="Courier New"/>
-          <w:color w:val="C5C8C6"/>
-          <w:sz w:val="20"/>
-          <w:szCs w:val="20"/>
-        </w:rPr>
-        <w:t>time.Time</w:t>
-      </w:r>
-      <w:proofErr w:type="spellEnd"/>
-      <w:proofErr w:type="gramEnd"/>
+        <w:t xml:space="preserve">    Timestamp time.Time</w:t>
+      </w:r>
     </w:p>
     <w:p>
       <w:pPr>
@@ -10301,7 +7658,6 @@
           <w:szCs w:val="24"/>
         </w:rPr>
       </w:pPr>
-      <w:proofErr w:type="spellStart"/>
       <w:r>
         <w:rPr>
           <w:rFonts w:ascii="Courier New" w:eastAsia="Times New Roman" w:hAnsi="Courier New" w:cs="Courier New"/>
@@ -10310,7 +7666,6 @@
         </w:rPr>
         <w:t>QueryRequest</w:t>
       </w:r>
-      <w:proofErr w:type="spellEnd"/>
       <w:r>
         <w:rPr>
           <w:rFonts w:ascii="Times New Roman" w:eastAsia="Times New Roman" w:hAnsi="Times New Roman" w:cs="Times New Roman"/>
@@ -10402,27 +7757,7 @@
           <w:sz w:val="20"/>
           <w:szCs w:val="20"/>
         </w:rPr>
-        <w:t xml:space="preserve"> </w:t>
-      </w:r>
-      <w:proofErr w:type="spellStart"/>
-      <w:r>
-        <w:rPr>
-          <w:rFonts w:ascii="inherit" w:eastAsia="Times New Roman" w:hAnsi="inherit" w:cs="Courier New"/>
-          <w:color w:val="C5C8C6"/>
-          <w:sz w:val="20"/>
-          <w:szCs w:val="20"/>
-        </w:rPr>
-        <w:t>QueryRequest</w:t>
-      </w:r>
-      <w:proofErr w:type="spellEnd"/>
-      <w:r>
-        <w:rPr>
-          <w:rFonts w:ascii="inherit" w:eastAsia="Times New Roman" w:hAnsi="inherit" w:cs="Courier New"/>
-          <w:color w:val="C5C8C6"/>
-          <w:sz w:val="20"/>
-          <w:szCs w:val="20"/>
-        </w:rPr>
-        <w:t xml:space="preserve"> </w:t>
+        <w:t xml:space="preserve"> QueryRequest </w:t>
       </w:r>
       <w:r>
         <w:rPr>
@@ -10574,17 +7909,7 @@
           <w:sz w:val="20"/>
           <w:szCs w:val="20"/>
         </w:rPr>
-        <w:t xml:space="preserve">    </w:t>
-      </w:r>
-      <w:proofErr w:type="gramStart"/>
-      <w:r>
-        <w:rPr>
-          <w:rFonts w:ascii="inherit" w:eastAsia="Times New Roman" w:hAnsi="inherit" w:cs="Courier New"/>
-          <w:color w:val="C5C8C6"/>
-          <w:sz w:val="20"/>
-          <w:szCs w:val="20"/>
-        </w:rPr>
-        <w:t xml:space="preserve">Query  </w:t>
+        <w:t xml:space="preserve">    Query  </w:t>
       </w:r>
       <w:r>
         <w:rPr>
@@ -10595,7 +7920,6 @@
         </w:rPr>
         <w:t>string</w:t>
       </w:r>
-      <w:proofErr w:type="gramEnd"/>
     </w:p>
     <w:p>
       <w:pPr>
@@ -10632,17 +7956,7 @@
           <w:sz w:val="20"/>
           <w:szCs w:val="20"/>
         </w:rPr>
-        <w:t xml:space="preserve">    </w:t>
-      </w:r>
-      <w:proofErr w:type="gramStart"/>
-      <w:r>
-        <w:rPr>
-          <w:rFonts w:ascii="inherit" w:eastAsia="Times New Roman" w:hAnsi="inherit" w:cs="Courier New"/>
-          <w:color w:val="C5C8C6"/>
-          <w:sz w:val="20"/>
-          <w:szCs w:val="20"/>
-        </w:rPr>
-        <w:t xml:space="preserve">Limit  </w:t>
+        <w:t xml:space="preserve">    Limit  </w:t>
       </w:r>
       <w:r>
         <w:rPr>
@@ -10653,7 +7967,6 @@
         </w:rPr>
         <w:t>int</w:t>
       </w:r>
-      <w:proofErr w:type="gramEnd"/>
     </w:p>
     <w:p>
       <w:pPr>
@@ -10797,27 +8110,7 @@
           <w:sz w:val="20"/>
           <w:szCs w:val="20"/>
         </w:rPr>
-        <w:t xml:space="preserve"> </w:t>
-      </w:r>
-      <w:proofErr w:type="spellStart"/>
-      <w:r>
-        <w:rPr>
-          <w:rFonts w:ascii="inherit" w:eastAsia="Times New Roman" w:hAnsi="inherit" w:cs="Courier New"/>
-          <w:color w:val="C5C8C6"/>
-          <w:sz w:val="20"/>
-          <w:szCs w:val="20"/>
-        </w:rPr>
-        <w:t>DestinationPlugin</w:t>
-      </w:r>
-      <w:proofErr w:type="spellEnd"/>
-      <w:r>
-        <w:rPr>
-          <w:rFonts w:ascii="inherit" w:eastAsia="Times New Roman" w:hAnsi="inherit" w:cs="Courier New"/>
-          <w:color w:val="C5C8C6"/>
-          <w:sz w:val="20"/>
-          <w:szCs w:val="20"/>
-        </w:rPr>
-        <w:t xml:space="preserve"> </w:t>
+        <w:t xml:space="preserve"> DestinationPlugin </w:t>
       </w:r>
       <w:r>
         <w:rPr>
@@ -10875,27 +8168,7 @@
           <w:sz w:val="20"/>
           <w:szCs w:val="20"/>
         </w:rPr>
-        <w:t xml:space="preserve">    </w:t>
-      </w:r>
-      <w:proofErr w:type="gramStart"/>
-      <w:r>
-        <w:rPr>
-          <w:rFonts w:ascii="inherit" w:eastAsia="Times New Roman" w:hAnsi="inherit" w:cs="Courier New"/>
-          <w:color w:val="C5C8C6"/>
-          <w:sz w:val="20"/>
-          <w:szCs w:val="20"/>
-        </w:rPr>
-        <w:t>Name(</w:t>
-      </w:r>
-      <w:proofErr w:type="gramEnd"/>
-      <w:r>
-        <w:rPr>
-          <w:rFonts w:ascii="inherit" w:eastAsia="Times New Roman" w:hAnsi="inherit" w:cs="Courier New"/>
-          <w:color w:val="C5C8C6"/>
-          <w:sz w:val="20"/>
-          <w:szCs w:val="20"/>
-        </w:rPr>
-        <w:t xml:space="preserve">) </w:t>
+        <w:t xml:space="preserve">    Name() </w:t>
       </w:r>
       <w:r>
         <w:rPr>
@@ -10942,27 +8215,7 @@
           <w:sz w:val="20"/>
           <w:szCs w:val="20"/>
         </w:rPr>
-        <w:t xml:space="preserve">    </w:t>
-      </w:r>
-      <w:proofErr w:type="gramStart"/>
-      <w:r>
-        <w:rPr>
-          <w:rFonts w:ascii="inherit" w:eastAsia="Times New Roman" w:hAnsi="inherit" w:cs="Courier New"/>
-          <w:color w:val="C5C8C6"/>
-          <w:sz w:val="20"/>
-          <w:szCs w:val="20"/>
-        </w:rPr>
-        <w:t>Connect(</w:t>
-      </w:r>
-      <w:proofErr w:type="gramEnd"/>
-      <w:r>
-        <w:rPr>
-          <w:rFonts w:ascii="inherit" w:eastAsia="Times New Roman" w:hAnsi="inherit" w:cs="Courier New"/>
-          <w:color w:val="C5C8C6"/>
-          <w:sz w:val="20"/>
-          <w:szCs w:val="20"/>
-        </w:rPr>
-        <w:t xml:space="preserve">config </w:t>
+        <w:t xml:space="preserve">    Connect(config </w:t>
       </w:r>
       <w:r>
         <w:rPr>
@@ -11065,80 +8318,7 @@
           <w:sz w:val="20"/>
           <w:szCs w:val="20"/>
         </w:rPr>
-        <w:t xml:space="preserve">    </w:t>
-      </w:r>
-      <w:proofErr w:type="gramStart"/>
-      <w:r>
-        <w:rPr>
-          <w:rFonts w:ascii="inherit" w:eastAsia="Times New Roman" w:hAnsi="inherit" w:cs="Courier New"/>
-          <w:color w:val="C5C8C6"/>
-          <w:sz w:val="20"/>
-          <w:szCs w:val="20"/>
-        </w:rPr>
-        <w:t>Write(</w:t>
-      </w:r>
-      <w:proofErr w:type="spellStart"/>
-      <w:proofErr w:type="gramEnd"/>
-      <w:r>
-        <w:rPr>
-          <w:rFonts w:ascii="inherit" w:eastAsia="Times New Roman" w:hAnsi="inherit" w:cs="Courier New"/>
-          <w:color w:val="C5C8C6"/>
-          <w:sz w:val="20"/>
-          <w:szCs w:val="20"/>
-        </w:rPr>
-        <w:t>ctx</w:t>
-      </w:r>
-      <w:proofErr w:type="spellEnd"/>
-      <w:r>
-        <w:rPr>
-          <w:rFonts w:ascii="inherit" w:eastAsia="Times New Roman" w:hAnsi="inherit" w:cs="Courier New"/>
-          <w:color w:val="C5C8C6"/>
-          <w:sz w:val="20"/>
-          <w:szCs w:val="20"/>
-        </w:rPr>
-        <w:t xml:space="preserve"> </w:t>
-      </w:r>
-      <w:proofErr w:type="spellStart"/>
-      <w:proofErr w:type="gramStart"/>
-      <w:r>
-        <w:rPr>
-          <w:rFonts w:ascii="inherit" w:eastAsia="Times New Roman" w:hAnsi="inherit" w:cs="Courier New"/>
-          <w:color w:val="C5C8C6"/>
-          <w:sz w:val="20"/>
-          <w:szCs w:val="20"/>
-        </w:rPr>
-        <w:t>context.Context</w:t>
-      </w:r>
-      <w:proofErr w:type="spellEnd"/>
-      <w:proofErr w:type="gramEnd"/>
-      <w:r>
-        <w:rPr>
-          <w:rFonts w:ascii="inherit" w:eastAsia="Times New Roman" w:hAnsi="inherit" w:cs="Courier New"/>
-          <w:color w:val="C5C8C6"/>
-          <w:sz w:val="20"/>
-          <w:szCs w:val="20"/>
-        </w:rPr>
-        <w:t xml:space="preserve">, p </w:t>
-      </w:r>
-      <w:proofErr w:type="spellStart"/>
-      <w:r>
-        <w:rPr>
-          <w:rFonts w:ascii="inherit" w:eastAsia="Times New Roman" w:hAnsi="inherit" w:cs="Courier New"/>
-          <w:color w:val="C5C8C6"/>
-          <w:sz w:val="20"/>
-          <w:szCs w:val="20"/>
-        </w:rPr>
-        <w:t>TranslatedPayload</w:t>
-      </w:r>
-      <w:proofErr w:type="spellEnd"/>
-      <w:r>
-        <w:rPr>
-          <w:rFonts w:ascii="inherit" w:eastAsia="Times New Roman" w:hAnsi="inherit" w:cs="Courier New"/>
-          <w:color w:val="C5C8C6"/>
-          <w:sz w:val="20"/>
-          <w:szCs w:val="20"/>
-        </w:rPr>
-        <w:t xml:space="preserve">) </w:t>
+        <w:t xml:space="preserve">    Write(ctx context.Context, p TranslatedPayload) </w:t>
       </w:r>
       <w:r>
         <w:rPr>
@@ -11185,111 +8365,7 @@
           <w:sz w:val="20"/>
           <w:szCs w:val="20"/>
         </w:rPr>
-        <w:t xml:space="preserve">    </w:t>
-      </w:r>
-      <w:proofErr w:type="gramStart"/>
-      <w:r>
-        <w:rPr>
-          <w:rFonts w:ascii="inherit" w:eastAsia="Times New Roman" w:hAnsi="inherit" w:cs="Courier New"/>
-          <w:color w:val="C5C8C6"/>
-          <w:sz w:val="20"/>
-          <w:szCs w:val="20"/>
-        </w:rPr>
-        <w:t>Read(</w:t>
-      </w:r>
-      <w:proofErr w:type="spellStart"/>
-      <w:proofErr w:type="gramEnd"/>
-      <w:r>
-        <w:rPr>
-          <w:rFonts w:ascii="inherit" w:eastAsia="Times New Roman" w:hAnsi="inherit" w:cs="Courier New"/>
-          <w:color w:val="C5C8C6"/>
-          <w:sz w:val="20"/>
-          <w:szCs w:val="20"/>
-        </w:rPr>
-        <w:t>ctx</w:t>
-      </w:r>
-      <w:proofErr w:type="spellEnd"/>
-      <w:r>
-        <w:rPr>
-          <w:rFonts w:ascii="inherit" w:eastAsia="Times New Roman" w:hAnsi="inherit" w:cs="Courier New"/>
-          <w:color w:val="C5C8C6"/>
-          <w:sz w:val="20"/>
-          <w:szCs w:val="20"/>
-        </w:rPr>
-        <w:t xml:space="preserve"> </w:t>
-      </w:r>
-      <w:proofErr w:type="spellStart"/>
-      <w:proofErr w:type="gramStart"/>
-      <w:r>
-        <w:rPr>
-          <w:rFonts w:ascii="inherit" w:eastAsia="Times New Roman" w:hAnsi="inherit" w:cs="Courier New"/>
-          <w:color w:val="C5C8C6"/>
-          <w:sz w:val="20"/>
-          <w:szCs w:val="20"/>
-        </w:rPr>
-        <w:t>context.Context</w:t>
-      </w:r>
-      <w:proofErr w:type="spellEnd"/>
-      <w:proofErr w:type="gramEnd"/>
-      <w:r>
-        <w:rPr>
-          <w:rFonts w:ascii="inherit" w:eastAsia="Times New Roman" w:hAnsi="inherit" w:cs="Courier New"/>
-          <w:color w:val="C5C8C6"/>
-          <w:sz w:val="20"/>
-          <w:szCs w:val="20"/>
-        </w:rPr>
-        <w:t xml:space="preserve">, q </w:t>
-      </w:r>
-      <w:proofErr w:type="spellStart"/>
-      <w:r>
-        <w:rPr>
-          <w:rFonts w:ascii="inherit" w:eastAsia="Times New Roman" w:hAnsi="inherit" w:cs="Courier New"/>
-          <w:color w:val="C5C8C6"/>
-          <w:sz w:val="20"/>
-          <w:szCs w:val="20"/>
-        </w:rPr>
-        <w:t>QueryRequest</w:t>
-      </w:r>
-      <w:proofErr w:type="spellEnd"/>
-      <w:r>
-        <w:rPr>
-          <w:rFonts w:ascii="inherit" w:eastAsia="Times New Roman" w:hAnsi="inherit" w:cs="Courier New"/>
-          <w:color w:val="C5C8C6"/>
-          <w:sz w:val="20"/>
-          <w:szCs w:val="20"/>
-        </w:rPr>
-        <w:t>) (</w:t>
-      </w:r>
-      <w:proofErr w:type="gramStart"/>
-      <w:r>
-        <w:rPr>
-          <w:rFonts w:ascii="inherit" w:eastAsia="Times New Roman" w:hAnsi="inherit" w:cs="Courier New"/>
-          <w:color w:val="C5C8C6"/>
-          <w:sz w:val="20"/>
-          <w:szCs w:val="20"/>
-        </w:rPr>
-        <w:t>[]</w:t>
-      </w:r>
-      <w:proofErr w:type="spellStart"/>
-      <w:r>
-        <w:rPr>
-          <w:rFonts w:ascii="inherit" w:eastAsia="Times New Roman" w:hAnsi="inherit" w:cs="Courier New"/>
-          <w:color w:val="C5C8C6"/>
-          <w:sz w:val="20"/>
-          <w:szCs w:val="20"/>
-        </w:rPr>
-        <w:t>TranslatedPayload</w:t>
-      </w:r>
-      <w:proofErr w:type="spellEnd"/>
-      <w:proofErr w:type="gramEnd"/>
-      <w:r>
-        <w:rPr>
-          <w:rFonts w:ascii="inherit" w:eastAsia="Times New Roman" w:hAnsi="inherit" w:cs="Courier New"/>
-          <w:color w:val="C5C8C6"/>
-          <w:sz w:val="20"/>
-          <w:szCs w:val="20"/>
-        </w:rPr>
-        <w:t xml:space="preserve">, </w:t>
+        <w:t xml:space="preserve">    Read(ctx context.Context, q QueryRequest) ([]TranslatedPayload, </w:t>
       </w:r>
       <w:r>
         <w:rPr>
@@ -11345,71 +8421,7 @@
           <w:sz w:val="20"/>
           <w:szCs w:val="20"/>
         </w:rPr>
-        <w:t xml:space="preserve">    </w:t>
-      </w:r>
-      <w:proofErr w:type="spellStart"/>
-      <w:proofErr w:type="gramStart"/>
-      <w:r>
-        <w:rPr>
-          <w:rFonts w:ascii="inherit" w:eastAsia="Times New Roman" w:hAnsi="inherit" w:cs="Courier New"/>
-          <w:color w:val="C5C8C6"/>
-          <w:sz w:val="20"/>
-          <w:szCs w:val="20"/>
-        </w:rPr>
-        <w:t>HealthCheck</w:t>
-      </w:r>
-      <w:proofErr w:type="spellEnd"/>
-      <w:r>
-        <w:rPr>
-          <w:rFonts w:ascii="inherit" w:eastAsia="Times New Roman" w:hAnsi="inherit" w:cs="Courier New"/>
-          <w:color w:val="C5C8C6"/>
-          <w:sz w:val="20"/>
-          <w:szCs w:val="20"/>
-        </w:rPr>
-        <w:t>(</w:t>
-      </w:r>
-      <w:proofErr w:type="spellStart"/>
-      <w:proofErr w:type="gramEnd"/>
-      <w:r>
-        <w:rPr>
-          <w:rFonts w:ascii="inherit" w:eastAsia="Times New Roman" w:hAnsi="inherit" w:cs="Courier New"/>
-          <w:color w:val="C5C8C6"/>
-          <w:sz w:val="20"/>
-          <w:szCs w:val="20"/>
-        </w:rPr>
-        <w:t>ctx</w:t>
-      </w:r>
-      <w:proofErr w:type="spellEnd"/>
-      <w:r>
-        <w:rPr>
-          <w:rFonts w:ascii="inherit" w:eastAsia="Times New Roman" w:hAnsi="inherit" w:cs="Courier New"/>
-          <w:color w:val="C5C8C6"/>
-          <w:sz w:val="20"/>
-          <w:szCs w:val="20"/>
-        </w:rPr>
-        <w:t xml:space="preserve"> </w:t>
-      </w:r>
-      <w:proofErr w:type="spellStart"/>
-      <w:proofErr w:type="gramStart"/>
-      <w:r>
-        <w:rPr>
-          <w:rFonts w:ascii="inherit" w:eastAsia="Times New Roman" w:hAnsi="inherit" w:cs="Courier New"/>
-          <w:color w:val="C5C8C6"/>
-          <w:sz w:val="20"/>
-          <w:szCs w:val="20"/>
-        </w:rPr>
-        <w:t>context.Context</w:t>
-      </w:r>
-      <w:proofErr w:type="spellEnd"/>
-      <w:proofErr w:type="gramEnd"/>
-      <w:r>
-        <w:rPr>
-          <w:rFonts w:ascii="inherit" w:eastAsia="Times New Roman" w:hAnsi="inherit" w:cs="Courier New"/>
-          <w:color w:val="C5C8C6"/>
-          <w:sz w:val="20"/>
-          <w:szCs w:val="20"/>
-        </w:rPr>
-        <w:t xml:space="preserve">) </w:t>
+        <w:t xml:space="preserve">    HealthCheck(ctx context.Context) </w:t>
       </w:r>
       <w:r>
         <w:rPr>
@@ -11456,27 +8468,7 @@
           <w:sz w:val="20"/>
           <w:szCs w:val="20"/>
         </w:rPr>
-        <w:t xml:space="preserve">    </w:t>
-      </w:r>
-      <w:proofErr w:type="gramStart"/>
-      <w:r>
-        <w:rPr>
-          <w:rFonts w:ascii="inherit" w:eastAsia="Times New Roman" w:hAnsi="inherit" w:cs="Courier New"/>
-          <w:color w:val="C5C8C6"/>
-          <w:sz w:val="20"/>
-          <w:szCs w:val="20"/>
-        </w:rPr>
-        <w:t>Close(</w:t>
-      </w:r>
-      <w:proofErr w:type="gramEnd"/>
-      <w:r>
-        <w:rPr>
-          <w:rFonts w:ascii="inherit" w:eastAsia="Times New Roman" w:hAnsi="inherit" w:cs="Courier New"/>
-          <w:color w:val="C5C8C6"/>
-          <w:sz w:val="20"/>
-          <w:szCs w:val="20"/>
-        </w:rPr>
-        <w:t xml:space="preserve">) </w:t>
+        <w:t xml:space="preserve">    Close() </w:t>
       </w:r>
       <w:r>
         <w:rPr>
@@ -11819,25 +8811,7 @@
           <w:sz w:val="24"/>
           <w:szCs w:val="24"/>
         </w:rPr>
-        <w:t xml:space="preserve">For V1: </w:t>
-      </w:r>
-      <w:proofErr w:type="gramStart"/>
-      <w:r>
-        <w:rPr>
-          <w:rFonts w:ascii="Times New Roman" w:eastAsia="Times New Roman" w:hAnsi="Times New Roman" w:cs="Times New Roman"/>
-          <w:sz w:val="24"/>
-          <w:szCs w:val="24"/>
-        </w:rPr>
-        <w:t>requeue</w:t>
-      </w:r>
-      <w:proofErr w:type="gramEnd"/>
-      <w:r>
-        <w:rPr>
-          <w:rFonts w:ascii="Times New Roman" w:eastAsia="Times New Roman" w:hAnsi="Times New Roman" w:cs="Times New Roman"/>
-          <w:sz w:val="24"/>
-          <w:szCs w:val="24"/>
-        </w:rPr>
-        <w:t xml:space="preserve"> </w:t>
+        <w:t xml:space="preserve">For V1: requeue </w:t>
       </w:r>
       <w:r>
         <w:rPr>
@@ -11956,34 +8930,14 @@
           <w:szCs w:val="24"/>
         </w:rPr>
       </w:pPr>
-      <w:proofErr w:type="spellStart"/>
       <w:r>
         <w:rPr>
           <w:rFonts w:ascii="Courier New" w:eastAsia="Times New Roman" w:hAnsi="Courier New" w:cs="Courier New"/>
           <w:sz w:val="20"/>
           <w:szCs w:val="20"/>
         </w:rPr>
-        <w:t>chan</w:t>
-      </w:r>
-      <w:proofErr w:type="spellEnd"/>
-      <w:r>
-        <w:rPr>
-          <w:rFonts w:ascii="Courier New" w:eastAsia="Times New Roman" w:hAnsi="Courier New" w:cs="Courier New"/>
-          <w:sz w:val="20"/>
-          <w:szCs w:val="20"/>
-        </w:rPr>
-        <w:t xml:space="preserve"> </w:t>
-      </w:r>
-      <w:proofErr w:type="spellStart"/>
-      <w:r>
-        <w:rPr>
-          <w:rFonts w:ascii="Courier New" w:eastAsia="Times New Roman" w:hAnsi="Courier New" w:cs="Courier New"/>
-          <w:sz w:val="20"/>
-          <w:szCs w:val="20"/>
-        </w:rPr>
-        <w:t>TranslatedPayload</w:t>
-      </w:r>
-      <w:proofErr w:type="spellEnd"/>
+        <w:t>chan TranslatedPayload</w:t>
+      </w:r>
     </w:p>
     <w:p>
       <w:pPr>
@@ -12050,23 +9004,13 @@
         </w:rPr>
         <w:t xml:space="preserve">Call </w:t>
       </w:r>
-      <w:proofErr w:type="spellStart"/>
       <w:r>
         <w:rPr>
           <w:rFonts w:ascii="Courier New" w:eastAsia="Times New Roman" w:hAnsi="Courier New" w:cs="Courier New"/>
           <w:sz w:val="20"/>
           <w:szCs w:val="20"/>
         </w:rPr>
-        <w:t>DestinationPlugin.Write</w:t>
-      </w:r>
-      <w:proofErr w:type="spellEnd"/>
-      <w:r>
-        <w:rPr>
-          <w:rFonts w:ascii="Courier New" w:eastAsia="Times New Roman" w:hAnsi="Courier New" w:cs="Courier New"/>
-          <w:sz w:val="20"/>
-          <w:szCs w:val="20"/>
-        </w:rPr>
-        <w:t>()</w:t>
+        <w:t>DestinationPlugin.Write()</w:t>
       </w:r>
       <w:r>
         <w:rPr>
@@ -12143,26 +9087,14 @@
         </w:rPr>
         <w:t xml:space="preserve">Bind to </w:t>
       </w:r>
-      <w:proofErr w:type="spellStart"/>
       <w:r>
         <w:rPr>
           <w:rFonts w:ascii="Courier New" w:eastAsia="Times New Roman" w:hAnsi="Courier New" w:cs="Courier New"/>
           <w:sz w:val="20"/>
           <w:szCs w:val="20"/>
         </w:rPr>
-        <w:t>daemonConfig.bind_</w:t>
-      </w:r>
-      <w:proofErr w:type="gramStart"/>
-      <w:r>
-        <w:rPr>
-          <w:rFonts w:ascii="Courier New" w:eastAsia="Times New Roman" w:hAnsi="Courier New" w:cs="Courier New"/>
-          <w:sz w:val="20"/>
-          <w:szCs w:val="20"/>
-        </w:rPr>
-        <w:t>address:port</w:t>
-      </w:r>
-      <w:proofErr w:type="spellEnd"/>
-      <w:proofErr w:type="gramEnd"/>
+        <w:t>daemonConfig.bind_address:port</w:t>
+      </w:r>
       <w:r>
         <w:rPr>
           <w:rFonts w:ascii="Times New Roman" w:eastAsia="Times New Roman" w:hAnsi="Times New Roman" w:cs="Times New Roman"/>
@@ -12251,34 +9183,7 @@
           <w:sz w:val="20"/>
           <w:szCs w:val="20"/>
         </w:rPr>
-        <w:t>POST /</w:t>
-      </w:r>
-      <w:proofErr w:type="gramStart"/>
-      <w:r>
-        <w:rPr>
-          <w:rFonts w:ascii="Courier New" w:eastAsia="Times New Roman" w:hAnsi="Courier New" w:cs="Courier New"/>
-          <w:sz w:val="20"/>
-          <w:szCs w:val="20"/>
-        </w:rPr>
-        <w:t>inbound/{</w:t>
-      </w:r>
-      <w:proofErr w:type="spellStart"/>
-      <w:r>
-        <w:rPr>
-          <w:rFonts w:ascii="Courier New" w:eastAsia="Times New Roman" w:hAnsi="Courier New" w:cs="Courier New"/>
-          <w:sz w:val="20"/>
-          <w:szCs w:val="20"/>
-        </w:rPr>
-        <w:t>sourceEndpoint</w:t>
-      </w:r>
-      <w:proofErr w:type="spellEnd"/>
-      <w:r>
-        <w:rPr>
-          <w:rFonts w:ascii="Courier New" w:eastAsia="Times New Roman" w:hAnsi="Courier New" w:cs="Courier New"/>
-          <w:sz w:val="20"/>
-          <w:szCs w:val="20"/>
-        </w:rPr>
-        <w:t>}</w:t>
+        <w:t>POST /inbound/{sourceEndpoint}</w:t>
       </w:r>
       <w:r>
         <w:rPr>
@@ -12288,7 +9193,6 @@
         </w:rPr>
         <w:t>:</w:t>
       </w:r>
-      <w:proofErr w:type="gramEnd"/>
     </w:p>
     <w:p>
       <w:pPr>
@@ -12331,25 +9235,7 @@
           <w:sz w:val="24"/>
           <w:szCs w:val="24"/>
         </w:rPr>
-        <w:t>Auth check (none/</w:t>
-      </w:r>
-      <w:proofErr w:type="spellStart"/>
-      <w:r>
-        <w:rPr>
-          <w:rFonts w:ascii="Times New Roman" w:eastAsia="Times New Roman" w:hAnsi="Times New Roman" w:cs="Times New Roman"/>
-          <w:sz w:val="24"/>
-          <w:szCs w:val="24"/>
-        </w:rPr>
-        <w:t>api_key</w:t>
-      </w:r>
-      <w:proofErr w:type="spellEnd"/>
-      <w:r>
-        <w:rPr>
-          <w:rFonts w:ascii="Times New Roman" w:eastAsia="Times New Roman" w:hAnsi="Times New Roman" w:cs="Times New Roman"/>
-          <w:sz w:val="24"/>
-          <w:szCs w:val="24"/>
-        </w:rPr>
-        <w:t>) using headers + env var.</w:t>
+        <w:t>Auth check (none/api_key) using headers + env var.</w:t>
       </w:r>
     </w:p>
     <w:p>
@@ -12373,7 +9259,6 @@
         </w:rPr>
         <w:t xml:space="preserve">Read body as </w:t>
       </w:r>
-      <w:proofErr w:type="gramStart"/>
       <w:r>
         <w:rPr>
           <w:rFonts w:ascii="Courier New" w:eastAsia="Times New Roman" w:hAnsi="Courier New" w:cs="Courier New"/>
@@ -12382,7 +9267,6 @@
         </w:rPr>
         <w:t>[]byte</w:t>
       </w:r>
-      <w:proofErr w:type="gramEnd"/>
       <w:r>
         <w:rPr>
           <w:rFonts w:ascii="Times New Roman" w:eastAsia="Times New Roman" w:hAnsi="Times New Roman" w:cs="Times New Roman"/>
@@ -12411,25 +9295,7 @@
           <w:sz w:val="24"/>
           <w:szCs w:val="24"/>
         </w:rPr>
-        <w:t xml:space="preserve">Use </w:t>
-      </w:r>
-      <w:proofErr w:type="spellStart"/>
-      <w:r>
-        <w:rPr>
-          <w:rFonts w:ascii="Times New Roman" w:eastAsia="Times New Roman" w:hAnsi="Times New Roman" w:cs="Times New Roman"/>
-          <w:sz w:val="24"/>
-          <w:szCs w:val="24"/>
-        </w:rPr>
-        <w:t>gjson</w:t>
-      </w:r>
-      <w:proofErr w:type="spellEnd"/>
-      <w:r>
-        <w:rPr>
-          <w:rFonts w:ascii="Times New Roman" w:eastAsia="Times New Roman" w:hAnsi="Times New Roman" w:cs="Times New Roman"/>
-          <w:sz w:val="24"/>
-          <w:szCs w:val="24"/>
-        </w:rPr>
-        <w:t xml:space="preserve"> with mapping paths to extract fields.</w:t>
+        <w:t>Use gjson with mapping paths to extract fields.</w:t>
       </w:r>
     </w:p>
     <w:p>
@@ -12453,7 +9319,6 @@
         </w:rPr>
         <w:t xml:space="preserve">Build </w:t>
       </w:r>
-      <w:proofErr w:type="spellStart"/>
       <w:r>
         <w:rPr>
           <w:rFonts w:ascii="Courier New" w:eastAsia="Times New Roman" w:hAnsi="Courier New" w:cs="Courier New"/>
@@ -12462,7 +9327,6 @@
         </w:rPr>
         <w:t>TranslatedPayload</w:t>
       </w:r>
-      <w:proofErr w:type="spellEnd"/>
       <w:r>
         <w:rPr>
           <w:rFonts w:ascii="Times New Roman" w:eastAsia="Times New Roman" w:hAnsi="Times New Roman" w:cs="Times New Roman"/>
@@ -12579,25 +9443,7 @@
           <w:sz w:val="20"/>
           <w:szCs w:val="20"/>
         </w:rPr>
-        <w:t>GET /</w:t>
-      </w:r>
-      <w:proofErr w:type="gramStart"/>
-      <w:r>
-        <w:rPr>
-          <w:rFonts w:ascii="Courier New" w:eastAsia="Times New Roman" w:hAnsi="Courier New" w:cs="Courier New"/>
-          <w:sz w:val="20"/>
-          <w:szCs w:val="20"/>
-        </w:rPr>
-        <w:t>query/{destination}?</w:t>
-      </w:r>
-      <w:proofErr w:type="gramEnd"/>
-      <w:r>
-        <w:rPr>
-          <w:rFonts w:ascii="Courier New" w:eastAsia="Times New Roman" w:hAnsi="Courier New" w:cs="Courier New"/>
-          <w:sz w:val="20"/>
-          <w:szCs w:val="20"/>
-        </w:rPr>
-        <w:t>q=...&amp;limit=10</w:t>
+        <w:t>GET /query/{destination}?q=...&amp;limit=10</w:t>
       </w:r>
       <w:r>
         <w:rPr>
@@ -12629,7 +9475,6 @@
         </w:rPr>
         <w:t xml:space="preserve">Build </w:t>
       </w:r>
-      <w:proofErr w:type="spellStart"/>
       <w:r>
         <w:rPr>
           <w:rFonts w:ascii="Courier New" w:eastAsia="Times New Roman" w:hAnsi="Courier New" w:cs="Courier New"/>
@@ -12638,7 +9483,6 @@
         </w:rPr>
         <w:t>QueryRequest</w:t>
       </w:r>
-      <w:proofErr w:type="spellEnd"/>
       <w:r>
         <w:rPr>
           <w:rFonts w:ascii="Times New Roman" w:eastAsia="Times New Roman" w:hAnsi="Times New Roman" w:cs="Times New Roman"/>
@@ -12669,23 +9513,13 @@
         </w:rPr>
         <w:t xml:space="preserve">Call </w:t>
       </w:r>
-      <w:proofErr w:type="spellStart"/>
       <w:r>
         <w:rPr>
           <w:rFonts w:ascii="Courier New" w:eastAsia="Times New Roman" w:hAnsi="Courier New" w:cs="Courier New"/>
           <w:sz w:val="20"/>
           <w:szCs w:val="20"/>
         </w:rPr>
-        <w:t>DestinationPlugin.Read</w:t>
-      </w:r>
-      <w:proofErr w:type="spellEnd"/>
-      <w:r>
-        <w:rPr>
-          <w:rFonts w:ascii="Courier New" w:eastAsia="Times New Roman" w:hAnsi="Courier New" w:cs="Courier New"/>
-          <w:sz w:val="20"/>
-          <w:szCs w:val="20"/>
-        </w:rPr>
-        <w:t>()</w:t>
+        <w:t>DestinationPlugin.Read()</w:t>
       </w:r>
       <w:r>
         <w:rPr>
@@ -12759,25 +9593,7 @@
           <w:sz w:val="20"/>
           <w:szCs w:val="20"/>
         </w:rPr>
-        <w:t>GET /</w:t>
-      </w:r>
-      <w:proofErr w:type="spellStart"/>
-      <w:r>
-        <w:rPr>
-          <w:rFonts w:ascii="Courier New" w:eastAsia="Times New Roman" w:hAnsi="Courier New" w:cs="Courier New"/>
-          <w:sz w:val="20"/>
-          <w:szCs w:val="20"/>
-        </w:rPr>
-        <w:t>api</w:t>
-      </w:r>
-      <w:proofErr w:type="spellEnd"/>
-      <w:r>
-        <w:rPr>
-          <w:rFonts w:ascii="Courier New" w:eastAsia="Times New Roman" w:hAnsi="Courier New" w:cs="Courier New"/>
-          <w:sz w:val="20"/>
-          <w:szCs w:val="20"/>
-        </w:rPr>
-        <w:t>/status</w:t>
+        <w:t>GET /api/status</w:t>
       </w:r>
       <w:r>
         <w:rPr>
@@ -12830,43 +9646,7 @@
           <w:sz w:val="20"/>
           <w:szCs w:val="20"/>
         </w:rPr>
-        <w:t>GET /</w:t>
-      </w:r>
-      <w:proofErr w:type="spellStart"/>
-      <w:r>
-        <w:rPr>
-          <w:rFonts w:ascii="Courier New" w:eastAsia="Times New Roman" w:hAnsi="Courier New" w:cs="Courier New"/>
-          <w:sz w:val="20"/>
-          <w:szCs w:val="20"/>
-        </w:rPr>
-        <w:t>api</w:t>
-      </w:r>
-      <w:proofErr w:type="spellEnd"/>
-      <w:r>
-        <w:rPr>
-          <w:rFonts w:ascii="Courier New" w:eastAsia="Times New Roman" w:hAnsi="Courier New" w:cs="Courier New"/>
-          <w:sz w:val="20"/>
-          <w:szCs w:val="20"/>
-        </w:rPr>
-        <w:t>/</w:t>
-      </w:r>
-      <w:proofErr w:type="spellStart"/>
-      <w:r>
-        <w:rPr>
-          <w:rFonts w:ascii="Courier New" w:eastAsia="Times New Roman" w:hAnsi="Courier New" w:cs="Courier New"/>
-          <w:sz w:val="20"/>
-          <w:szCs w:val="20"/>
-        </w:rPr>
-        <w:t>logs?tail</w:t>
-      </w:r>
-      <w:proofErr w:type="spellEnd"/>
-      <w:r>
-        <w:rPr>
-          <w:rFonts w:ascii="Courier New" w:eastAsia="Times New Roman" w:hAnsi="Courier New" w:cs="Courier New"/>
-          <w:sz w:val="20"/>
-          <w:szCs w:val="20"/>
-        </w:rPr>
-        <w:t>=100</w:t>
+        <w:t>GET /api/logs?tail=100</w:t>
       </w:r>
       <w:r>
         <w:rPr>
@@ -12934,25 +9714,7 @@
           <w:sz w:val="20"/>
           <w:szCs w:val="20"/>
         </w:rPr>
-        <w:t>GET /</w:t>
-      </w:r>
-      <w:proofErr w:type="spellStart"/>
-      <w:r>
-        <w:rPr>
-          <w:rFonts w:ascii="Courier New" w:eastAsia="Times New Roman" w:hAnsi="Courier New" w:cs="Courier New"/>
-          <w:sz w:val="20"/>
-          <w:szCs w:val="20"/>
-        </w:rPr>
-        <w:t>api</w:t>
-      </w:r>
-      <w:proofErr w:type="spellEnd"/>
-      <w:r>
-        <w:rPr>
-          <w:rFonts w:ascii="Courier New" w:eastAsia="Times New Roman" w:hAnsi="Courier New" w:cs="Courier New"/>
-          <w:sz w:val="20"/>
-          <w:szCs w:val="20"/>
-        </w:rPr>
-        <w:t>/sources</w:t>
+        <w:t>GET /api/sources</w:t>
       </w:r>
     </w:p>
     <w:p>
@@ -12974,25 +9736,7 @@
           <w:sz w:val="20"/>
           <w:szCs w:val="20"/>
         </w:rPr>
-        <w:t>GET /</w:t>
-      </w:r>
-      <w:proofErr w:type="spellStart"/>
-      <w:r>
-        <w:rPr>
-          <w:rFonts w:ascii="Courier New" w:eastAsia="Times New Roman" w:hAnsi="Courier New" w:cs="Courier New"/>
-          <w:sz w:val="20"/>
-          <w:szCs w:val="20"/>
-        </w:rPr>
-        <w:t>api</w:t>
-      </w:r>
-      <w:proofErr w:type="spellEnd"/>
-      <w:r>
-        <w:rPr>
-          <w:rFonts w:ascii="Courier New" w:eastAsia="Times New Roman" w:hAnsi="Courier New" w:cs="Courier New"/>
-          <w:sz w:val="20"/>
-          <w:szCs w:val="20"/>
-        </w:rPr>
-        <w:t>/destinations</w:t>
+        <w:t>GET /api/destinations</w:t>
       </w:r>
     </w:p>
     <w:p>
@@ -13036,64 +9780,24 @@
           <w:sz w:val="20"/>
           <w:szCs w:val="20"/>
         </w:rPr>
-        <w:t>X-</w:t>
-      </w:r>
-      <w:proofErr w:type="spellStart"/>
+        <w:t>X-BubbleFish-Token: &lt;internal_api_token&gt;</w:t>
+      </w:r>
+      <w:r>
+        <w:rPr>
+          <w:rFonts w:ascii="Times New Roman" w:eastAsia="Times New Roman" w:hAnsi="Times New Roman" w:cs="Times New Roman"/>
+          <w:sz w:val="24"/>
+          <w:szCs w:val="24"/>
+        </w:rPr>
+        <w:t xml:space="preserve"> from </w:t>
+      </w:r>
       <w:r>
         <w:rPr>
           <w:rFonts w:ascii="Courier New" w:eastAsia="Times New Roman" w:hAnsi="Courier New" w:cs="Courier New"/>
           <w:sz w:val="20"/>
           <w:szCs w:val="20"/>
         </w:rPr>
-        <w:t>BubbleFish</w:t>
-      </w:r>
-      <w:proofErr w:type="spellEnd"/>
-      <w:r>
-        <w:rPr>
-          <w:rFonts w:ascii="Courier New" w:eastAsia="Times New Roman" w:hAnsi="Courier New" w:cs="Courier New"/>
-          <w:sz w:val="20"/>
-          <w:szCs w:val="20"/>
-        </w:rPr>
-        <w:t>-Token: &lt;</w:t>
-      </w:r>
-      <w:proofErr w:type="spellStart"/>
-      <w:r>
-        <w:rPr>
-          <w:rFonts w:ascii="Courier New" w:eastAsia="Times New Roman" w:hAnsi="Courier New" w:cs="Courier New"/>
-          <w:sz w:val="20"/>
-          <w:szCs w:val="20"/>
-        </w:rPr>
-        <w:t>internal_api_token</w:t>
-      </w:r>
-      <w:proofErr w:type="spellEnd"/>
-      <w:r>
-        <w:rPr>
-          <w:rFonts w:ascii="Courier New" w:eastAsia="Times New Roman" w:hAnsi="Courier New" w:cs="Courier New"/>
-          <w:sz w:val="20"/>
-          <w:szCs w:val="20"/>
-        </w:rPr>
-        <w:t>&gt;</w:t>
-      </w:r>
-      <w:r>
-        <w:rPr>
-          <w:rFonts w:ascii="Times New Roman" w:eastAsia="Times New Roman" w:hAnsi="Times New Roman" w:cs="Times New Roman"/>
-          <w:sz w:val="24"/>
-          <w:szCs w:val="24"/>
-        </w:rPr>
-        <w:t xml:space="preserve"> from </w:t>
-      </w:r>
-      <w:proofErr w:type="spellStart"/>
-      <w:proofErr w:type="gramStart"/>
-      <w:r>
-        <w:rPr>
-          <w:rFonts w:ascii="Courier New" w:eastAsia="Times New Roman" w:hAnsi="Courier New" w:cs="Courier New"/>
-          <w:sz w:val="20"/>
-          <w:szCs w:val="20"/>
-        </w:rPr>
         <w:t>daemon.toml</w:t>
       </w:r>
-      <w:proofErr w:type="spellEnd"/>
-      <w:proofErr w:type="gramEnd"/>
       <w:r>
         <w:rPr>
           <w:rFonts w:ascii="Times New Roman" w:eastAsia="Times New Roman" w:hAnsi="Times New Roman" w:cs="Times New Roman"/>
@@ -13118,7 +9822,7 @@
           <w:szCs w:val="24"/>
         </w:rPr>
         <w:pict w14:anchorId="4EF8ED3A">
-          <v:rect id="_x0000_i1051" style="width:0;height:1.5pt" o:hralign="center" o:hrstd="t" o:hr="t" fillcolor="#a0a0a0" stroked="f"/>
+          <v:rect id="_x0000_i1030" style="width:0;height:1.5pt" o:hralign="center" o:hrstd="t" o:hr="t" fillcolor="#a0a0a0" stroked="f"/>
         </w:pict>
       </w:r>
     </w:p>
@@ -13142,10 +9846,41 @@
           <w:sz w:val="36"/>
           <w:szCs w:val="36"/>
         </w:rPr>
-        <w:t xml:space="preserve">Phase 4: Destination Plugins – SQLite + </w:t>
-      </w:r>
-      <w:proofErr w:type="spellStart"/>
-      <w:r>
+        <w:t>Phase 4: Destination Plugins – SQLite + OpenBrain</w:t>
+      </w:r>
+    </w:p>
+    <w:p>
+      <w:pPr>
+        <w:spacing w:before="100" w:beforeAutospacing="1" w:after="100" w:afterAutospacing="1"/>
+        <w:rPr>
+          <w:rFonts w:ascii="Times New Roman" w:eastAsia="Times New Roman" w:hAnsi="Times New Roman" w:cs="Times New Roman"/>
+          <w:sz w:val="24"/>
+          <w:szCs w:val="24"/>
+        </w:rPr>
+      </w:pPr>
+      <w:r>
+        <w:rPr>
+          <w:rFonts w:ascii="Times New Roman" w:eastAsia="Times New Roman" w:hAnsi="Times New Roman" w:cs="Times New Roman"/>
+          <w:b/>
+          <w:bCs/>
+          <w:sz w:val="24"/>
+          <w:szCs w:val="24"/>
+        </w:rPr>
+        <w:t>Goal:</w:t>
+      </w:r>
+      <w:r>
+        <w:rPr>
+          <w:rFonts w:ascii="Times New Roman" w:eastAsia="Times New Roman" w:hAnsi="Times New Roman" w:cs="Times New Roman"/>
+          <w:sz w:val="24"/>
+          <w:szCs w:val="24"/>
+        </w:rPr>
+        <w:t xml:space="preserve"> Real destinations, no mocks.</w:t>
+      </w:r>
+    </w:p>
+    <w:p>
+      <w:pPr>
+        <w:spacing w:before="100" w:beforeAutospacing="1" w:after="100" w:afterAutospacing="1"/>
+        <w:outlineLvl w:val="1"/>
         <w:rPr>
           <w:rFonts w:ascii="Times New Roman" w:eastAsia="Times New Roman" w:hAnsi="Times New Roman" w:cs="Times New Roman"/>
           <w:b/>
@@ -13153,42 +9888,8 @@
           <w:sz w:val="36"/>
           <w:szCs w:val="36"/>
         </w:rPr>
-        <w:t>OpenBrain</w:t>
-      </w:r>
-      <w:proofErr w:type="spellEnd"/>
-    </w:p>
-    <w:p>
-      <w:pPr>
-        <w:spacing w:before="100" w:beforeAutospacing="1" w:after="100" w:afterAutospacing="1"/>
-        <w:rPr>
-          <w:rFonts w:ascii="Times New Roman" w:eastAsia="Times New Roman" w:hAnsi="Times New Roman" w:cs="Times New Roman"/>
-          <w:sz w:val="24"/>
-          <w:szCs w:val="24"/>
-        </w:rPr>
-      </w:pPr>
-      <w:r>
-        <w:rPr>
-          <w:rFonts w:ascii="Times New Roman" w:eastAsia="Times New Roman" w:hAnsi="Times New Roman" w:cs="Times New Roman"/>
-          <w:b/>
-          <w:bCs/>
-          <w:sz w:val="24"/>
-          <w:szCs w:val="24"/>
-        </w:rPr>
-        <w:t>Goal:</w:t>
-      </w:r>
-      <w:r>
-        <w:rPr>
-          <w:rFonts w:ascii="Times New Roman" w:eastAsia="Times New Roman" w:hAnsi="Times New Roman" w:cs="Times New Roman"/>
-          <w:sz w:val="24"/>
-          <w:szCs w:val="24"/>
-        </w:rPr>
-        <w:t xml:space="preserve"> Real destinations, no mocks.</w:t>
-      </w:r>
-    </w:p>
-    <w:p>
-      <w:pPr>
-        <w:spacing w:before="100" w:beforeAutospacing="1" w:after="100" w:afterAutospacing="1"/>
-        <w:outlineLvl w:val="1"/>
+      </w:pPr>
+      <w:r>
         <w:rPr>
           <w:rFonts w:ascii="Times New Roman" w:eastAsia="Times New Roman" w:hAnsi="Times New Roman" w:cs="Times New Roman"/>
           <w:b/>
@@ -13196,15 +9897,6 @@
           <w:sz w:val="36"/>
           <w:szCs w:val="36"/>
         </w:rPr>
-      </w:pPr>
-      <w:r>
-        <w:rPr>
-          <w:rFonts w:ascii="Times New Roman" w:eastAsia="Times New Roman" w:hAnsi="Times New Roman" w:cs="Times New Roman"/>
-          <w:b/>
-          <w:bCs/>
-          <w:sz w:val="36"/>
-          <w:szCs w:val="36"/>
-        </w:rPr>
         <w:t>4.1 SQLite destination (Phase 0)</w:t>
       </w:r>
     </w:p>
@@ -13231,20 +9923,8 @@
           <w:sz w:val="20"/>
           <w:szCs w:val="20"/>
         </w:rPr>
-        <w:t>internal/destinations/</w:t>
-      </w:r>
-      <w:proofErr w:type="spellStart"/>
-      <w:proofErr w:type="gramStart"/>
-      <w:r>
-        <w:rPr>
-          <w:rFonts w:ascii="Courier New" w:eastAsia="Times New Roman" w:hAnsi="Courier New" w:cs="Courier New"/>
-          <w:sz w:val="20"/>
-          <w:szCs w:val="20"/>
-        </w:rPr>
-        <w:t>sqlite.go</w:t>
-      </w:r>
-      <w:proofErr w:type="spellEnd"/>
-      <w:proofErr w:type="gramEnd"/>
+        <w:t>internal/destinations/sqlite.go</w:t>
+      </w:r>
       <w:r>
         <w:rPr>
           <w:rFonts w:ascii="Times New Roman" w:eastAsia="Times New Roman" w:hAnsi="Times New Roman" w:cs="Times New Roman"/>
@@ -13281,44 +9961,24 @@
           <w:sz w:val="20"/>
           <w:szCs w:val="20"/>
         </w:rPr>
-        <w:t>database/</w:t>
-      </w:r>
-      <w:proofErr w:type="spellStart"/>
+        <w:t>database/sql</w:t>
+      </w:r>
+      <w:r>
+        <w:rPr>
+          <w:rFonts w:ascii="Times New Roman" w:eastAsia="Times New Roman" w:hAnsi="Times New Roman" w:cs="Times New Roman"/>
+          <w:sz w:val="24"/>
+          <w:szCs w:val="24"/>
+        </w:rPr>
+        <w:t xml:space="preserve"> + </w:t>
+      </w:r>
       <w:r>
         <w:rPr>
           <w:rFonts w:ascii="Courier New" w:eastAsia="Times New Roman" w:hAnsi="Courier New" w:cs="Courier New"/>
           <w:sz w:val="20"/>
           <w:szCs w:val="20"/>
         </w:rPr>
-        <w:t>sql</w:t>
-      </w:r>
-      <w:proofErr w:type="spellEnd"/>
-      <w:r>
-        <w:rPr>
-          <w:rFonts w:ascii="Times New Roman" w:eastAsia="Times New Roman" w:hAnsi="Times New Roman" w:cs="Times New Roman"/>
-          <w:sz w:val="24"/>
-          <w:szCs w:val="24"/>
-        </w:rPr>
-        <w:t xml:space="preserve"> + </w:t>
-      </w:r>
-      <w:r>
-        <w:rPr>
-          <w:rFonts w:ascii="Courier New" w:eastAsia="Times New Roman" w:hAnsi="Courier New" w:cs="Courier New"/>
-          <w:sz w:val="20"/>
-          <w:szCs w:val="20"/>
-        </w:rPr>
-        <w:t>modernc.org/</w:t>
-      </w:r>
-      <w:proofErr w:type="spellStart"/>
-      <w:r>
-        <w:rPr>
-          <w:rFonts w:ascii="Courier New" w:eastAsia="Times New Roman" w:hAnsi="Courier New" w:cs="Courier New"/>
-          <w:sz w:val="20"/>
-          <w:szCs w:val="20"/>
-        </w:rPr>
-        <w:t>sqlite</w:t>
-      </w:r>
-      <w:proofErr w:type="spellEnd"/>
+        <w:t>modernc.org/sqlite</w:t>
+      </w:r>
       <w:r>
         <w:rPr>
           <w:rFonts w:ascii="Times New Roman" w:eastAsia="Times New Roman" w:hAnsi="Times New Roman" w:cs="Times New Roman"/>
@@ -13437,7 +10097,6 @@
           <w:szCs w:val="20"/>
         </w:rPr>
       </w:pPr>
-      <w:proofErr w:type="spellStart"/>
       <w:r>
         <w:rPr>
           <w:rFonts w:ascii="Courier New" w:eastAsia="Times New Roman" w:hAnsi="Courier New" w:cs="Courier New"/>
@@ -13446,7 +10105,6 @@
         </w:rPr>
         <w:t>sql</w:t>
       </w:r>
-      <w:proofErr w:type="spellEnd"/>
     </w:p>
     <w:p>
       <w:pPr>
@@ -13748,27 +10406,7 @@
           <w:sz w:val="20"/>
           <w:szCs w:val="20"/>
         </w:rPr>
-        <w:t xml:space="preserve">  </w:t>
-      </w:r>
-      <w:proofErr w:type="spellStart"/>
-      <w:r>
-        <w:rPr>
-          <w:rFonts w:ascii="inherit" w:eastAsia="Times New Roman" w:hAnsi="inherit" w:cs="Courier New"/>
-          <w:color w:val="C5C8C6"/>
-          <w:sz w:val="20"/>
-          <w:szCs w:val="20"/>
-        </w:rPr>
-        <w:t>dest</w:t>
-      </w:r>
-      <w:proofErr w:type="spellEnd"/>
-      <w:r>
-        <w:rPr>
-          <w:rFonts w:ascii="inherit" w:eastAsia="Times New Roman" w:hAnsi="inherit" w:cs="Courier New"/>
-          <w:color w:val="C5C8C6"/>
-          <w:sz w:val="20"/>
-          <w:szCs w:val="20"/>
-        </w:rPr>
-        <w:t xml:space="preserve"> </w:t>
+        <w:t xml:space="preserve">  dest </w:t>
       </w:r>
       <w:r>
         <w:rPr>
@@ -13942,27 +10580,7 @@
           <w:sz w:val="20"/>
           <w:szCs w:val="20"/>
         </w:rPr>
-        <w:t xml:space="preserve">  </w:t>
-      </w:r>
-      <w:proofErr w:type="spellStart"/>
-      <w:r>
-        <w:rPr>
-          <w:rFonts w:ascii="inherit" w:eastAsia="Times New Roman" w:hAnsi="inherit" w:cs="Courier New"/>
-          <w:color w:val="C5C8C6"/>
-          <w:sz w:val="20"/>
-          <w:szCs w:val="20"/>
-        </w:rPr>
-        <w:t>created_at</w:t>
-      </w:r>
-      <w:proofErr w:type="spellEnd"/>
-      <w:r>
-        <w:rPr>
-          <w:rFonts w:ascii="inherit" w:eastAsia="Times New Roman" w:hAnsi="inherit" w:cs="Courier New"/>
-          <w:color w:val="C5C8C6"/>
-          <w:sz w:val="20"/>
-          <w:szCs w:val="20"/>
-        </w:rPr>
-        <w:t xml:space="preserve"> </w:t>
+        <w:t xml:space="preserve">  created_at </w:t>
       </w:r>
       <w:r>
         <w:rPr>
@@ -14004,7 +10622,6 @@
           <w:szCs w:val="20"/>
         </w:rPr>
       </w:pPr>
-      <w:proofErr w:type="gramStart"/>
       <w:r>
         <w:rPr>
           <w:rFonts w:ascii="inherit" w:eastAsia="Times New Roman" w:hAnsi="inherit" w:cs="Courier New"/>
@@ -14014,7 +10631,6 @@
         </w:rPr>
         <w:t>);</w:t>
       </w:r>
-      <w:proofErr w:type="gramEnd"/>
     </w:p>
     <w:p>
       <w:pPr>
@@ -14029,7 +10645,6 @@
           <w:szCs w:val="24"/>
         </w:rPr>
       </w:pPr>
-      <w:proofErr w:type="gramStart"/>
       <w:r>
         <w:rPr>
           <w:rFonts w:ascii="Times New Roman" w:eastAsia="Times New Roman" w:hAnsi="Times New Roman" w:cs="Times New Roman"/>
@@ -14046,7 +10661,6 @@
         </w:rPr>
         <w:t>Write</w:t>
       </w:r>
-      <w:proofErr w:type="gramEnd"/>
       <w:r>
         <w:rPr>
           <w:rFonts w:ascii="Times New Roman" w:eastAsia="Times New Roman" w:hAnsi="Times New Roman" w:cs="Times New Roman"/>
@@ -14143,54 +10757,24 @@
           <w:sz w:val="20"/>
           <w:szCs w:val="20"/>
         </w:rPr>
-        <w:t xml:space="preserve">SELECT ... ORDER BY </w:t>
-      </w:r>
-      <w:proofErr w:type="spellStart"/>
+        <w:t>SELECT ... ORDER BY created_at DESC LIMIT ?</w:t>
+      </w:r>
+      <w:r>
+        <w:rPr>
+          <w:rFonts w:ascii="Times New Roman" w:eastAsia="Times New Roman" w:hAnsi="Times New Roman" w:cs="Times New Roman"/>
+          <w:sz w:val="24"/>
+          <w:szCs w:val="24"/>
+        </w:rPr>
+        <w:t xml:space="preserve"> using </w:t>
+      </w:r>
       <w:r>
         <w:rPr>
           <w:rFonts w:ascii="Courier New" w:eastAsia="Times New Roman" w:hAnsi="Courier New" w:cs="Courier New"/>
           <w:sz w:val="20"/>
           <w:szCs w:val="20"/>
         </w:rPr>
-        <w:t>created_at</w:t>
-      </w:r>
-      <w:proofErr w:type="spellEnd"/>
-      <w:r>
-        <w:rPr>
-          <w:rFonts w:ascii="Courier New" w:eastAsia="Times New Roman" w:hAnsi="Courier New" w:cs="Courier New"/>
-          <w:sz w:val="20"/>
-          <w:szCs w:val="20"/>
-        </w:rPr>
-        <w:t xml:space="preserve"> DESC </w:t>
-      </w:r>
-      <w:proofErr w:type="gramStart"/>
-      <w:r>
-        <w:rPr>
-          <w:rFonts w:ascii="Courier New" w:eastAsia="Times New Roman" w:hAnsi="Courier New" w:cs="Courier New"/>
-          <w:sz w:val="20"/>
-          <w:szCs w:val="20"/>
-        </w:rPr>
-        <w:t>LIMIT ?</w:t>
-      </w:r>
-      <w:proofErr w:type="gramEnd"/>
-      <w:r>
-        <w:rPr>
-          <w:rFonts w:ascii="Times New Roman" w:eastAsia="Times New Roman" w:hAnsi="Times New Roman" w:cs="Times New Roman"/>
-          <w:sz w:val="24"/>
-          <w:szCs w:val="24"/>
-        </w:rPr>
-        <w:t xml:space="preserve"> using </w:t>
-      </w:r>
-      <w:proofErr w:type="spellStart"/>
-      <w:r>
-        <w:rPr>
-          <w:rFonts w:ascii="Courier New" w:eastAsia="Times New Roman" w:hAnsi="Courier New" w:cs="Courier New"/>
-          <w:sz w:val="20"/>
-          <w:szCs w:val="20"/>
-        </w:rPr>
         <w:t>QueryRequest.Limit</w:t>
       </w:r>
-      <w:proofErr w:type="spellEnd"/>
       <w:r>
         <w:rPr>
           <w:rFonts w:ascii="Times New Roman" w:eastAsia="Times New Roman" w:hAnsi="Times New Roman" w:cs="Times New Roman"/>
@@ -14220,29 +10804,7 @@
           <w:sz w:val="36"/>
           <w:szCs w:val="36"/>
         </w:rPr>
-        <w:t xml:space="preserve">4.2 </w:t>
-      </w:r>
-      <w:proofErr w:type="spellStart"/>
-      <w:r>
-        <w:rPr>
-          <w:rFonts w:ascii="Times New Roman" w:eastAsia="Times New Roman" w:hAnsi="Times New Roman" w:cs="Times New Roman"/>
-          <w:b/>
-          <w:bCs/>
-          <w:sz w:val="36"/>
-          <w:szCs w:val="36"/>
-        </w:rPr>
-        <w:t>OpenBrain</w:t>
-      </w:r>
-      <w:proofErr w:type="spellEnd"/>
-      <w:r>
-        <w:rPr>
-          <w:rFonts w:ascii="Times New Roman" w:eastAsia="Times New Roman" w:hAnsi="Times New Roman" w:cs="Times New Roman"/>
-          <w:b/>
-          <w:bCs/>
-          <w:sz w:val="36"/>
-          <w:szCs w:val="36"/>
-        </w:rPr>
-        <w:t xml:space="preserve"> destination (Phase 1)</w:t>
+        <w:t>4.2 OpenBrain destination (Phase 1)</w:t>
       </w:r>
     </w:p>
     <w:p>
@@ -14268,20 +10830,8 @@
           <w:sz w:val="20"/>
           <w:szCs w:val="20"/>
         </w:rPr>
-        <w:t>internal/destinations/</w:t>
-      </w:r>
-      <w:proofErr w:type="spellStart"/>
-      <w:proofErr w:type="gramStart"/>
-      <w:r>
-        <w:rPr>
-          <w:rFonts w:ascii="Courier New" w:eastAsia="Times New Roman" w:hAnsi="Courier New" w:cs="Courier New"/>
-          <w:sz w:val="20"/>
-          <w:szCs w:val="20"/>
-        </w:rPr>
-        <w:t>openbrain.go</w:t>
-      </w:r>
-      <w:proofErr w:type="spellEnd"/>
-      <w:proofErr w:type="gramEnd"/>
+        <w:t>internal/destinations/openbrain.go</w:t>
+      </w:r>
       <w:r>
         <w:rPr>
           <w:rFonts w:ascii="Times New Roman" w:eastAsia="Times New Roman" w:hAnsi="Times New Roman" w:cs="Times New Roman"/>
@@ -14389,7 +10939,6 @@
         <w:lastRenderedPageBreak/>
         <w:t xml:space="preserve">Verify </w:t>
       </w:r>
-      <w:proofErr w:type="spellStart"/>
       <w:r>
         <w:rPr>
           <w:rFonts w:ascii="Courier New" w:eastAsia="Times New Roman" w:hAnsi="Courier New" w:cs="Courier New"/>
@@ -14398,7 +10947,6 @@
         </w:rPr>
         <w:t>base_url</w:t>
       </w:r>
-      <w:proofErr w:type="spellEnd"/>
       <w:r>
         <w:rPr>
           <w:rFonts w:ascii="Times New Roman" w:eastAsia="Times New Roman" w:hAnsi="Times New Roman" w:cs="Times New Roman"/>
@@ -14437,7 +10985,6 @@
           <w:szCs w:val="24"/>
         </w:rPr>
       </w:pPr>
-      <w:proofErr w:type="gramStart"/>
       <w:r>
         <w:rPr>
           <w:rFonts w:ascii="Times New Roman" w:eastAsia="Times New Roman" w:hAnsi="Times New Roman" w:cs="Times New Roman"/>
@@ -14454,7 +11001,6 @@
         </w:rPr>
         <w:t>Write</w:t>
       </w:r>
-      <w:proofErr w:type="gramEnd"/>
       <w:r>
         <w:rPr>
           <w:rFonts w:ascii="Times New Roman" w:eastAsia="Times New Roman" w:hAnsi="Times New Roman" w:cs="Times New Roman"/>
@@ -14485,7 +11031,6 @@
         </w:rPr>
         <w:t xml:space="preserve">POST to </w:t>
       </w:r>
-      <w:proofErr w:type="spellStart"/>
       <w:r>
         <w:rPr>
           <w:rFonts w:ascii="Courier New" w:eastAsia="Times New Roman" w:hAnsi="Courier New" w:cs="Courier New"/>
@@ -14494,7 +11039,6 @@
         </w:rPr>
         <w:t>base_url</w:t>
       </w:r>
-      <w:proofErr w:type="spellEnd"/>
       <w:r>
         <w:rPr>
           <w:rFonts w:ascii="Times New Roman" w:eastAsia="Times New Roman" w:hAnsi="Times New Roman" w:cs="Times New Roman"/>
@@ -14531,7 +11075,6 @@
           <w:szCs w:val="20"/>
         </w:rPr>
       </w:pPr>
-      <w:proofErr w:type="spellStart"/>
       <w:r>
         <w:rPr>
           <w:rFonts w:ascii="Courier New" w:eastAsia="Times New Roman" w:hAnsi="Courier New" w:cs="Courier New"/>
@@ -14540,7 +11083,6 @@
         </w:rPr>
         <w:t>json</w:t>
       </w:r>
-      <w:proofErr w:type="spellEnd"/>
     </w:p>
     <w:p>
       <w:pPr>
@@ -14671,27 +11213,7 @@
           <w:sz w:val="20"/>
           <w:szCs w:val="20"/>
         </w:rPr>
-        <w:t xml:space="preserve">  "metadata": </w:t>
-      </w:r>
-      <w:proofErr w:type="gramStart"/>
-      <w:r>
-        <w:rPr>
-          <w:rFonts w:ascii="inherit" w:eastAsia="Times New Roman" w:hAnsi="inherit" w:cs="Courier New"/>
-          <w:color w:val="C5C8C6"/>
-          <w:sz w:val="20"/>
-          <w:szCs w:val="20"/>
-        </w:rPr>
-        <w:t>{ "</w:t>
-      </w:r>
-      <w:proofErr w:type="gramEnd"/>
-      <w:r>
-        <w:rPr>
-          <w:rFonts w:ascii="inherit" w:eastAsia="Times New Roman" w:hAnsi="inherit" w:cs="Courier New"/>
-          <w:color w:val="C5C8C6"/>
-          <w:sz w:val="20"/>
-          <w:szCs w:val="20"/>
-        </w:rPr>
-        <w:t xml:space="preserve">source": </w:t>
+        <w:t xml:space="preserve">  "metadata": { "source": </w:t>
       </w:r>
       <w:r>
         <w:rPr>
@@ -14700,48 +11222,17 @@
           <w:sz w:val="20"/>
           <w:szCs w:val="20"/>
         </w:rPr>
-        <w:t>"</w:t>
-      </w:r>
-      <w:proofErr w:type="spellStart"/>
-      <w:r>
-        <w:rPr>
-          <w:rFonts w:ascii="inherit" w:eastAsia="Times New Roman" w:hAnsi="inherit" w:cs="Courier New"/>
-          <w:color w:val="B5BD68"/>
-          <w:sz w:val="20"/>
-          <w:szCs w:val="20"/>
-        </w:rPr>
-        <w:t>claude</w:t>
-      </w:r>
-      <w:proofErr w:type="spellEnd"/>
-      <w:r>
-        <w:rPr>
-          <w:rFonts w:ascii="inherit" w:eastAsia="Times New Roman" w:hAnsi="inherit" w:cs="Courier New"/>
-          <w:color w:val="B5BD68"/>
-          <w:sz w:val="20"/>
-          <w:szCs w:val="20"/>
-        </w:rPr>
-        <w:t>"</w:t>
-      </w:r>
-      <w:r>
-        <w:rPr>
-          <w:rFonts w:ascii="inherit" w:eastAsia="Times New Roman" w:hAnsi="inherit" w:cs="Courier New"/>
-          <w:color w:val="C5C8C6"/>
-          <w:sz w:val="20"/>
-          <w:szCs w:val="20"/>
-        </w:rPr>
-        <w:t xml:space="preserve">, </w:t>
-      </w:r>
-      <w:proofErr w:type="gramStart"/>
-      <w:r>
-        <w:rPr>
-          <w:rFonts w:ascii="inherit" w:eastAsia="Times New Roman" w:hAnsi="inherit" w:cs="Courier New"/>
-          <w:color w:val="C5C8C6"/>
-          <w:sz w:val="20"/>
-          <w:szCs w:val="20"/>
-        </w:rPr>
-        <w:t>... }</w:t>
-      </w:r>
-      <w:proofErr w:type="gramEnd"/>
+        <w:t>"claude"</w:t>
+      </w:r>
+      <w:r>
+        <w:rPr>
+          <w:rFonts w:ascii="inherit" w:eastAsia="Times New Roman" w:hAnsi="inherit" w:cs="Courier New"/>
+          <w:color w:val="C5C8C6"/>
+          <w:sz w:val="20"/>
+          <w:szCs w:val="20"/>
+        </w:rPr>
+        <w:t>, ... }</w:t>
+      </w:r>
     </w:p>
     <w:p>
       <w:pPr>
@@ -14856,7 +11347,7 @@
           <w:szCs w:val="24"/>
         </w:rPr>
         <w:pict w14:anchorId="3EB19B38">
-          <v:rect id="_x0000_i1052" style="width:0;height:1.5pt" o:hralign="center" o:hrstd="t" o:hr="t" fillcolor="#a0a0a0" stroked="f"/>
+          <v:rect id="_x0000_i1031" style="width:0;height:1.5pt" o:hralign="center" o:hrstd="t" o:hr="t" fillcolor="#a0a0a0" stroked="f"/>
         </w:pict>
       </w:r>
     </w:p>
@@ -14882,7 +11373,6 @@
         </w:rPr>
         <w:t xml:space="preserve">Phase 5: TUI – </w:t>
       </w:r>
-      <w:proofErr w:type="spellStart"/>
       <w:r>
         <w:rPr>
           <w:rFonts w:ascii="Courier New" w:eastAsia="Times New Roman" w:hAnsi="Courier New" w:cs="Courier New"/>
@@ -14891,31 +11381,8 @@
           <w:sz w:val="20"/>
           <w:szCs w:val="20"/>
         </w:rPr>
-        <w:t>bubblefish</w:t>
-      </w:r>
-      <w:proofErr w:type="spellEnd"/>
-      <w:r>
-        <w:rPr>
-          <w:rFonts w:ascii="Courier New" w:eastAsia="Times New Roman" w:hAnsi="Courier New" w:cs="Courier New"/>
-          <w:b/>
-          <w:bCs/>
-          <w:sz w:val="20"/>
-          <w:szCs w:val="20"/>
-        </w:rPr>
-        <w:t xml:space="preserve"> </w:t>
-      </w:r>
-      <w:proofErr w:type="spellStart"/>
-      <w:r>
-        <w:rPr>
-          <w:rFonts w:ascii="Courier New" w:eastAsia="Times New Roman" w:hAnsi="Courier New" w:cs="Courier New"/>
-          <w:b/>
-          <w:bCs/>
-          <w:sz w:val="20"/>
-          <w:szCs w:val="20"/>
-        </w:rPr>
-        <w:t>ui</w:t>
-      </w:r>
-      <w:proofErr w:type="spellEnd"/>
+        <w:t>bubblefish ui</w:t>
+      </w:r>
     </w:p>
     <w:p>
       <w:pPr>
@@ -15009,51 +11476,15 @@
           <w:sz w:val="20"/>
           <w:szCs w:val="20"/>
         </w:rPr>
-        <w:t>GET /</w:t>
-      </w:r>
-      <w:proofErr w:type="spellStart"/>
-      <w:r>
-        <w:rPr>
-          <w:rFonts w:ascii="Courier New" w:eastAsia="Times New Roman" w:hAnsi="Courier New" w:cs="Courier New"/>
-          <w:sz w:val="20"/>
-          <w:szCs w:val="20"/>
-        </w:rPr>
-        <w:t>api</w:t>
-      </w:r>
-      <w:proofErr w:type="spellEnd"/>
-      <w:r>
-        <w:rPr>
-          <w:rFonts w:ascii="Courier New" w:eastAsia="Times New Roman" w:hAnsi="Courier New" w:cs="Courier New"/>
-          <w:sz w:val="20"/>
-          <w:szCs w:val="20"/>
-        </w:rPr>
-        <w:t>/status</w:t>
-      </w:r>
-      <w:r>
-        <w:rPr>
-          <w:rFonts w:ascii="Times New Roman" w:eastAsia="Times New Roman" w:hAnsi="Times New Roman" w:cs="Times New Roman"/>
-          <w:sz w:val="24"/>
-          <w:szCs w:val="24"/>
-        </w:rPr>
-        <w:t xml:space="preserve"> every X </w:t>
-      </w:r>
-      <w:proofErr w:type="spellStart"/>
-      <w:r>
-        <w:rPr>
-          <w:rFonts w:ascii="Times New Roman" w:eastAsia="Times New Roman" w:hAnsi="Times New Roman" w:cs="Times New Roman"/>
-          <w:sz w:val="24"/>
-          <w:szCs w:val="24"/>
-        </w:rPr>
-        <w:t>ms</w:t>
-      </w:r>
-      <w:proofErr w:type="spellEnd"/>
-      <w:r>
-        <w:rPr>
-          <w:rFonts w:ascii="Times New Roman" w:eastAsia="Times New Roman" w:hAnsi="Times New Roman" w:cs="Times New Roman"/>
-          <w:sz w:val="24"/>
-          <w:szCs w:val="24"/>
-        </w:rPr>
-        <w:t xml:space="preserve"> for stats.</w:t>
+        <w:t>GET /api/status</w:t>
+      </w:r>
+      <w:r>
+        <w:rPr>
+          <w:rFonts w:ascii="Times New Roman" w:eastAsia="Times New Roman" w:hAnsi="Times New Roman" w:cs="Times New Roman"/>
+          <w:sz w:val="24"/>
+          <w:szCs w:val="24"/>
+        </w:rPr>
+        <w:t xml:space="preserve"> every X ms for stats.</w:t>
       </w:r>
     </w:p>
     <w:p>
@@ -15075,43 +11506,7 @@
           <w:sz w:val="20"/>
           <w:szCs w:val="20"/>
         </w:rPr>
-        <w:t>GET /</w:t>
-      </w:r>
-      <w:proofErr w:type="spellStart"/>
-      <w:r>
-        <w:rPr>
-          <w:rFonts w:ascii="Courier New" w:eastAsia="Times New Roman" w:hAnsi="Courier New" w:cs="Courier New"/>
-          <w:sz w:val="20"/>
-          <w:szCs w:val="20"/>
-        </w:rPr>
-        <w:t>api</w:t>
-      </w:r>
-      <w:proofErr w:type="spellEnd"/>
-      <w:r>
-        <w:rPr>
-          <w:rFonts w:ascii="Courier New" w:eastAsia="Times New Roman" w:hAnsi="Courier New" w:cs="Courier New"/>
-          <w:sz w:val="20"/>
-          <w:szCs w:val="20"/>
-        </w:rPr>
-        <w:t>/</w:t>
-      </w:r>
-      <w:proofErr w:type="spellStart"/>
-      <w:r>
-        <w:rPr>
-          <w:rFonts w:ascii="Courier New" w:eastAsia="Times New Roman" w:hAnsi="Courier New" w:cs="Courier New"/>
-          <w:sz w:val="20"/>
-          <w:szCs w:val="20"/>
-        </w:rPr>
-        <w:t>logs?tail</w:t>
-      </w:r>
-      <w:proofErr w:type="spellEnd"/>
-      <w:r>
-        <w:rPr>
-          <w:rFonts w:ascii="Courier New" w:eastAsia="Times New Roman" w:hAnsi="Courier New" w:cs="Courier New"/>
-          <w:sz w:val="20"/>
-          <w:szCs w:val="20"/>
-        </w:rPr>
-        <w:t>=50</w:t>
+        <w:t>GET /api/logs?tail=50</w:t>
       </w:r>
       <w:r>
         <w:rPr>
@@ -15431,7 +11826,7 @@
           <w:szCs w:val="24"/>
         </w:rPr>
         <w:pict w14:anchorId="3E9C8252">
-          <v:rect id="_x0000_i1053" style="width:0;height:1.5pt" o:hralign="center" o:hrstd="t" o:hr="t" fillcolor="#a0a0a0" stroked="f"/>
+          <v:rect id="_x0000_i1032" style="width:0;height:1.5pt" o:hralign="center" o:hrstd="t" o:hr="t" fillcolor="#a0a0a0" stroked="f"/>
         </w:pict>
       </w:r>
     </w:p>
@@ -15457,7 +11852,6 @@
         </w:rPr>
         <w:t xml:space="preserve">Phase 6: Web UI – </w:t>
       </w:r>
-      <w:proofErr w:type="spellStart"/>
       <w:r>
         <w:rPr>
           <w:rFonts w:ascii="Courier New" w:eastAsia="Times New Roman" w:hAnsi="Courier New" w:cs="Courier New"/>
@@ -15466,18 +11860,7 @@
           <w:sz w:val="20"/>
           <w:szCs w:val="20"/>
         </w:rPr>
-        <w:t>bubblefish</w:t>
-      </w:r>
-      <w:proofErr w:type="spellEnd"/>
-      <w:r>
-        <w:rPr>
-          <w:rFonts w:ascii="Courier New" w:eastAsia="Times New Roman" w:hAnsi="Courier New" w:cs="Courier New"/>
-          <w:b/>
-          <w:bCs/>
-          <w:sz w:val="20"/>
-          <w:szCs w:val="20"/>
-        </w:rPr>
-        <w:t xml:space="preserve"> web</w:t>
+        <w:t>bubblefish web</w:t>
       </w:r>
     </w:p>
     <w:p>
@@ -15643,47 +12026,8 @@
           <w:sz w:val="20"/>
           <w:szCs w:val="20"/>
         </w:rPr>
-        <w:t>// internal/</w:t>
-      </w:r>
-      <w:proofErr w:type="spellStart"/>
-      <w:r>
-        <w:rPr>
-          <w:rFonts w:ascii="inherit" w:eastAsia="Times New Roman" w:hAnsi="inherit" w:cs="Courier New"/>
-          <w:i/>
-          <w:iCs/>
-          <w:color w:val="969896"/>
-          <w:sz w:val="20"/>
-          <w:szCs w:val="20"/>
-        </w:rPr>
-        <w:t>ui</w:t>
-      </w:r>
-      <w:proofErr w:type="spellEnd"/>
-      <w:r>
-        <w:rPr>
-          <w:rFonts w:ascii="inherit" w:eastAsia="Times New Roman" w:hAnsi="inherit" w:cs="Courier New"/>
-          <w:i/>
-          <w:iCs/>
-          <w:color w:val="969896"/>
-          <w:sz w:val="20"/>
-          <w:szCs w:val="20"/>
-        </w:rPr>
-        <w:t>/web/</w:t>
-      </w:r>
-      <w:proofErr w:type="spellStart"/>
-      <w:proofErr w:type="gramStart"/>
-      <w:r>
-        <w:rPr>
-          <w:rFonts w:ascii="inherit" w:eastAsia="Times New Roman" w:hAnsi="inherit" w:cs="Courier New"/>
-          <w:i/>
-          <w:iCs/>
-          <w:color w:val="969896"/>
-          <w:sz w:val="20"/>
-          <w:szCs w:val="20"/>
-        </w:rPr>
-        <w:t>embed.go</w:t>
-      </w:r>
-      <w:proofErr w:type="spellEnd"/>
-      <w:proofErr w:type="gramEnd"/>
+        <w:t>// internal/ui/web/embed.go</w:t>
+      </w:r>
     </w:p>
     <w:p>
       <w:pPr>
@@ -15722,33 +12066,7 @@
           <w:sz w:val="20"/>
           <w:szCs w:val="20"/>
         </w:rPr>
-        <w:t>//</w:t>
-      </w:r>
-      <w:proofErr w:type="spellStart"/>
-      <w:proofErr w:type="gramStart"/>
-      <w:r>
-        <w:rPr>
-          <w:rFonts w:ascii="inherit" w:eastAsia="Times New Roman" w:hAnsi="inherit" w:cs="Courier New"/>
-          <w:i/>
-          <w:iCs/>
-          <w:color w:val="969896"/>
-          <w:sz w:val="20"/>
-          <w:szCs w:val="20"/>
-        </w:rPr>
-        <w:t>go:embed</w:t>
-      </w:r>
-      <w:proofErr w:type="spellEnd"/>
-      <w:proofErr w:type="gramEnd"/>
-      <w:r>
-        <w:rPr>
-          <w:rFonts w:ascii="inherit" w:eastAsia="Times New Roman" w:hAnsi="inherit" w:cs="Courier New"/>
-          <w:i/>
-          <w:iCs/>
-          <w:color w:val="969896"/>
-          <w:sz w:val="20"/>
-          <w:szCs w:val="20"/>
-        </w:rPr>
-        <w:t xml:space="preserve"> static/*</w:t>
+        <w:t>//go:embed static/*</w:t>
       </w:r>
     </w:p>
     <w:p>
@@ -15797,41 +12115,8 @@
           <w:sz w:val="20"/>
           <w:szCs w:val="20"/>
         </w:rPr>
-        <w:t xml:space="preserve"> </w:t>
-      </w:r>
-      <w:proofErr w:type="spellStart"/>
-      <w:r>
-        <w:rPr>
-          <w:rFonts w:ascii="inherit" w:eastAsia="Times New Roman" w:hAnsi="inherit" w:cs="Courier New"/>
-          <w:color w:val="C5C8C6"/>
-          <w:sz w:val="20"/>
-          <w:szCs w:val="20"/>
-        </w:rPr>
-        <w:t>staticFS</w:t>
-      </w:r>
-      <w:proofErr w:type="spellEnd"/>
-      <w:r>
-        <w:rPr>
-          <w:rFonts w:ascii="inherit" w:eastAsia="Times New Roman" w:hAnsi="inherit" w:cs="Courier New"/>
-          <w:color w:val="C5C8C6"/>
-          <w:sz w:val="20"/>
-          <w:szCs w:val="20"/>
-        </w:rPr>
-        <w:t xml:space="preserve"> </w:t>
-      </w:r>
-      <w:proofErr w:type="spellStart"/>
-      <w:proofErr w:type="gramStart"/>
-      <w:r>
-        <w:rPr>
-          <w:rFonts w:ascii="inherit" w:eastAsia="Times New Roman" w:hAnsi="inherit" w:cs="Courier New"/>
-          <w:color w:val="C5C8C6"/>
-          <w:sz w:val="20"/>
-          <w:szCs w:val="20"/>
-        </w:rPr>
-        <w:t>embed.FS</w:t>
-      </w:r>
-      <w:proofErr w:type="spellEnd"/>
-      <w:proofErr w:type="gramEnd"/>
+        <w:t xml:space="preserve"> staticFS embed.FS</w:t>
+      </w:r>
     </w:p>
     <w:p>
       <w:pPr>
@@ -15846,23 +12131,13 @@
           <w:szCs w:val="24"/>
         </w:rPr>
       </w:pPr>
-      <w:proofErr w:type="spellStart"/>
       <w:r>
         <w:rPr>
           <w:rFonts w:ascii="Courier New" w:eastAsia="Times New Roman" w:hAnsi="Courier New" w:cs="Courier New"/>
           <w:sz w:val="20"/>
           <w:szCs w:val="20"/>
         </w:rPr>
-        <w:t>bubblefish</w:t>
-      </w:r>
-      <w:proofErr w:type="spellEnd"/>
-      <w:r>
-        <w:rPr>
-          <w:rFonts w:ascii="Courier New" w:eastAsia="Times New Roman" w:hAnsi="Courier New" w:cs="Courier New"/>
-          <w:sz w:val="20"/>
-          <w:szCs w:val="20"/>
-        </w:rPr>
-        <w:t xml:space="preserve"> web</w:t>
+        <w:t>bubblefish web</w:t>
       </w:r>
       <w:r>
         <w:rPr>
@@ -15900,25 +12175,7 @@
           <w:sz w:val="20"/>
           <w:szCs w:val="20"/>
         </w:rPr>
-        <w:t>127.0.</w:t>
-      </w:r>
-      <w:proofErr w:type="gramStart"/>
-      <w:r>
-        <w:rPr>
-          <w:rFonts w:ascii="Courier New" w:eastAsia="Times New Roman" w:hAnsi="Courier New" w:cs="Courier New"/>
-          <w:sz w:val="20"/>
-          <w:szCs w:val="20"/>
-        </w:rPr>
-        <w:t>0.1</w:t>
-      </w:r>
-      <w:proofErr w:type="gramEnd"/>
-      <w:r>
-        <w:rPr>
-          <w:rFonts w:ascii="Courier New" w:eastAsia="Times New Roman" w:hAnsi="Courier New" w:cs="Courier New"/>
-          <w:sz w:val="20"/>
-          <w:szCs w:val="20"/>
-        </w:rPr>
-        <w:t>:8484</w:t>
+        <w:t>127.0.0.1:8484</w:t>
       </w:r>
       <w:r>
         <w:rPr>
@@ -16052,25 +12309,7 @@
           <w:sz w:val="24"/>
           <w:szCs w:val="24"/>
         </w:rPr>
-        <w:t xml:space="preserve">Passes internal API </w:t>
-      </w:r>
-      <w:proofErr w:type="gramStart"/>
-      <w:r>
-        <w:rPr>
-          <w:rFonts w:ascii="Times New Roman" w:eastAsia="Times New Roman" w:hAnsi="Times New Roman" w:cs="Times New Roman"/>
-          <w:sz w:val="24"/>
-          <w:szCs w:val="24"/>
-        </w:rPr>
-        <w:t>token</w:t>
-      </w:r>
-      <w:proofErr w:type="gramEnd"/>
-      <w:r>
-        <w:rPr>
-          <w:rFonts w:ascii="Times New Roman" w:eastAsia="Times New Roman" w:hAnsi="Times New Roman" w:cs="Times New Roman"/>
-          <w:sz w:val="24"/>
-          <w:szCs w:val="24"/>
-        </w:rPr>
-        <w:t xml:space="preserve"> via header.</w:t>
+        <w:t>Passes internal API token via header.</w:t>
       </w:r>
     </w:p>
     <w:p>
@@ -16198,7 +12437,7 @@
           <w:szCs w:val="24"/>
         </w:rPr>
         <w:pict w14:anchorId="15404880">
-          <v:rect id="_x0000_i1054" style="width:0;height:1.5pt" o:hralign="center" o:hrstd="t" o:hr="t" fillcolor="#a0a0a0" stroked="f"/>
+          <v:rect id="_x0000_i1033" style="width:0;height:1.5pt" o:hralign="center" o:hrstd="t" o:hr="t" fillcolor="#a0a0a0" stroked="f"/>
         </w:pict>
       </w:r>
     </w:p>
@@ -16266,32 +12505,13 @@
         </w:rPr>
         <w:t xml:space="preserve">User runs </w:t>
       </w:r>
-      <w:proofErr w:type="spellStart"/>
       <w:r>
         <w:rPr>
           <w:rFonts w:ascii="Courier New" w:eastAsia="Times New Roman" w:hAnsi="Courier New" w:cs="Courier New"/>
           <w:sz w:val="20"/>
           <w:szCs w:val="20"/>
         </w:rPr>
-        <w:t>bubblefish</w:t>
-      </w:r>
-      <w:proofErr w:type="spellEnd"/>
-      <w:r>
-        <w:rPr>
-          <w:rFonts w:ascii="Courier New" w:eastAsia="Times New Roman" w:hAnsi="Courier New" w:cs="Courier New"/>
-          <w:sz w:val="20"/>
-          <w:szCs w:val="20"/>
-        </w:rPr>
-        <w:t xml:space="preserve"> </w:t>
-      </w:r>
-      <w:proofErr w:type="spellStart"/>
-      <w:r>
-        <w:rPr>
-          <w:rFonts w:ascii="Courier New" w:eastAsia="Times New Roman" w:hAnsi="Courier New" w:cs="Courier New"/>
-          <w:sz w:val="20"/>
-          <w:szCs w:val="20"/>
-        </w:rPr>
-        <w:t>init</w:t>
+        <w:t>bubblefish init</w:t>
       </w:r>
       <w:r>
         <w:rPr>
@@ -16301,7 +12521,6 @@
         </w:rPr>
         <w:t>.</w:t>
       </w:r>
-      <w:proofErr w:type="spellEnd"/>
     </w:p>
     <w:p>
       <w:pPr>
@@ -16322,16 +12541,7 @@
           <w:sz w:val="24"/>
           <w:szCs w:val="24"/>
         </w:rPr>
-        <w:t xml:space="preserve">Edits TOMLs, </w:t>
-      </w:r>
-      <w:proofErr w:type="gramStart"/>
-      <w:r>
-        <w:rPr>
-          <w:rFonts w:ascii="Times New Roman" w:eastAsia="Times New Roman" w:hAnsi="Times New Roman" w:cs="Times New Roman"/>
-          <w:sz w:val="24"/>
-          <w:szCs w:val="24"/>
-        </w:rPr>
-        <w:t xml:space="preserve">fills </w:t>
+        <w:t xml:space="preserve">Edits TOMLs, fills </w:t>
       </w:r>
       <w:r>
         <w:rPr>
@@ -16341,7 +12551,6 @@
         </w:rPr>
         <w:t>.env</w:t>
       </w:r>
-      <w:proofErr w:type="gramEnd"/>
       <w:r>
         <w:rPr>
           <w:rFonts w:ascii="Times New Roman" w:eastAsia="Times New Roman" w:hAnsi="Times New Roman" w:cs="Times New Roman"/>
@@ -16372,23 +12581,13 @@
         </w:rPr>
         <w:t xml:space="preserve">Runs </w:t>
       </w:r>
-      <w:proofErr w:type="spellStart"/>
       <w:r>
         <w:rPr>
           <w:rFonts w:ascii="Courier New" w:eastAsia="Times New Roman" w:hAnsi="Courier New" w:cs="Courier New"/>
           <w:sz w:val="20"/>
           <w:szCs w:val="20"/>
         </w:rPr>
-        <w:t>bubblefish</w:t>
-      </w:r>
-      <w:proofErr w:type="spellEnd"/>
-      <w:r>
-        <w:rPr>
-          <w:rFonts w:ascii="Courier New" w:eastAsia="Times New Roman" w:hAnsi="Courier New" w:cs="Courier New"/>
-          <w:sz w:val="20"/>
-          <w:szCs w:val="20"/>
-        </w:rPr>
-        <w:t xml:space="preserve"> build</w:t>
+        <w:t>bubblefish build</w:t>
       </w:r>
       <w:r>
         <w:rPr>
@@ -16442,23 +12641,13 @@
         </w:rPr>
         <w:t xml:space="preserve">Runs </w:t>
       </w:r>
-      <w:proofErr w:type="spellStart"/>
       <w:r>
         <w:rPr>
           <w:rFonts w:ascii="Courier New" w:eastAsia="Times New Roman" w:hAnsi="Courier New" w:cs="Courier New"/>
           <w:sz w:val="20"/>
           <w:szCs w:val="20"/>
         </w:rPr>
-        <w:t>bubblefish</w:t>
-      </w:r>
-      <w:proofErr w:type="spellEnd"/>
-      <w:r>
-        <w:rPr>
-          <w:rFonts w:ascii="Courier New" w:eastAsia="Times New Roman" w:hAnsi="Courier New" w:cs="Courier New"/>
-          <w:sz w:val="20"/>
-          <w:szCs w:val="20"/>
-        </w:rPr>
-        <w:t xml:space="preserve"> daemon</w:t>
+        <w:t>bubblefish daemon</w:t>
       </w:r>
       <w:r>
         <w:rPr>
@@ -16548,25 +12737,7 @@
           <w:sz w:val="24"/>
           <w:szCs w:val="24"/>
         </w:rPr>
-        <w:t xml:space="preserve">Sees data in SQLite and/or </w:t>
-      </w:r>
-      <w:proofErr w:type="spellStart"/>
-      <w:r>
-        <w:rPr>
-          <w:rFonts w:ascii="Times New Roman" w:eastAsia="Times New Roman" w:hAnsi="Times New Roman" w:cs="Times New Roman"/>
-          <w:sz w:val="24"/>
-          <w:szCs w:val="24"/>
-        </w:rPr>
-        <w:t>OpenBrain</w:t>
-      </w:r>
-      <w:proofErr w:type="spellEnd"/>
-      <w:r>
-        <w:rPr>
-          <w:rFonts w:ascii="Times New Roman" w:eastAsia="Times New Roman" w:hAnsi="Times New Roman" w:cs="Times New Roman"/>
-          <w:sz w:val="24"/>
-          <w:szCs w:val="24"/>
-        </w:rPr>
-        <w:t>.</w:t>
+        <w:t>Sees data in SQLite and/or OpenBrain.</w:t>
       </w:r>
     </w:p>
     <w:p>
@@ -16604,34 +12775,14 @@
           <w:szCs w:val="24"/>
         </w:rPr>
       </w:pPr>
-      <w:proofErr w:type="spellStart"/>
       <w:r>
         <w:rPr>
           <w:rFonts w:ascii="Courier New" w:eastAsia="Times New Roman" w:hAnsi="Courier New" w:cs="Courier New"/>
           <w:sz w:val="20"/>
           <w:szCs w:val="20"/>
         </w:rPr>
-        <w:t>bubblefish</w:t>
-      </w:r>
-      <w:proofErr w:type="spellEnd"/>
-      <w:r>
-        <w:rPr>
-          <w:rFonts w:ascii="Courier New" w:eastAsia="Times New Roman" w:hAnsi="Courier New" w:cs="Courier New"/>
-          <w:sz w:val="20"/>
-          <w:szCs w:val="20"/>
-        </w:rPr>
-        <w:t xml:space="preserve"> </w:t>
-      </w:r>
-      <w:proofErr w:type="spellStart"/>
-      <w:r>
-        <w:rPr>
-          <w:rFonts w:ascii="Courier New" w:eastAsia="Times New Roman" w:hAnsi="Courier New" w:cs="Courier New"/>
-          <w:sz w:val="20"/>
-          <w:szCs w:val="20"/>
-        </w:rPr>
-        <w:t>ui</w:t>
-      </w:r>
-      <w:proofErr w:type="spellEnd"/>
+        <w:t>bubblefish ui</w:t>
+      </w:r>
       <w:r>
         <w:rPr>
           <w:rFonts w:ascii="Times New Roman" w:eastAsia="Times New Roman" w:hAnsi="Times New Roman" w:cs="Times New Roman"/>
@@ -16654,23 +12805,13 @@
           <w:szCs w:val="24"/>
         </w:rPr>
       </w:pPr>
-      <w:proofErr w:type="spellStart"/>
       <w:r>
         <w:rPr>
           <w:rFonts w:ascii="Courier New" w:eastAsia="Times New Roman" w:hAnsi="Courier New" w:cs="Courier New"/>
           <w:sz w:val="20"/>
           <w:szCs w:val="20"/>
         </w:rPr>
-        <w:t>bubblefish</w:t>
-      </w:r>
-      <w:proofErr w:type="spellEnd"/>
-      <w:r>
-        <w:rPr>
-          <w:rFonts w:ascii="Courier New" w:eastAsia="Times New Roman" w:hAnsi="Courier New" w:cs="Courier New"/>
-          <w:sz w:val="20"/>
-          <w:szCs w:val="20"/>
-        </w:rPr>
-        <w:t xml:space="preserve"> web</w:t>
+        <w:t>bubblefish web</w:t>
       </w:r>
       <w:r>
         <w:rPr>
@@ -16792,7 +12933,7 @@
           <w:szCs w:val="24"/>
         </w:rPr>
         <w:pict w14:anchorId="5E2A1FA1">
-          <v:rect id="_x0000_i1055" style="width:0;height:1.5pt" o:hralign="center" o:hrstd="t" o:hr="t" fillcolor="#a0a0a0" stroked="f"/>
+          <v:rect id="_x0000_i1034" style="width:0;height:1.5pt" o:hralign="center" o:hrstd="t" o:hr="t" fillcolor="#a0a0a0" stroked="f"/>
         </w:pict>
       </w:r>
     </w:p>
@@ -16895,23 +13036,13 @@
           <w:szCs w:val="24"/>
         </w:rPr>
       </w:pPr>
-      <w:proofErr w:type="spellStart"/>
       <w:r>
         <w:rPr>
           <w:rFonts w:ascii="Courier New" w:eastAsia="Times New Roman" w:hAnsi="Courier New" w:cs="Courier New"/>
           <w:sz w:val="20"/>
           <w:szCs w:val="20"/>
         </w:rPr>
-        <w:t>bubblefish</w:t>
-      </w:r>
-      <w:proofErr w:type="spellEnd"/>
-      <w:r>
-        <w:rPr>
-          <w:rFonts w:ascii="Courier New" w:eastAsia="Times New Roman" w:hAnsi="Courier New" w:cs="Courier New"/>
-          <w:sz w:val="20"/>
-          <w:szCs w:val="20"/>
-        </w:rPr>
-        <w:t xml:space="preserve"> reload</w:t>
+        <w:t>bubblefish reload</w:t>
       </w:r>
       <w:r>
         <w:rPr>
@@ -16935,49 +13066,21 @@
           <w:szCs w:val="24"/>
         </w:rPr>
       </w:pPr>
-      <w:proofErr w:type="spellStart"/>
       <w:r>
         <w:rPr>
           <w:rFonts w:ascii="Courier New" w:eastAsia="Times New Roman" w:hAnsi="Courier New" w:cs="Courier New"/>
           <w:sz w:val="20"/>
           <w:szCs w:val="20"/>
         </w:rPr>
-        <w:t>bubblefish</w:t>
-      </w:r>
-      <w:proofErr w:type="spellEnd"/>
-      <w:r>
-        <w:rPr>
-          <w:rFonts w:ascii="Courier New" w:eastAsia="Times New Roman" w:hAnsi="Courier New" w:cs="Courier New"/>
-          <w:sz w:val="20"/>
-          <w:szCs w:val="20"/>
-        </w:rPr>
-        <w:t xml:space="preserve"> install</w:t>
-      </w:r>
-      <w:r>
-        <w:rPr>
-          <w:rFonts w:ascii="Times New Roman" w:eastAsia="Times New Roman" w:hAnsi="Times New Roman" w:cs="Times New Roman"/>
-          <w:sz w:val="24"/>
-          <w:szCs w:val="24"/>
-        </w:rPr>
-        <w:t xml:space="preserve"> to install as </w:t>
-      </w:r>
-      <w:proofErr w:type="spellStart"/>
-      <w:r>
-        <w:rPr>
-          <w:rFonts w:ascii="Times New Roman" w:eastAsia="Times New Roman" w:hAnsi="Times New Roman" w:cs="Times New Roman"/>
-          <w:sz w:val="24"/>
-          <w:szCs w:val="24"/>
-        </w:rPr>
-        <w:t>systemd</w:t>
-      </w:r>
-      <w:proofErr w:type="spellEnd"/>
-      <w:r>
-        <w:rPr>
-          <w:rFonts w:ascii="Times New Roman" w:eastAsia="Times New Roman" w:hAnsi="Times New Roman" w:cs="Times New Roman"/>
-          <w:sz w:val="24"/>
-          <w:szCs w:val="24"/>
-        </w:rPr>
-        <w:t>/Windows service.</w:t>
+        <w:t>bubblefish install</w:t>
+      </w:r>
+      <w:r>
+        <w:rPr>
+          <w:rFonts w:ascii="Times New Roman" w:eastAsia="Times New Roman" w:hAnsi="Times New Roman" w:cs="Times New Roman"/>
+          <w:sz w:val="24"/>
+          <w:szCs w:val="24"/>
+        </w:rPr>
+        <w:t xml:space="preserve"> to install as systemd/Windows service.</w:t>
       </w:r>
     </w:p>
     <w:p>
@@ -17051,16 +13154,7 @@
           <w:sz w:val="20"/>
           <w:szCs w:val="20"/>
         </w:rPr>
-        <w:t>GET /</w:t>
-      </w:r>
-      <w:proofErr w:type="gramStart"/>
-      <w:r>
-        <w:rPr>
-          <w:rFonts w:ascii="Courier New" w:eastAsia="Times New Roman" w:hAnsi="Courier New" w:cs="Courier New"/>
-          <w:sz w:val="20"/>
-          <w:szCs w:val="20"/>
-        </w:rPr>
-        <w:t>query/{destination}</w:t>
+        <w:t>GET /query/{destination}</w:t>
       </w:r>
       <w:r>
         <w:rPr>
@@ -17070,7 +13164,6 @@
         </w:rPr>
         <w:t>.</w:t>
       </w:r>
-      <w:proofErr w:type="gramEnd"/>
     </w:p>
     <w:p>
       <w:pPr>
@@ -17087,14 +13180,18 @@
           <w:szCs w:val="24"/>
         </w:rPr>
         <w:pict w14:anchorId="110C481F">
-          <v:rect id="_x0000_i1056" style="width:0;height:1.5pt" o:hralign="center" o:hrstd="t" o:hr="t" fillcolor="#a0a0a0" stroked="f"/>
+          <v:rect id="_x0000_i1035" style="width:0;height:1.5pt" o:hralign="center" o:hrstd="t" o:hr="t" fillcolor="#a0a0a0" stroked="f"/>
         </w:pict>
       </w:r>
     </w:p>
     <w:p/>
     <w:sectPr>
-      <w:headerReference w:type="default" r:id="rId7"/>
-      <w:footerReference w:type="default" r:id="rId8"/>
+      <w:headerReference w:type="even" r:id="rId7"/>
+      <w:headerReference w:type="default" r:id="rId8"/>
+      <w:footerReference w:type="even" r:id="rId9"/>
+      <w:footerReference w:type="default" r:id="rId10"/>
+      <w:headerReference w:type="first" r:id="rId11"/>
+      <w:footerReference w:type="first" r:id="rId12"/>
       <w:pgSz w:w="12240" w:h="15840"/>
       <w:pgMar w:top="1440" w:right="1440" w:bottom="1440" w:left="1440" w:header="708" w:footer="708" w:gutter="0"/>
       <w:cols w:space="720"/>
@@ -17127,65 +13224,39 @@
 <w:ftr xmlns:wpc="http://schemas.microsoft.com/office/word/2010/wordprocessingCanvas" xmlns:cx="http://schemas.microsoft.com/office/drawing/2014/chartex" xmlns:cx1="http://schemas.microsoft.com/office/drawing/2015/9/8/chartex" xmlns:cx2="http://schemas.microsoft.com/office/drawing/2015/10/21/chartex" xmlns:cx3="http://schemas.microsoft.com/office/drawing/2016/5/9/chartex" xmlns:cx4="http://schemas.microsoft.com/office/drawing/2016/5/10/chartex" xmlns:cx5="http://schemas.microsoft.com/office/drawing/2016/5/11/chartex" xmlns:cx6="http://schemas.microsoft.com/office/drawing/2016/5/12/chartex" xmlns:cx7="http://schemas.microsoft.com/office/drawing/2016/5/13/chartex" xmlns:cx8="http://schemas.microsoft.com/office/drawing/2016/5/14/chartex" xmlns:mc="http://schemas.openxmlformats.org/markup-compatibility/2006" xmlns:aink="http://schemas.microsoft.com/office/drawing/2016/ink" xmlns:am3d="http://schemas.microsoft.com/office/drawing/2017/model3d" xmlns:o="urn:schemas-microsoft-com:office:office" xmlns:oel="http://schemas.microsoft.com/office/2019/extlst" xmlns:r="http://schemas.openxmlformats.org/officeDocument/2006/relationships" xmlns:m="http://schemas.openxmlformats.org/officeDocument/2006/math" xmlns:v="urn:schemas-microsoft-com:vml" xmlns:wp14="http://schemas.microsoft.com/office/word/2010/wordprocessingDrawing" xmlns:wp="http://schemas.openxmlformats.org/drawingml/2006/wordprocessingDrawing" xmlns:w10="urn:schemas-microsoft-com:office:word" xmlns:w="http://schemas.openxmlformats.org/wordprocessingml/2006/main" xmlns:w14="http://schemas.microsoft.com/office/word/2010/wordml" xmlns:w15="http://schemas.microsoft.com/office/word/2012/wordml" xmlns:w16cex="http://schemas.microsoft.com/office/word/2018/wordml/cex" xmlns:w16cid="http://schemas.microsoft.com/office/word/2016/wordml/cid" xmlns:w16="http://schemas.microsoft.com/office/word/2018/wordml" xmlns:w16du="http://schemas.microsoft.com/office/word/2023/wordml/word16du" xmlns:w16sdtdh="http://schemas.microsoft.com/office/word/2020/wordml/sdtdatahash" xmlns:w16sdtfl="http://schemas.microsoft.com/office/word/2024/wordml/sdtformatlock" xmlns:w16se="http://schemas.microsoft.com/office/word/2015/wordml/symex" xmlns:wpg="http://schemas.microsoft.com/office/word/2010/wordprocessingGroup" xmlns:wpi="http://schemas.microsoft.com/office/word/2010/wordprocessingInk" xmlns:wne="http://schemas.microsoft.com/office/word/2006/wordml" xmlns:wps="http://schemas.microsoft.com/office/word/2010/wordprocessingShape" mc:Ignorable="w14 w15 w16se w16cid w16 w16cex w16sdtdh w16sdtfl w16du wp14">
   <w:p>
     <w:pPr>
+      <w:pStyle w:val="Footer"/>
+    </w:pPr>
+  </w:p>
+</w:ftr>
+</file>
+
+<file path=word/footer2.xml><?xml version="1.0" encoding="utf-8"?>
+<w:ftr xmlns:wpc="http://schemas.microsoft.com/office/word/2010/wordprocessingCanvas" xmlns:cx="http://schemas.microsoft.com/office/drawing/2014/chartex" xmlns:cx1="http://schemas.microsoft.com/office/drawing/2015/9/8/chartex" xmlns:cx2="http://schemas.microsoft.com/office/drawing/2015/10/21/chartex" xmlns:cx3="http://schemas.microsoft.com/office/drawing/2016/5/9/chartex" xmlns:cx4="http://schemas.microsoft.com/office/drawing/2016/5/10/chartex" xmlns:cx5="http://schemas.microsoft.com/office/drawing/2016/5/11/chartex" xmlns:cx6="http://schemas.microsoft.com/office/drawing/2016/5/12/chartex" xmlns:cx7="http://schemas.microsoft.com/office/drawing/2016/5/13/chartex" xmlns:cx8="http://schemas.microsoft.com/office/drawing/2016/5/14/chartex" xmlns:mc="http://schemas.openxmlformats.org/markup-compatibility/2006" xmlns:aink="http://schemas.microsoft.com/office/drawing/2016/ink" xmlns:am3d="http://schemas.microsoft.com/office/drawing/2017/model3d" xmlns:o="urn:schemas-microsoft-com:office:office" xmlns:oel="http://schemas.microsoft.com/office/2019/extlst" xmlns:r="http://schemas.openxmlformats.org/officeDocument/2006/relationships" xmlns:m="http://schemas.openxmlformats.org/officeDocument/2006/math" xmlns:v="urn:schemas-microsoft-com:vml" xmlns:wp14="http://schemas.microsoft.com/office/word/2010/wordprocessingDrawing" xmlns:wp="http://schemas.openxmlformats.org/drawingml/2006/wordprocessingDrawing" xmlns:w10="urn:schemas-microsoft-com:office:word" xmlns:w="http://schemas.openxmlformats.org/wordprocessingml/2006/main" xmlns:w14="http://schemas.microsoft.com/office/word/2010/wordml" xmlns:w15="http://schemas.microsoft.com/office/word/2012/wordml" xmlns:w16cex="http://schemas.microsoft.com/office/word/2018/wordml/cex" xmlns:w16cid="http://schemas.microsoft.com/office/word/2016/wordml/cid" xmlns:w16="http://schemas.microsoft.com/office/word/2018/wordml" xmlns:w16du="http://schemas.microsoft.com/office/word/2023/wordml/word16du" xmlns:w16sdtdh="http://schemas.microsoft.com/office/word/2020/wordml/sdtdatahash" xmlns:w16sdtfl="http://schemas.microsoft.com/office/word/2024/wordml/sdtformatlock" xmlns:w16se="http://schemas.microsoft.com/office/word/2015/wordml/symex" xmlns:wpg="http://schemas.microsoft.com/office/word/2010/wordprocessingGroup" xmlns:wpi="http://schemas.microsoft.com/office/word/2010/wordprocessingInk" xmlns:wne="http://schemas.microsoft.com/office/word/2006/wordml" xmlns:wps="http://schemas.microsoft.com/office/word/2010/wordprocessingShape" mc:Ignorable="w14 w15 w16se w16cid w16 w16cex w16sdtdh w16sdtfl w16du wp14">
+  <w:p>
+    <w:pPr>
       <w:pBdr>
         <w:top w:val="single" w:sz="4" w:space="1" w:color="CCCCCC"/>
       </w:pBdr>
       <w:jc w:val="center"/>
     </w:pPr>
-    <w:proofErr w:type="gramStart"/>
     <w:r>
       <w:rPr>
         <w:color w:val="999999"/>
         <w:sz w:val="16"/>
         <w:szCs w:val="16"/>
       </w:rPr>
-      <w:t>CONFIDENTIAL  |</w:t>
+      <w:t>CONFIDENTIAL  |  Shawn Sammartano  |  BubbleFish Project</w:t>
     </w:r>
-    <w:proofErr w:type="gramEnd"/>
-    <w:r>
-      <w:rPr>
-        <w:color w:val="999999"/>
-        <w:sz w:val="16"/>
-        <w:szCs w:val="16"/>
-      </w:rPr>
-      <w:t xml:space="preserve">  Shawn </w:t>
-    </w:r>
-    <w:proofErr w:type="gramStart"/>
-    <w:r>
-      <w:rPr>
-        <w:color w:val="999999"/>
-        <w:sz w:val="16"/>
-        <w:szCs w:val="16"/>
-      </w:rPr>
-      <w:t>Sammartano  |</w:t>
-    </w:r>
-    <w:proofErr w:type="gramEnd"/>
-    <w:r>
-      <w:rPr>
-        <w:color w:val="999999"/>
-        <w:sz w:val="16"/>
-        <w:szCs w:val="16"/>
-      </w:rPr>
-      <w:t xml:space="preserve">  </w:t>
-    </w:r>
-    <w:proofErr w:type="spellStart"/>
-    <w:r>
-      <w:rPr>
-        <w:color w:val="999999"/>
-        <w:sz w:val="16"/>
-        <w:szCs w:val="16"/>
-      </w:rPr>
-      <w:t>BubbleFish</w:t>
-    </w:r>
-    <w:proofErr w:type="spellEnd"/>
-    <w:r>
-      <w:rPr>
-        <w:color w:val="999999"/>
-        <w:sz w:val="16"/>
-        <w:szCs w:val="16"/>
-      </w:rPr>
-      <w:t xml:space="preserve"> Project</w:t>
-    </w:r>
+  </w:p>
+</w:ftr>
+</file>
+
+<file path=word/footer3.xml><?xml version="1.0" encoding="utf-8"?>
+<w:ftr xmlns:wpc="http://schemas.microsoft.com/office/word/2010/wordprocessingCanvas" xmlns:cx="http://schemas.microsoft.com/office/drawing/2014/chartex" xmlns:cx1="http://schemas.microsoft.com/office/drawing/2015/9/8/chartex" xmlns:cx2="http://schemas.microsoft.com/office/drawing/2015/10/21/chartex" xmlns:cx3="http://schemas.microsoft.com/office/drawing/2016/5/9/chartex" xmlns:cx4="http://schemas.microsoft.com/office/drawing/2016/5/10/chartex" xmlns:cx5="http://schemas.microsoft.com/office/drawing/2016/5/11/chartex" xmlns:cx6="http://schemas.microsoft.com/office/drawing/2016/5/12/chartex" xmlns:cx7="http://schemas.microsoft.com/office/drawing/2016/5/13/chartex" xmlns:cx8="http://schemas.microsoft.com/office/drawing/2016/5/14/chartex" xmlns:mc="http://schemas.openxmlformats.org/markup-compatibility/2006" xmlns:aink="http://schemas.microsoft.com/office/drawing/2016/ink" xmlns:am3d="http://schemas.microsoft.com/office/drawing/2017/model3d" xmlns:o="urn:schemas-microsoft-com:office:office" xmlns:oel="http://schemas.microsoft.com/office/2019/extlst" xmlns:r="http://schemas.openxmlformats.org/officeDocument/2006/relationships" xmlns:m="http://schemas.openxmlformats.org/officeDocument/2006/math" xmlns:v="urn:schemas-microsoft-com:vml" xmlns:wp14="http://schemas.microsoft.com/office/word/2010/wordprocessingDrawing" xmlns:wp="http://schemas.openxmlformats.org/drawingml/2006/wordprocessingDrawing" xmlns:w10="urn:schemas-microsoft-com:office:word" xmlns:w="http://schemas.openxmlformats.org/wordprocessingml/2006/main" xmlns:w14="http://schemas.microsoft.com/office/word/2010/wordml" xmlns:w15="http://schemas.microsoft.com/office/word/2012/wordml" xmlns:w16cex="http://schemas.microsoft.com/office/word/2018/wordml/cex" xmlns:w16cid="http://schemas.microsoft.com/office/word/2016/wordml/cid" xmlns:w16="http://schemas.microsoft.com/office/word/2018/wordml" xmlns:w16du="http://schemas.microsoft.com/office/word/2023/wordml/word16du" xmlns:w16sdtdh="http://schemas.microsoft.com/office/word/2020/wordml/sdtdatahash" xmlns:w16sdtfl="http://schemas.microsoft.com/office/word/2024/wordml/sdtformatlock" xmlns:w16se="http://schemas.microsoft.com/office/word/2015/wordml/symex" xmlns:wpg="http://schemas.microsoft.com/office/word/2010/wordprocessingGroup" xmlns:wpi="http://schemas.microsoft.com/office/word/2010/wordprocessingInk" xmlns:wne="http://schemas.microsoft.com/office/word/2006/wordml" xmlns:wps="http://schemas.microsoft.com/office/word/2010/wordprocessingShape" mc:Ignorable="w14 w15 w16se w16cid w16 w16cex w16sdtdh w16sdtfl w16du wp14">
+  <w:p>
+    <w:pPr>
+      <w:pStyle w:val="Footer"/>
+    </w:pPr>
   </w:p>
 </w:ftr>
 </file>
@@ -17213,11 +13284,20 @@
 <w:hdr xmlns:wpc="http://schemas.microsoft.com/office/word/2010/wordprocessingCanvas" xmlns:cx="http://schemas.microsoft.com/office/drawing/2014/chartex" xmlns:cx1="http://schemas.microsoft.com/office/drawing/2015/9/8/chartex" xmlns:cx2="http://schemas.microsoft.com/office/drawing/2015/10/21/chartex" xmlns:cx3="http://schemas.microsoft.com/office/drawing/2016/5/9/chartex" xmlns:cx4="http://schemas.microsoft.com/office/drawing/2016/5/10/chartex" xmlns:cx5="http://schemas.microsoft.com/office/drawing/2016/5/11/chartex" xmlns:cx6="http://schemas.microsoft.com/office/drawing/2016/5/12/chartex" xmlns:cx7="http://schemas.microsoft.com/office/drawing/2016/5/13/chartex" xmlns:cx8="http://schemas.microsoft.com/office/drawing/2016/5/14/chartex" xmlns:mc="http://schemas.openxmlformats.org/markup-compatibility/2006" xmlns:aink="http://schemas.microsoft.com/office/drawing/2016/ink" xmlns:am3d="http://schemas.microsoft.com/office/drawing/2017/model3d" xmlns:o="urn:schemas-microsoft-com:office:office" xmlns:oel="http://schemas.microsoft.com/office/2019/extlst" xmlns:r="http://schemas.openxmlformats.org/officeDocument/2006/relationships" xmlns:m="http://schemas.openxmlformats.org/officeDocument/2006/math" xmlns:v="urn:schemas-microsoft-com:vml" xmlns:wp14="http://schemas.microsoft.com/office/word/2010/wordprocessingDrawing" xmlns:wp="http://schemas.openxmlformats.org/drawingml/2006/wordprocessingDrawing" xmlns:w10="urn:schemas-microsoft-com:office:word" xmlns:w="http://schemas.openxmlformats.org/wordprocessingml/2006/main" xmlns:w14="http://schemas.microsoft.com/office/word/2010/wordml" xmlns:w15="http://schemas.microsoft.com/office/word/2012/wordml" xmlns:w16cex="http://schemas.microsoft.com/office/word/2018/wordml/cex" xmlns:w16cid="http://schemas.microsoft.com/office/word/2016/wordml/cid" xmlns:w16="http://schemas.microsoft.com/office/word/2018/wordml" xmlns:w16du="http://schemas.microsoft.com/office/word/2023/wordml/word16du" xmlns:w16sdtdh="http://schemas.microsoft.com/office/word/2020/wordml/sdtdatahash" xmlns:w16sdtfl="http://schemas.microsoft.com/office/word/2024/wordml/sdtformatlock" xmlns:w16se="http://schemas.microsoft.com/office/word/2015/wordml/symex" xmlns:wpg="http://schemas.microsoft.com/office/word/2010/wordprocessingGroup" xmlns:wpi="http://schemas.microsoft.com/office/word/2010/wordprocessingInk" xmlns:wne="http://schemas.microsoft.com/office/word/2006/wordml" xmlns:wps="http://schemas.microsoft.com/office/word/2010/wordprocessingShape" mc:Ignorable="w14 w15 w16se w16cid w16 w16cex w16sdtdh w16sdtfl w16du wp14">
   <w:p>
     <w:pPr>
+      <w:pStyle w:val="Header"/>
+    </w:pPr>
+  </w:p>
+</w:hdr>
+</file>
+
+<file path=word/header2.xml><?xml version="1.0" encoding="utf-8"?>
+<w:hdr xmlns:wpc="http://schemas.microsoft.com/office/word/2010/wordprocessingCanvas" xmlns:cx="http://schemas.microsoft.com/office/drawing/2014/chartex" xmlns:cx1="http://schemas.microsoft.com/office/drawing/2015/9/8/chartex" xmlns:cx2="http://schemas.microsoft.com/office/drawing/2015/10/21/chartex" xmlns:cx3="http://schemas.microsoft.com/office/drawing/2016/5/9/chartex" xmlns:cx4="http://schemas.microsoft.com/office/drawing/2016/5/10/chartex" xmlns:cx5="http://schemas.microsoft.com/office/drawing/2016/5/11/chartex" xmlns:cx6="http://schemas.microsoft.com/office/drawing/2016/5/12/chartex" xmlns:cx7="http://schemas.microsoft.com/office/drawing/2016/5/13/chartex" xmlns:cx8="http://schemas.microsoft.com/office/drawing/2016/5/14/chartex" xmlns:mc="http://schemas.openxmlformats.org/markup-compatibility/2006" xmlns:aink="http://schemas.microsoft.com/office/drawing/2016/ink" xmlns:am3d="http://schemas.microsoft.com/office/drawing/2017/model3d" xmlns:o="urn:schemas-microsoft-com:office:office" xmlns:oel="http://schemas.microsoft.com/office/2019/extlst" xmlns:r="http://schemas.openxmlformats.org/officeDocument/2006/relationships" xmlns:m="http://schemas.openxmlformats.org/officeDocument/2006/math" xmlns:v="urn:schemas-microsoft-com:vml" xmlns:wp14="http://schemas.microsoft.com/office/word/2010/wordprocessingDrawing" xmlns:wp="http://schemas.openxmlformats.org/drawingml/2006/wordprocessingDrawing" xmlns:w10="urn:schemas-microsoft-com:office:word" xmlns:w="http://schemas.openxmlformats.org/wordprocessingml/2006/main" xmlns:w14="http://schemas.microsoft.com/office/word/2010/wordml" xmlns:w15="http://schemas.microsoft.com/office/word/2012/wordml" xmlns:w16cex="http://schemas.microsoft.com/office/word/2018/wordml/cex" xmlns:w16cid="http://schemas.microsoft.com/office/word/2016/wordml/cid" xmlns:w16="http://schemas.microsoft.com/office/word/2018/wordml" xmlns:w16du="http://schemas.microsoft.com/office/word/2023/wordml/word16du" xmlns:w16sdtdh="http://schemas.microsoft.com/office/word/2020/wordml/sdtdatahash" xmlns:w16sdtfl="http://schemas.microsoft.com/office/word/2024/wordml/sdtformatlock" xmlns:w16se="http://schemas.microsoft.com/office/word/2015/wordml/symex" xmlns:wpg="http://schemas.microsoft.com/office/word/2010/wordprocessingGroup" xmlns:wpi="http://schemas.microsoft.com/office/word/2010/wordprocessingInk" xmlns:wne="http://schemas.microsoft.com/office/word/2006/wordml" xmlns:wps="http://schemas.microsoft.com/office/word/2010/wordprocessingShape" mc:Ignorable="w14 w15 w16se w16cid w16 w16cex w16sdtdh w16sdtfl w16du wp14">
+  <w:p>
+    <w:pPr>
       <w:pBdr>
         <w:bottom w:val="single" w:sz="6" w:space="1" w:color="1A1A2E"/>
       </w:pBdr>
     </w:pPr>
-    <w:proofErr w:type="gramStart"/>
     <w:r>
       <w:rPr>
         <w:b/>
@@ -17234,43 +13314,39 @@
         <w:sz w:val="16"/>
         <w:szCs w:val="16"/>
       </w:rPr>
-      <w:t xml:space="preserve">  |</w:t>
+      <w:t xml:space="preserve">  |  Master Build Plan  |  v</w:t>
     </w:r>
-    <w:proofErr w:type="gramEnd"/>
     <w:r>
       <w:rPr>
         <w:color w:val="666666"/>
         <w:sz w:val="16"/>
         <w:szCs w:val="16"/>
       </w:rPr>
-      <w:t xml:space="preserve">  Master Build </w:t>
+      <w:t>3</w:t>
     </w:r>
-    <w:proofErr w:type="gramStart"/>
     <w:r>
       <w:rPr>
         <w:color w:val="666666"/>
         <w:sz w:val="16"/>
         <w:szCs w:val="16"/>
       </w:rPr>
-      <w:t>Plan  |</w:t>
+      <w:t>.0  |  March 2026</w:t>
     </w:r>
-    <w:proofErr w:type="gramEnd"/>
     <w:r>
       <w:rPr>
         <w:color w:val="666666"/>
         <w:sz w:val="16"/>
         <w:szCs w:val="16"/>
       </w:rPr>
-      <w:t xml:space="preserve">  </w:t>
+      <w:tab/>
     </w:r>
-    <w:proofErr w:type="gramStart"/>
     <w:r>
       <w:rPr>
         <w:color w:val="666666"/>
         <w:sz w:val="16"/>
         <w:szCs w:val="16"/>
       </w:rPr>
-      <w:t>v</w:t>
+      <w:tab/>
     </w:r>
     <w:r>
       <w:rPr>
@@ -17278,7 +13354,8 @@
         <w:sz w:val="16"/>
         <w:szCs w:val="16"/>
       </w:rPr>
-      <w:t>3</w:t>
+      <w:tab/>
+      <w:t xml:space="preserve">   </w:t>
     </w:r>
     <w:r>
       <w:rPr>
@@ -17286,17 +13363,18 @@
         <w:sz w:val="16"/>
         <w:szCs w:val="16"/>
       </w:rPr>
-      <w:t>.0  |</w:t>
+      <w:t>© 2026 Shawn Sammartano. All rights reserved.</w:t>
     </w:r>
-    <w:proofErr w:type="gramEnd"/>
-    <w:r>
-      <w:rPr>
-        <w:color w:val="666666"/>
-        <w:sz w:val="16"/>
-        <w:szCs w:val="16"/>
-      </w:rPr>
-      <w:t xml:space="preserve">  March 2026</w:t>
-    </w:r>
+  </w:p>
+</w:hdr>
+</file>
+
+<file path=word/header3.xml><?xml version="1.0" encoding="utf-8"?>
+<w:hdr xmlns:wpc="http://schemas.microsoft.com/office/word/2010/wordprocessingCanvas" xmlns:cx="http://schemas.microsoft.com/office/drawing/2014/chartex" xmlns:cx1="http://schemas.microsoft.com/office/drawing/2015/9/8/chartex" xmlns:cx2="http://schemas.microsoft.com/office/drawing/2015/10/21/chartex" xmlns:cx3="http://schemas.microsoft.com/office/drawing/2016/5/9/chartex" xmlns:cx4="http://schemas.microsoft.com/office/drawing/2016/5/10/chartex" xmlns:cx5="http://schemas.microsoft.com/office/drawing/2016/5/11/chartex" xmlns:cx6="http://schemas.microsoft.com/office/drawing/2016/5/12/chartex" xmlns:cx7="http://schemas.microsoft.com/office/drawing/2016/5/13/chartex" xmlns:cx8="http://schemas.microsoft.com/office/drawing/2016/5/14/chartex" xmlns:mc="http://schemas.openxmlformats.org/markup-compatibility/2006" xmlns:aink="http://schemas.microsoft.com/office/drawing/2016/ink" xmlns:am3d="http://schemas.microsoft.com/office/drawing/2017/model3d" xmlns:o="urn:schemas-microsoft-com:office:office" xmlns:oel="http://schemas.microsoft.com/office/2019/extlst" xmlns:r="http://schemas.openxmlformats.org/officeDocument/2006/relationships" xmlns:m="http://schemas.openxmlformats.org/officeDocument/2006/math" xmlns:v="urn:schemas-microsoft-com:vml" xmlns:wp14="http://schemas.microsoft.com/office/word/2010/wordprocessingDrawing" xmlns:wp="http://schemas.openxmlformats.org/drawingml/2006/wordprocessingDrawing" xmlns:w10="urn:schemas-microsoft-com:office:word" xmlns:w="http://schemas.openxmlformats.org/wordprocessingml/2006/main" xmlns:w14="http://schemas.microsoft.com/office/word/2010/wordml" xmlns:w15="http://schemas.microsoft.com/office/word/2012/wordml" xmlns:w16cex="http://schemas.microsoft.com/office/word/2018/wordml/cex" xmlns:w16cid="http://schemas.microsoft.com/office/word/2016/wordml/cid" xmlns:w16="http://schemas.microsoft.com/office/word/2018/wordml" xmlns:w16du="http://schemas.microsoft.com/office/word/2023/wordml/word16du" xmlns:w16sdtdh="http://schemas.microsoft.com/office/word/2020/wordml/sdtdatahash" xmlns:w16sdtfl="http://schemas.microsoft.com/office/word/2024/wordml/sdtformatlock" xmlns:w16se="http://schemas.microsoft.com/office/word/2015/wordml/symex" xmlns:wpg="http://schemas.microsoft.com/office/word/2010/wordprocessingGroup" xmlns:wpi="http://schemas.microsoft.com/office/word/2010/wordprocessingInk" xmlns:wne="http://schemas.microsoft.com/office/word/2006/wordml" xmlns:wps="http://schemas.microsoft.com/office/word/2010/wordprocessingShape" mc:Ignorable="w14 w15 w16se w16cid w16 w16cex w16sdtdh w16sdtfl w16du wp14">
+  <w:p>
+    <w:pPr>
+      <w:pStyle w:val="Header"/>
+    </w:pPr>
   </w:p>
 </w:hdr>
 </file>
